--- a/templates/lease-template.docx
+++ b/templates/lease-template.docx
@@ -15,7 +15,7 @@
         <w:spacing w:line="240" w:lineRule="auto"/>
         <w:ind w:left="5040" w:right="4659"/>
         <w:rPr>
-          <w:rFonts w:ascii="Tinos" w:eastAsia="Tinos" w:hAnsi="Tinos" w:cs="Tinos"/>
+          <w:rFonts w:ascii="Times New Roman" w:eastAsia="Times New Roman" w:hAnsi="Times New Roman" w:cs="Times New Roman"/>
           <w:b/>
           <w:bCs/>
           <w:color w:val="000000"/>
@@ -25,7 +25,7 @@
       </w:pPr>
       <w:r>
         <w:rPr>
-          <w:rFonts w:ascii="Tinos" w:eastAsia="Tinos" w:hAnsi="Tinos" w:cs="Tinos"/>
+          <w:rFonts w:ascii="Times New Roman" w:eastAsia="Times New Roman" w:hAnsi="Times New Roman" w:cs="Times New Roman"/>
           <w:b/>
           <w:bCs/>
           <w:color w:val="000000"/>
@@ -49,7 +49,7 @@
         <w:ind w:right="3533"/>
         <w:jc w:val="right"/>
         <w:rPr>
-          <w:rFonts w:ascii="Tinos" w:eastAsia="Tinos" w:hAnsi="Tinos" w:cs="Tinos"/>
+          <w:rFonts w:ascii="Times New Roman" w:eastAsia="Times New Roman" w:hAnsi="Times New Roman" w:cs="Times New Roman"/>
           <w:b/>
           <w:bCs/>
           <w:color w:val="000000"/>
@@ -59,7 +59,7 @@
       </w:pPr>
       <w:r>
         <w:rPr>
-          <w:rFonts w:ascii="Tinos" w:eastAsia="Tinos" w:hAnsi="Tinos" w:cs="Tinos"/>
+          <w:rFonts w:ascii="Times New Roman" w:eastAsia="Times New Roman" w:hAnsi="Times New Roman" w:cs="Times New Roman"/>
           <w:b/>
           <w:bCs/>
           <w:color w:val="000000"/>
@@ -82,7 +82,7 @@
         <w:spacing w:before="551" w:line="223" w:lineRule="auto"/>
         <w:ind w:left="843" w:right="75" w:firstLine="720"/>
         <w:rPr>
-          <w:rFonts w:ascii="Times" w:eastAsia="Times" w:hAnsi="Times" w:cs="Times"/>
+          <w:rFonts w:ascii="Times New Roman" w:eastAsia="Times New Roman" w:hAnsi="Times New Roman" w:cs="Times New Roman"/>
           <w:color w:val="000000"/>
           <w:sz w:val="24"/>
           <w:szCs w:val="24"/>
@@ -105,7 +105,7 @@
         <w:spacing w:before="551" w:line="223" w:lineRule="auto"/>
         <w:ind w:left="843" w:right="75" w:firstLine="720"/>
         <w:rPr>
-          <w:rFonts w:ascii="Times" w:eastAsia="Times" w:hAnsi="Times" w:cs="Times"/>
+          <w:rFonts w:ascii="Times New Roman" w:eastAsia="Times New Roman" w:hAnsi="Times New Roman" w:cs="Times New Roman"/>
           <w:sz w:val="24"/>
           <w:szCs w:val="24"/>
         </w:rPr>
@@ -120,7 +120,7 @@
         <w:spacing w:before="551" w:line="223" w:lineRule="auto"/>
         <w:ind w:left="843" w:right="75" w:firstLine="720"/>
         <w:rPr>
-          <w:rFonts w:ascii="Times" w:eastAsia="Times" w:hAnsi="Times" w:cs="Times"/>
+          <w:rFonts w:ascii="Times New Roman" w:eastAsia="Times New Roman" w:hAnsi="Times New Roman" w:cs="Times New Roman"/>
           <w:sz w:val="24"/>
           <w:szCs w:val="24"/>
         </w:rPr>
@@ -142,15 +142,15 @@
         <w:spacing w:before="256" w:line="240" w:lineRule="auto"/>
         <w:ind w:left="851"/>
         <w:rPr>
-          <w:rFonts w:ascii="Times" w:eastAsia="Times" w:hAnsi="Times" w:cs="Times"/>
-          <w:color w:val="000000"/>
-          <w:sz w:val="24"/>
-          <w:szCs w:val="24"/>
-        </w:rPr>
-      </w:pPr>
-      <w:r>
-        <w:rPr>
-          <w:rFonts w:ascii="Times" w:eastAsia="Times" w:hAnsi="Times" w:cs="Times"/>
+          <w:rFonts w:ascii="Times New Roman" w:eastAsia="Times New Roman" w:hAnsi="Times New Roman" w:cs="Times New Roman"/>
+          <w:color w:val="000000"/>
+          <w:sz w:val="24"/>
+          <w:szCs w:val="24"/>
+        </w:rPr>
+      </w:pPr>
+      <w:r>
+        <w:rPr>
+          <w:rFonts w:ascii="Times New Roman" w:eastAsia="Times New Roman" w:hAnsi="Times New Roman" w:cs="Times New Roman"/>
           <w:color w:val="000000"/>
           <w:sz w:val="24"/>
           <w:szCs w:val="24"/>
@@ -171,15 +171,15 @@
         <w:spacing w:before="256" w:line="240" w:lineRule="auto"/>
         <w:ind w:left="850"/>
         <w:rPr>
-          <w:rFonts w:ascii="Times" w:eastAsia="Times" w:hAnsi="Times" w:cs="Times"/>
-          <w:color w:val="000000"/>
-          <w:sz w:val="24"/>
-          <w:szCs w:val="24"/>
-        </w:rPr>
-      </w:pPr>
-      <w:r>
-        <w:rPr>
-          <w:rFonts w:ascii="Times" w:eastAsia="Times" w:hAnsi="Times" w:cs="Times"/>
+          <w:rFonts w:ascii="Times New Roman" w:eastAsia="Times New Roman" w:hAnsi="Times New Roman" w:cs="Times New Roman"/>
+          <w:color w:val="000000"/>
+          <w:sz w:val="24"/>
+          <w:szCs w:val="24"/>
+        </w:rPr>
+      </w:pPr>
+      <w:r>
+        <w:rPr>
+          <w:rFonts w:ascii="Times New Roman" w:eastAsia="Times New Roman" w:hAnsi="Times New Roman" w:cs="Times New Roman"/>
           <w:color w:val="000000"/>
           <w:sz w:val="24"/>
           <w:szCs w:val="24"/>
@@ -200,15 +200,15 @@
         <w:spacing w:before="265" w:line="223" w:lineRule="auto"/>
         <w:ind w:left="842" w:right="27" w:firstLine="12"/>
         <w:rPr>
-          <w:rFonts w:ascii="Times" w:eastAsia="Times" w:hAnsi="Times" w:cs="Times"/>
-          <w:color w:val="000000"/>
-          <w:sz w:val="24"/>
-          <w:szCs w:val="24"/>
-        </w:rPr>
-      </w:pPr>
-      <w:r>
-        <w:rPr>
-          <w:rFonts w:ascii="Times" w:eastAsia="Times" w:hAnsi="Times" w:cs="Times"/>
+          <w:rFonts w:ascii="Times New Roman" w:eastAsia="Times New Roman" w:hAnsi="Times New Roman" w:cs="Times New Roman"/>
+          <w:color w:val="000000"/>
+          <w:sz w:val="24"/>
+          <w:szCs w:val="24"/>
+        </w:rPr>
+      </w:pPr>
+      <w:r>
+        <w:rPr>
+          <w:rFonts w:ascii="Times New Roman" w:eastAsia="Times New Roman" w:hAnsi="Times New Roman" w:cs="Times New Roman"/>
           <w:b/>
           <w:bCs/>
           <w:color w:val="000000"/>
@@ -219,7 +219,7 @@
       </w:r>
       <w:r>
         <w:rPr>
-          <w:rFonts w:ascii="Times" w:eastAsia="Times" w:hAnsi="Times" w:cs="Times"/>
+          <w:rFonts w:ascii="Times New Roman" w:eastAsia="Times New Roman" w:hAnsi="Times New Roman" w:cs="Times New Roman"/>
           <w:color w:val="000000"/>
           <w:sz w:val="24"/>
           <w:szCs w:val="24"/>
@@ -228,7 +228,7 @@
       </w:r>
       <w:r>
         <w:rPr>
-          <w:rFonts w:ascii="Times" w:eastAsia="Times" w:hAnsi="Times" w:cs="Times"/>
+          <w:rFonts w:ascii="Times New Roman" w:eastAsia="Times New Roman" w:hAnsi="Times New Roman" w:cs="Times New Roman"/>
           <w:sz w:val="24"/>
           <w:szCs w:val="24"/>
         </w:rPr>
@@ -236,7 +236,7 @@
       </w:r>
       <w:r>
         <w:rPr>
-          <w:rFonts w:ascii="Times" w:eastAsia="Times" w:hAnsi="Times" w:cs="Times"/>
+          <w:rFonts w:ascii="Times New Roman" w:eastAsia="Times New Roman" w:hAnsi="Times New Roman" w:cs="Times New Roman"/>
           <w:color w:val="000000"/>
           <w:sz w:val="24"/>
           <w:szCs w:val="24"/>
@@ -245,7 +245,7 @@
       </w:r>
       <w:r>
         <w:rPr>
-          <w:rFonts w:ascii="Times" w:eastAsia="Times" w:hAnsi="Times" w:cs="Times"/>
+          <w:rFonts w:ascii="Times New Roman" w:eastAsia="Times New Roman" w:hAnsi="Times New Roman" w:cs="Times New Roman"/>
           <w:sz w:val="24"/>
           <w:szCs w:val="24"/>
         </w:rPr>
@@ -253,7 +253,7 @@
       </w:r>
       <w:r>
         <w:rPr>
-          <w:rFonts w:ascii="Times" w:eastAsia="Times" w:hAnsi="Times" w:cs="Times"/>
+          <w:rFonts w:ascii="Times New Roman" w:eastAsia="Times New Roman" w:hAnsi="Times New Roman" w:cs="Times New Roman"/>
           <w:color w:val="000000"/>
           <w:sz w:val="24"/>
           <w:szCs w:val="24"/>
@@ -262,7 +262,7 @@
       </w:r>
       <w:r>
         <w:rPr>
-          <w:rFonts w:ascii="Times" w:eastAsia="Times" w:hAnsi="Times" w:cs="Times"/>
+          <w:rFonts w:ascii="Times New Roman" w:eastAsia="Times New Roman" w:hAnsi="Times New Roman" w:cs="Times New Roman"/>
           <w:sz w:val="24"/>
           <w:szCs w:val="24"/>
         </w:rPr>
@@ -270,7 +270,7 @@
       </w:r>
       <w:r>
         <w:rPr>
-          <w:rFonts w:ascii="Times" w:eastAsia="Times" w:hAnsi="Times" w:cs="Times"/>
+          <w:rFonts w:ascii="Times New Roman" w:eastAsia="Times New Roman" w:hAnsi="Times New Roman" w:cs="Times New Roman"/>
           <w:color w:val="000000"/>
           <w:sz w:val="24"/>
           <w:szCs w:val="24"/>
@@ -291,7 +291,7 @@
         <w:spacing w:before="282" w:line="231" w:lineRule="auto"/>
         <w:ind w:left="843" w:right="221"/>
         <w:rPr>
-          <w:rFonts w:ascii="Times" w:eastAsia="Times" w:hAnsi="Times" w:cs="Times"/>
+          <w:rFonts w:ascii="Times New Roman" w:eastAsia="Times New Roman" w:hAnsi="Times New Roman" w:cs="Times New Roman"/>
           <w:b/>
           <w:bCs/>
           <w:color w:val="000000"/>
@@ -316,15 +316,15 @@
         <w:spacing w:before="274" w:line="223" w:lineRule="auto"/>
         <w:ind w:left="843" w:right="216"/>
         <w:rPr>
-          <w:rFonts w:ascii="Times" w:eastAsia="Times" w:hAnsi="Times" w:cs="Times"/>
-          <w:color w:val="000000"/>
-          <w:sz w:val="24"/>
-          <w:szCs w:val="24"/>
-        </w:rPr>
-      </w:pPr>
-      <w:r>
-        <w:rPr>
-          <w:rFonts w:ascii="Times" w:eastAsia="Times" w:hAnsi="Times" w:cs="Times"/>
+          <w:rFonts w:ascii="Times New Roman" w:eastAsia="Times New Roman" w:hAnsi="Times New Roman" w:cs="Times New Roman"/>
+          <w:color w:val="000000"/>
+          <w:sz w:val="24"/>
+          <w:szCs w:val="24"/>
+        </w:rPr>
+      </w:pPr>
+      <w:r>
+        <w:rPr>
+          <w:rFonts w:ascii="Times New Roman" w:eastAsia="Times New Roman" w:hAnsi="Times New Roman" w:cs="Times New Roman"/>
           <w:b/>
           <w:bCs/>
           <w:color w:val="000000"/>
@@ -335,7 +335,7 @@
       </w:r>
       <w:r>
         <w:rPr>
-          <w:rFonts w:ascii="Times" w:eastAsia="Times" w:hAnsi="Times" w:cs="Times"/>
+          <w:rFonts w:ascii="Times New Roman" w:eastAsia="Times New Roman" w:hAnsi="Times New Roman" w:cs="Times New Roman"/>
           <w:color w:val="000000"/>
           <w:sz w:val="24"/>
           <w:szCs w:val="24"/>
@@ -356,7 +356,7 @@
         <w:spacing w:before="273" w:line="223" w:lineRule="auto"/>
         <w:ind w:left="1561" w:right="95" w:firstLine="10"/>
         <w:rPr>
-          <w:rFonts w:ascii="Times" w:eastAsia="Times" w:hAnsi="Times" w:cs="Times"/>
+          <w:rFonts w:ascii="Times New Roman" w:eastAsia="Times New Roman" w:hAnsi="Times New Roman" w:cs="Times New Roman"/>
           <w:sz w:val="24"/>
           <w:szCs w:val="24"/>
         </w:rPr>
@@ -379,15 +379,15 @@
         <w:spacing w:before="273" w:line="240" w:lineRule="auto"/>
         <w:ind w:left="1571"/>
         <w:rPr>
-          <w:rFonts w:ascii="Times" w:eastAsia="Times" w:hAnsi="Times" w:cs="Times"/>
-          <w:color w:val="000000"/>
-          <w:sz w:val="24"/>
-          <w:szCs w:val="24"/>
-        </w:rPr>
-      </w:pPr>
-      <w:r>
-        <w:rPr>
-          <w:rFonts w:ascii="Times" w:eastAsia="Times" w:hAnsi="Times" w:cs="Times"/>
+          <w:rFonts w:ascii="Times New Roman" w:eastAsia="Times New Roman" w:hAnsi="Times New Roman" w:cs="Times New Roman"/>
+          <w:color w:val="000000"/>
+          <w:sz w:val="24"/>
+          <w:szCs w:val="24"/>
+        </w:rPr>
+      </w:pPr>
+      <w:r>
+        <w:rPr>
+          <w:rFonts w:ascii="Times New Roman" w:eastAsia="Times New Roman" w:hAnsi="Times New Roman" w:cs="Times New Roman"/>
           <w:color w:val="000000"/>
           <w:sz w:val="24"/>
           <w:szCs w:val="24"/>
@@ -408,15 +408,15 @@
         <w:spacing w:before="256" w:line="240" w:lineRule="auto"/>
         <w:ind w:left="1566"/>
         <w:rPr>
-          <w:rFonts w:ascii="Times" w:eastAsia="Times" w:hAnsi="Times" w:cs="Times"/>
-          <w:color w:val="000000"/>
-          <w:sz w:val="24"/>
-          <w:szCs w:val="24"/>
-        </w:rPr>
-      </w:pPr>
-      <w:r>
-        <w:rPr>
-          <w:rFonts w:ascii="Times" w:eastAsia="Times" w:hAnsi="Times" w:cs="Times"/>
+          <w:rFonts w:ascii="Times New Roman" w:eastAsia="Times New Roman" w:hAnsi="Times New Roman" w:cs="Times New Roman"/>
+          <w:color w:val="000000"/>
+          <w:sz w:val="24"/>
+          <w:szCs w:val="24"/>
+        </w:rPr>
+      </w:pPr>
+      <w:r>
+        <w:rPr>
+          <w:rFonts w:ascii="Times New Roman" w:eastAsia="Times New Roman" w:hAnsi="Times New Roman" w:cs="Times New Roman"/>
           <w:color w:val="000000"/>
           <w:sz w:val="24"/>
           <w:szCs w:val="24"/>
@@ -437,15 +437,15 @@
         <w:spacing w:line="240" w:lineRule="auto"/>
         <w:ind w:left="1562"/>
         <w:rPr>
-          <w:rFonts w:ascii="Times" w:eastAsia="Times" w:hAnsi="Times" w:cs="Times"/>
-          <w:color w:val="000000"/>
-          <w:sz w:val="24"/>
-          <w:szCs w:val="24"/>
-        </w:rPr>
-      </w:pPr>
-      <w:r>
-        <w:rPr>
-          <w:rFonts w:ascii="Times" w:eastAsia="Times" w:hAnsi="Times" w:cs="Times"/>
+          <w:rFonts w:ascii="Times New Roman" w:eastAsia="Times New Roman" w:hAnsi="Times New Roman" w:cs="Times New Roman"/>
+          <w:color w:val="000000"/>
+          <w:sz w:val="24"/>
+          <w:szCs w:val="24"/>
+        </w:rPr>
+      </w:pPr>
+      <w:r>
+        <w:rPr>
+          <w:rFonts w:ascii="Times New Roman" w:eastAsia="Times New Roman" w:hAnsi="Times New Roman" w:cs="Times New Roman"/>
           <w:color w:val="000000"/>
           <w:sz w:val="24"/>
           <w:szCs w:val="24"/>
@@ -466,15 +466,15 @@
         <w:spacing w:line="240" w:lineRule="auto"/>
         <w:ind w:left="1566"/>
         <w:rPr>
-          <w:rFonts w:ascii="Times" w:eastAsia="Times" w:hAnsi="Times" w:cs="Times"/>
-          <w:color w:val="000000"/>
-          <w:sz w:val="24"/>
-          <w:szCs w:val="24"/>
-        </w:rPr>
-      </w:pPr>
-      <w:r>
-        <w:rPr>
-          <w:rFonts w:ascii="Times" w:eastAsia="Times" w:hAnsi="Times" w:cs="Times"/>
+          <w:rFonts w:ascii="Times New Roman" w:eastAsia="Times New Roman" w:hAnsi="Times New Roman" w:cs="Times New Roman"/>
+          <w:color w:val="000000"/>
+          <w:sz w:val="24"/>
+          <w:szCs w:val="24"/>
+        </w:rPr>
+      </w:pPr>
+      <w:r>
+        <w:rPr>
+          <w:rFonts w:ascii="Times New Roman" w:eastAsia="Times New Roman" w:hAnsi="Times New Roman" w:cs="Times New Roman"/>
           <w:color w:val="000000"/>
           <w:sz w:val="24"/>
           <w:szCs w:val="24"/>
@@ -495,14 +495,14 @@
         <w:spacing w:line="240" w:lineRule="auto"/>
         <w:ind w:left="1566"/>
         <w:rPr>
-          <w:rFonts w:ascii="Times" w:eastAsia="Times" w:hAnsi="Times" w:cs="Times"/>
-          <w:sz w:val="24"/>
-          <w:szCs w:val="24"/>
-        </w:rPr>
-      </w:pPr>
-      <w:r>
-        <w:rPr>
-          <w:rFonts w:ascii="Times" w:eastAsia="Times" w:hAnsi="Times" w:cs="Times"/>
+          <w:rFonts w:ascii="Times New Roman" w:eastAsia="Times New Roman" w:hAnsi="Times New Roman" w:cs="Times New Roman"/>
+          <w:sz w:val="24"/>
+          <w:szCs w:val="24"/>
+        </w:rPr>
+      </w:pPr>
+      <w:r>
+        <w:rPr>
+          <w:rFonts w:ascii="Times New Roman" w:eastAsia="Times New Roman" w:hAnsi="Times New Roman" w:cs="Times New Roman"/>
           <w:sz w:val="24"/>
           <w:szCs w:val="24"/>
         </w:rPr>
@@ -522,14 +522,14 @@
         <w:spacing w:line="240" w:lineRule="auto"/>
         <w:ind w:left="1566"/>
         <w:rPr>
-          <w:rFonts w:ascii="Times" w:eastAsia="Times" w:hAnsi="Times" w:cs="Times"/>
-          <w:sz w:val="24"/>
-          <w:szCs w:val="24"/>
-        </w:rPr>
-      </w:pPr>
-      <w:r>
-        <w:rPr>
-          <w:rFonts w:ascii="Times" w:eastAsia="Times" w:hAnsi="Times" w:cs="Times"/>
+          <w:rFonts w:ascii="Times New Roman" w:eastAsia="Times New Roman" w:hAnsi="Times New Roman" w:cs="Times New Roman"/>
+          <w:sz w:val="24"/>
+          <w:szCs w:val="24"/>
+        </w:rPr>
+      </w:pPr>
+      <w:r>
+        <w:rPr>
+          <w:rFonts w:ascii="Times New Roman" w:eastAsia="Times New Roman" w:hAnsi="Times New Roman" w:cs="Times New Roman"/>
           <w:sz w:val="24"/>
           <w:szCs w:val="24"/>
         </w:rPr>
@@ -550,15 +550,15 @@
         <w:ind w:left="1563" w:right="461" w:firstLine="1"/>
         <w:jc w:val="both"/>
         <w:rPr>
-          <w:rFonts w:ascii="Times" w:eastAsia="Times" w:hAnsi="Times" w:cs="Times"/>
-          <w:color w:val="000000"/>
-          <w:sz w:val="24"/>
-          <w:szCs w:val="24"/>
-        </w:rPr>
-      </w:pPr>
-      <w:r>
-        <w:rPr>
-          <w:rFonts w:ascii="Times" w:eastAsia="Times" w:hAnsi="Times" w:cs="Times"/>
+          <w:rFonts w:ascii="Times New Roman" w:eastAsia="Times New Roman" w:hAnsi="Times New Roman" w:cs="Times New Roman"/>
+          <w:color w:val="000000"/>
+          <w:sz w:val="24"/>
+          <w:szCs w:val="24"/>
+        </w:rPr>
+      </w:pPr>
+      <w:r>
+        <w:rPr>
+          <w:rFonts w:ascii="Times New Roman" w:eastAsia="Times New Roman" w:hAnsi="Times New Roman" w:cs="Times New Roman"/>
           <w:color w:val="000000"/>
           <w:sz w:val="24"/>
           <w:szCs w:val="24"/>
@@ -567,7 +567,7 @@
       </w:r>
       <w:r>
         <w:rPr>
-          <w:rFonts w:ascii="Times" w:eastAsia="Times" w:hAnsi="Times" w:cs="Times"/>
+          <w:rFonts w:ascii="Times New Roman" w:eastAsia="Times New Roman" w:hAnsi="Times New Roman" w:cs="Times New Roman"/>
           <w:sz w:val="24"/>
           <w:szCs w:val="24"/>
         </w:rPr>
@@ -575,7 +575,7 @@
       </w:r>
       <w:r>
         <w:rPr>
-          <w:rFonts w:ascii="Times" w:eastAsia="Times" w:hAnsi="Times" w:cs="Times"/>
+          <w:rFonts w:ascii="Times New Roman" w:eastAsia="Times New Roman" w:hAnsi="Times New Roman" w:cs="Times New Roman"/>
           <w:color w:val="000000"/>
           <w:sz w:val="24"/>
           <w:szCs w:val="24"/>
@@ -584,7 +584,7 @@
       </w:r>
       <w:r>
         <w:rPr>
-          <w:rFonts w:ascii="Times" w:eastAsia="Times" w:hAnsi="Times" w:cs="Times"/>
+          <w:rFonts w:ascii="Times New Roman" w:eastAsia="Times New Roman" w:hAnsi="Times New Roman" w:cs="Times New Roman"/>
           <w:sz w:val="24"/>
           <w:szCs w:val="24"/>
         </w:rPr>
@@ -604,15 +604,15 @@
         <w:spacing w:before="273" w:line="223" w:lineRule="auto"/>
         <w:ind w:left="1564" w:right="1"/>
         <w:rPr>
-          <w:rFonts w:ascii="Times" w:eastAsia="Times" w:hAnsi="Times" w:cs="Times"/>
-          <w:color w:val="000000"/>
-          <w:sz w:val="24"/>
-          <w:szCs w:val="24"/>
-        </w:rPr>
-      </w:pPr>
-      <w:r>
-        <w:rPr>
-          <w:rFonts w:ascii="Times" w:eastAsia="Times" w:hAnsi="Times" w:cs="Times"/>
+          <w:rFonts w:ascii="Times New Roman" w:eastAsia="Times New Roman" w:hAnsi="Times New Roman" w:cs="Times New Roman"/>
+          <w:color w:val="000000"/>
+          <w:sz w:val="24"/>
+          <w:szCs w:val="24"/>
+        </w:rPr>
+      </w:pPr>
+      <w:r>
+        <w:rPr>
+          <w:rFonts w:ascii="Times New Roman" w:eastAsia="Times New Roman" w:hAnsi="Times New Roman" w:cs="Times New Roman"/>
           <w:color w:val="000000"/>
           <w:sz w:val="24"/>
           <w:szCs w:val="24"/>
@@ -633,15 +633,15 @@
         <w:spacing w:line="223" w:lineRule="auto"/>
         <w:ind w:left="1561" w:right="15"/>
         <w:rPr>
-          <w:rFonts w:ascii="Times" w:eastAsia="Times" w:hAnsi="Times" w:cs="Times"/>
-          <w:color w:val="000000"/>
-          <w:sz w:val="24"/>
-          <w:szCs w:val="24"/>
-        </w:rPr>
-      </w:pPr>
-      <w:r>
-        <w:rPr>
-          <w:rFonts w:ascii="Times" w:eastAsia="Times" w:hAnsi="Times" w:cs="Times"/>
+          <w:rFonts w:ascii="Times New Roman" w:eastAsia="Times New Roman" w:hAnsi="Times New Roman" w:cs="Times New Roman"/>
+          <w:color w:val="000000"/>
+          <w:sz w:val="24"/>
+          <w:szCs w:val="24"/>
+        </w:rPr>
+      </w:pPr>
+      <w:r>
+        <w:rPr>
+          <w:rFonts w:ascii="Times New Roman" w:eastAsia="Times New Roman" w:hAnsi="Times New Roman" w:cs="Times New Roman"/>
           <w:color w:val="000000"/>
           <w:sz w:val="24"/>
           <w:szCs w:val="24"/>
@@ -662,15 +662,15 @@
         <w:spacing w:before="273" w:line="223" w:lineRule="auto"/>
         <w:ind w:left="1561" w:right="148" w:firstLine="1"/>
         <w:rPr>
-          <w:rFonts w:ascii="Times" w:eastAsia="Times" w:hAnsi="Times" w:cs="Times"/>
-          <w:color w:val="000000"/>
-          <w:sz w:val="24"/>
-          <w:szCs w:val="24"/>
-        </w:rPr>
-      </w:pPr>
-      <w:r>
-        <w:rPr>
-          <w:rFonts w:ascii="Times" w:eastAsia="Times" w:hAnsi="Times" w:cs="Times"/>
+          <w:rFonts w:ascii="Times New Roman" w:eastAsia="Times New Roman" w:hAnsi="Times New Roman" w:cs="Times New Roman"/>
+          <w:color w:val="000000"/>
+          <w:sz w:val="24"/>
+          <w:szCs w:val="24"/>
+        </w:rPr>
+      </w:pPr>
+      <w:r>
+        <w:rPr>
+          <w:rFonts w:ascii="Times New Roman" w:eastAsia="Times New Roman" w:hAnsi="Times New Roman" w:cs="Times New Roman"/>
           <w:color w:val="000000"/>
           <w:sz w:val="24"/>
           <w:szCs w:val="24"/>
@@ -692,7 +692,7 @@
         <w:spacing w:before="282" w:line="223" w:lineRule="auto"/>
         <w:ind w:left="841" w:right="220" w:firstLine="3"/>
         <w:rPr>
-          <w:rFonts w:ascii="Times" w:eastAsia="Times" w:hAnsi="Times" w:cs="Times"/>
+          <w:rFonts w:ascii="Times New Roman" w:eastAsia="Times New Roman" w:hAnsi="Times New Roman" w:cs="Times New Roman"/>
           <w:color w:val="000000"/>
           <w:sz w:val="24"/>
           <w:szCs w:val="24"/>
@@ -715,15 +715,15 @@
         <w:spacing w:before="273" w:line="223" w:lineRule="auto"/>
         <w:ind w:left="841" w:right="89" w:firstLine="1"/>
         <w:rPr>
-          <w:rFonts w:ascii="Times" w:eastAsia="Times" w:hAnsi="Times" w:cs="Times"/>
-          <w:color w:val="000000"/>
-          <w:sz w:val="24"/>
-          <w:szCs w:val="24"/>
-        </w:rPr>
-      </w:pPr>
-      <w:r>
-        <w:rPr>
-          <w:rFonts w:ascii="Times" w:eastAsia="Times" w:hAnsi="Times" w:cs="Times"/>
+          <w:rFonts w:ascii="Times New Roman" w:eastAsia="Times New Roman" w:hAnsi="Times New Roman" w:cs="Times New Roman"/>
+          <w:color w:val="000000"/>
+          <w:sz w:val="24"/>
+          <w:szCs w:val="24"/>
+        </w:rPr>
+      </w:pPr>
+      <w:r>
+        <w:rPr>
+          <w:rFonts w:ascii="Times New Roman" w:eastAsia="Times New Roman" w:hAnsi="Times New Roman" w:cs="Times New Roman"/>
           <w:color w:val="000000"/>
           <w:sz w:val="24"/>
           <w:szCs w:val="24"/>
@@ -744,15 +744,15 @@
         <w:spacing w:before="273" w:line="223" w:lineRule="auto"/>
         <w:ind w:left="840" w:right="84" w:firstLine="3"/>
         <w:rPr>
-          <w:rFonts w:ascii="Times" w:eastAsia="Times" w:hAnsi="Times" w:cs="Times"/>
-          <w:color w:val="000000"/>
-          <w:sz w:val="24"/>
-          <w:szCs w:val="24"/>
-        </w:rPr>
-      </w:pPr>
-      <w:r>
-        <w:rPr>
-          <w:rFonts w:ascii="Times" w:eastAsia="Times" w:hAnsi="Times" w:cs="Times"/>
+          <w:rFonts w:ascii="Times New Roman" w:eastAsia="Times New Roman" w:hAnsi="Times New Roman" w:cs="Times New Roman"/>
+          <w:color w:val="000000"/>
+          <w:sz w:val="24"/>
+          <w:szCs w:val="24"/>
+        </w:rPr>
+      </w:pPr>
+      <w:r>
+        <w:rPr>
+          <w:rFonts w:ascii="Times New Roman" w:eastAsia="Times New Roman" w:hAnsi="Times New Roman" w:cs="Times New Roman"/>
           <w:color w:val="000000"/>
           <w:sz w:val="24"/>
           <w:szCs w:val="24"/>
@@ -773,15 +773,15 @@
         <w:spacing w:before="273" w:line="223" w:lineRule="auto"/>
         <w:ind w:left="842" w:right="281"/>
         <w:rPr>
-          <w:rFonts w:ascii="Times" w:eastAsia="Times" w:hAnsi="Times" w:cs="Times"/>
-          <w:color w:val="000000"/>
-          <w:sz w:val="24"/>
-          <w:szCs w:val="24"/>
-        </w:rPr>
-      </w:pPr>
-      <w:r>
-        <w:rPr>
-          <w:rFonts w:ascii="Times" w:eastAsia="Times" w:hAnsi="Times" w:cs="Times"/>
+          <w:rFonts w:ascii="Times New Roman" w:eastAsia="Times New Roman" w:hAnsi="Times New Roman" w:cs="Times New Roman"/>
+          <w:color w:val="000000"/>
+          <w:sz w:val="24"/>
+          <w:szCs w:val="24"/>
+        </w:rPr>
+      </w:pPr>
+      <w:r>
+        <w:rPr>
+          <w:rFonts w:ascii="Times New Roman" w:eastAsia="Times New Roman" w:hAnsi="Times New Roman" w:cs="Times New Roman"/>
           <w:color w:val="000000"/>
           <w:sz w:val="24"/>
           <w:szCs w:val="24"/>
@@ -802,15 +802,15 @@
         <w:spacing w:before="273" w:line="223" w:lineRule="auto"/>
         <w:ind w:left="841" w:right="161" w:firstLine="2"/>
         <w:rPr>
-          <w:rFonts w:ascii="Times" w:eastAsia="Times" w:hAnsi="Times" w:cs="Times"/>
-          <w:color w:val="000000"/>
-          <w:sz w:val="24"/>
-          <w:szCs w:val="24"/>
-        </w:rPr>
-      </w:pPr>
-      <w:r>
-        <w:rPr>
-          <w:rFonts w:ascii="Times" w:eastAsia="Times" w:hAnsi="Times" w:cs="Times"/>
+          <w:rFonts w:ascii="Times New Roman" w:eastAsia="Times New Roman" w:hAnsi="Times New Roman" w:cs="Times New Roman"/>
+          <w:color w:val="000000"/>
+          <w:sz w:val="24"/>
+          <w:szCs w:val="24"/>
+        </w:rPr>
+      </w:pPr>
+      <w:r>
+        <w:rPr>
+          <w:rFonts w:ascii="Times New Roman" w:eastAsia="Times New Roman" w:hAnsi="Times New Roman" w:cs="Times New Roman"/>
           <w:color w:val="000000"/>
           <w:sz w:val="24"/>
           <w:szCs w:val="24"/>
@@ -831,15 +831,15 @@
         <w:spacing w:before="282" w:line="223" w:lineRule="auto"/>
         <w:ind w:left="841" w:right="15" w:firstLine="4"/>
         <w:rPr>
-          <w:rFonts w:ascii="Times" w:eastAsia="Times" w:hAnsi="Times" w:cs="Times"/>
-          <w:color w:val="000000"/>
-          <w:sz w:val="24"/>
-          <w:szCs w:val="24"/>
-        </w:rPr>
-      </w:pPr>
-      <w:r>
-        <w:rPr>
-          <w:rFonts w:ascii="Times" w:eastAsia="Times" w:hAnsi="Times" w:cs="Times"/>
+          <w:rFonts w:ascii="Times New Roman" w:eastAsia="Times New Roman" w:hAnsi="Times New Roman" w:cs="Times New Roman"/>
+          <w:color w:val="000000"/>
+          <w:sz w:val="24"/>
+          <w:szCs w:val="24"/>
+        </w:rPr>
+      </w:pPr>
+      <w:r>
+        <w:rPr>
+          <w:rFonts w:ascii="Times New Roman" w:eastAsia="Times New Roman" w:hAnsi="Times New Roman" w:cs="Times New Roman"/>
           <w:b/>
           <w:bCs/>
           <w:color w:val="000000"/>
@@ -850,7 +850,7 @@
       </w:r>
       <w:r>
         <w:rPr>
-          <w:rFonts w:ascii="Times" w:eastAsia="Times" w:hAnsi="Times" w:cs="Times"/>
+          <w:rFonts w:ascii="Times New Roman" w:eastAsia="Times New Roman" w:hAnsi="Times New Roman" w:cs="Times New Roman"/>
           <w:color w:val="000000"/>
           <w:sz w:val="24"/>
           <w:szCs w:val="24"/>
@@ -871,15 +871,15 @@
         <w:spacing w:line="223" w:lineRule="auto"/>
         <w:ind w:left="843" w:right="161" w:firstLine="3"/>
         <w:rPr>
-          <w:rFonts w:ascii="Times" w:eastAsia="Times" w:hAnsi="Times" w:cs="Times"/>
-          <w:color w:val="000000"/>
-          <w:sz w:val="24"/>
-          <w:szCs w:val="24"/>
-        </w:rPr>
-      </w:pPr>
-      <w:r>
-        <w:rPr>
-          <w:rFonts w:ascii="Times" w:eastAsia="Times" w:hAnsi="Times" w:cs="Times"/>
+          <w:rFonts w:ascii="Times New Roman" w:eastAsia="Times New Roman" w:hAnsi="Times New Roman" w:cs="Times New Roman"/>
+          <w:color w:val="000000"/>
+          <w:sz w:val="24"/>
+          <w:szCs w:val="24"/>
+        </w:rPr>
+      </w:pPr>
+      <w:r>
+        <w:rPr>
+          <w:rFonts w:ascii="Times New Roman" w:eastAsia="Times New Roman" w:hAnsi="Times New Roman" w:cs="Times New Roman"/>
           <w:b/>
           <w:bCs/>
           <w:color w:val="000000"/>
@@ -890,7 +890,7 @@
       </w:r>
       <w:r>
         <w:rPr>
-          <w:rFonts w:ascii="Times" w:eastAsia="Times" w:hAnsi="Times" w:cs="Times"/>
+          <w:rFonts w:ascii="Times New Roman" w:eastAsia="Times New Roman" w:hAnsi="Times New Roman" w:cs="Times New Roman"/>
           <w:color w:val="000000"/>
           <w:sz w:val="24"/>
           <w:szCs w:val="24"/>
@@ -911,15 +911,15 @@
         <w:spacing w:before="273" w:line="223" w:lineRule="auto"/>
         <w:ind w:left="841" w:right="88" w:firstLine="1"/>
         <w:rPr>
-          <w:rFonts w:ascii="Times" w:eastAsia="Times" w:hAnsi="Times" w:cs="Times"/>
-          <w:color w:val="000000"/>
-          <w:sz w:val="24"/>
-          <w:szCs w:val="24"/>
-        </w:rPr>
-      </w:pPr>
-      <w:r>
-        <w:rPr>
-          <w:rFonts w:ascii="Times" w:eastAsia="Times" w:hAnsi="Times" w:cs="Times"/>
+          <w:rFonts w:ascii="Times New Roman" w:eastAsia="Times New Roman" w:hAnsi="Times New Roman" w:cs="Times New Roman"/>
+          <w:color w:val="000000"/>
+          <w:sz w:val="24"/>
+          <w:szCs w:val="24"/>
+        </w:rPr>
+      </w:pPr>
+      <w:r>
+        <w:rPr>
+          <w:rFonts w:ascii="Times New Roman" w:eastAsia="Times New Roman" w:hAnsi="Times New Roman" w:cs="Times New Roman"/>
           <w:color w:val="000000"/>
           <w:sz w:val="24"/>
           <w:szCs w:val="24"/>
@@ -940,15 +940,15 @@
         <w:spacing w:before="282" w:line="223" w:lineRule="auto"/>
         <w:ind w:left="840" w:right="168" w:firstLine="3"/>
         <w:rPr>
-          <w:rFonts w:ascii="Times" w:eastAsia="Times" w:hAnsi="Times" w:cs="Times"/>
-          <w:color w:val="000000"/>
-          <w:sz w:val="24"/>
-          <w:szCs w:val="24"/>
-        </w:rPr>
-      </w:pPr>
-      <w:r>
-        <w:rPr>
-          <w:rFonts w:ascii="Times" w:eastAsia="Times" w:hAnsi="Times" w:cs="Times"/>
+          <w:rFonts w:ascii="Times New Roman" w:eastAsia="Times New Roman" w:hAnsi="Times New Roman" w:cs="Times New Roman"/>
+          <w:color w:val="000000"/>
+          <w:sz w:val="24"/>
+          <w:szCs w:val="24"/>
+        </w:rPr>
+      </w:pPr>
+      <w:r>
+        <w:rPr>
+          <w:rFonts w:ascii="Times New Roman" w:eastAsia="Times New Roman" w:hAnsi="Times New Roman" w:cs="Times New Roman"/>
           <w:b/>
           <w:bCs/>
           <w:color w:val="000000"/>
@@ -959,7 +959,7 @@
       </w:r>
       <w:r>
         <w:rPr>
-          <w:rFonts w:ascii="Times" w:eastAsia="Times" w:hAnsi="Times" w:cs="Times"/>
+          <w:rFonts w:ascii="Times New Roman" w:eastAsia="Times New Roman" w:hAnsi="Times New Roman" w:cs="Times New Roman"/>
           <w:color w:val="000000"/>
           <w:sz w:val="24"/>
           <w:szCs w:val="24"/>
@@ -983,15 +983,15 @@
         <w:ind w:left="842" w:right="77" w:hanging="1"/>
         <w:jc w:val="both"/>
         <w:rPr>
-          <w:rFonts w:ascii="Times" w:eastAsia="Times" w:hAnsi="Times" w:cs="Times"/>
-          <w:color w:val="000000"/>
-          <w:sz w:val="24"/>
-          <w:szCs w:val="24"/>
-        </w:rPr>
-      </w:pPr>
-      <w:r>
-        <w:rPr>
-          <w:rFonts w:ascii="Times" w:eastAsia="Times" w:hAnsi="Times" w:cs="Times"/>
+          <w:rFonts w:ascii="Times New Roman" w:eastAsia="Times New Roman" w:hAnsi="Times New Roman" w:cs="Times New Roman"/>
+          <w:color w:val="000000"/>
+          <w:sz w:val="24"/>
+          <w:szCs w:val="24"/>
+        </w:rPr>
+      </w:pPr>
+      <w:r>
+        <w:rPr>
+          <w:rFonts w:ascii="Times New Roman" w:eastAsia="Times New Roman" w:hAnsi="Times New Roman" w:cs="Times New Roman"/>
           <w:color w:val="000000"/>
           <w:sz w:val="24"/>
           <w:szCs w:val="24"/>
@@ -1012,15 +1012,15 @@
         <w:spacing w:before="273" w:line="223" w:lineRule="auto"/>
         <w:ind w:left="843" w:right="68"/>
         <w:rPr>
-          <w:rFonts w:ascii="Times" w:eastAsia="Times" w:hAnsi="Times" w:cs="Times"/>
-          <w:color w:val="000000"/>
-          <w:sz w:val="24"/>
-          <w:szCs w:val="24"/>
-        </w:rPr>
-      </w:pPr>
-      <w:r>
-        <w:rPr>
-          <w:rFonts w:ascii="Times" w:eastAsia="Times" w:hAnsi="Times" w:cs="Times"/>
+          <w:rFonts w:ascii="Times New Roman" w:eastAsia="Times New Roman" w:hAnsi="Times New Roman" w:cs="Times New Roman"/>
+          <w:color w:val="000000"/>
+          <w:sz w:val="24"/>
+          <w:szCs w:val="24"/>
+        </w:rPr>
+      </w:pPr>
+      <w:r>
+        <w:rPr>
+          <w:rFonts w:ascii="Times New Roman" w:eastAsia="Times New Roman" w:hAnsi="Times New Roman" w:cs="Times New Roman"/>
           <w:color w:val="000000"/>
           <w:sz w:val="24"/>
           <w:szCs w:val="24"/>
@@ -1041,7 +1041,7 @@
         <w:spacing w:before="282" w:line="223" w:lineRule="auto"/>
         <w:ind w:left="846" w:right="35"/>
         <w:rPr>
-          <w:rFonts w:ascii="Times" w:eastAsia="Times" w:hAnsi="Times" w:cs="Times"/>
+          <w:rFonts w:ascii="Times New Roman" w:eastAsia="Times New Roman" w:hAnsi="Times New Roman" w:cs="Times New Roman"/>
           <w:color w:val="000000"/>
           <w:sz w:val="24"/>
           <w:szCs w:val="24"/>
@@ -1064,15 +1064,15 @@
         <w:spacing w:before="282" w:line="223" w:lineRule="auto"/>
         <w:ind w:left="843" w:right="167" w:firstLine="3"/>
         <w:rPr>
-          <w:rFonts w:ascii="Times" w:eastAsia="Times" w:hAnsi="Times" w:cs="Times"/>
-          <w:color w:val="000000"/>
-          <w:sz w:val="24"/>
-          <w:szCs w:val="24"/>
-        </w:rPr>
-      </w:pPr>
-      <w:r>
-        <w:rPr>
-          <w:rFonts w:ascii="Times" w:eastAsia="Times" w:hAnsi="Times" w:cs="Times"/>
+          <w:rFonts w:ascii="Times New Roman" w:eastAsia="Times New Roman" w:hAnsi="Times New Roman" w:cs="Times New Roman"/>
+          <w:color w:val="000000"/>
+          <w:sz w:val="24"/>
+          <w:szCs w:val="24"/>
+        </w:rPr>
+      </w:pPr>
+      <w:r>
+        <w:rPr>
+          <w:rFonts w:ascii="Times New Roman" w:eastAsia="Times New Roman" w:hAnsi="Times New Roman" w:cs="Times New Roman"/>
           <w:b/>
           <w:bCs/>
           <w:color w:val="000000"/>
@@ -1083,7 +1083,7 @@
       </w:r>
       <w:r>
         <w:rPr>
-          <w:rFonts w:ascii="Times" w:eastAsia="Times" w:hAnsi="Times" w:cs="Times"/>
+          <w:rFonts w:ascii="Times New Roman" w:eastAsia="Times New Roman" w:hAnsi="Times New Roman" w:cs="Times New Roman"/>
           <w:color w:val="000000"/>
           <w:sz w:val="24"/>
           <w:szCs w:val="24"/>
@@ -1092,7 +1092,7 @@
       </w:r>
       <w:r>
         <w:rPr>
-          <w:rFonts w:ascii="Times" w:eastAsia="Times" w:hAnsi="Times" w:cs="Times"/>
+          <w:rFonts w:ascii="Times New Roman" w:eastAsia="Times New Roman" w:hAnsi="Times New Roman" w:cs="Times New Roman"/>
           <w:sz w:val="24"/>
           <w:szCs w:val="24"/>
         </w:rPr>
@@ -1100,7 +1100,7 @@
       </w:r>
       <w:r>
         <w:rPr>
-          <w:rFonts w:ascii="Times" w:eastAsia="Times" w:hAnsi="Times" w:cs="Times"/>
+          <w:rFonts w:ascii="Times New Roman" w:eastAsia="Times New Roman" w:hAnsi="Times New Roman" w:cs="Times New Roman"/>
           <w:color w:val="000000"/>
           <w:sz w:val="24"/>
           <w:szCs w:val="24"/>
@@ -1121,15 +1121,15 @@
         <w:spacing w:before="273" w:line="223" w:lineRule="auto"/>
         <w:ind w:left="852" w:right="359" w:hanging="8"/>
         <w:rPr>
-          <w:rFonts w:ascii="Times" w:eastAsia="Times" w:hAnsi="Times" w:cs="Times"/>
-          <w:color w:val="000000"/>
-          <w:sz w:val="24"/>
-          <w:szCs w:val="24"/>
-        </w:rPr>
-      </w:pPr>
-      <w:r>
-        <w:rPr>
-          <w:rFonts w:ascii="Times" w:eastAsia="Times" w:hAnsi="Times" w:cs="Times"/>
+          <w:rFonts w:ascii="Times New Roman" w:eastAsia="Times New Roman" w:hAnsi="Times New Roman" w:cs="Times New Roman"/>
+          <w:color w:val="000000"/>
+          <w:sz w:val="24"/>
+          <w:szCs w:val="24"/>
+        </w:rPr>
+      </w:pPr>
+      <w:r>
+        <w:rPr>
+          <w:rFonts w:ascii="Times New Roman" w:eastAsia="Times New Roman" w:hAnsi="Times New Roman" w:cs="Times New Roman"/>
           <w:color w:val="000000"/>
           <w:sz w:val="24"/>
           <w:szCs w:val="24"/>
@@ -1150,15 +1150,15 @@
         <w:spacing w:before="273" w:line="240" w:lineRule="auto"/>
         <w:ind w:left="1563"/>
         <w:rPr>
-          <w:rFonts w:ascii="Times" w:eastAsia="Times" w:hAnsi="Times" w:cs="Times"/>
-          <w:color w:val="000000"/>
-          <w:sz w:val="24"/>
-          <w:szCs w:val="24"/>
-        </w:rPr>
-      </w:pPr>
-      <w:r>
-        <w:rPr>
-          <w:rFonts w:ascii="Times" w:eastAsia="Times" w:hAnsi="Times" w:cs="Times"/>
+          <w:rFonts w:ascii="Times New Roman" w:eastAsia="Times New Roman" w:hAnsi="Times New Roman" w:cs="Times New Roman"/>
+          <w:color w:val="000000"/>
+          <w:sz w:val="24"/>
+          <w:szCs w:val="24"/>
+        </w:rPr>
+      </w:pPr>
+      <w:r>
+        <w:rPr>
+          <w:rFonts w:ascii="Times New Roman" w:eastAsia="Times New Roman" w:hAnsi="Times New Roman" w:cs="Times New Roman"/>
           <w:color w:val="000000"/>
           <w:sz w:val="24"/>
           <w:szCs w:val="24"/>
@@ -1179,7 +1179,7 @@
         <w:spacing w:before="551" w:line="223" w:lineRule="auto"/>
         <w:ind w:left="843" w:right="75" w:firstLine="720"/>
         <w:rPr>
-          <w:rFonts w:ascii="Times" w:eastAsia="Times" w:hAnsi="Times" w:cs="Times"/>
+          <w:rFonts w:ascii="Times New Roman" w:eastAsia="Times New Roman" w:hAnsi="Times New Roman" w:cs="Times New Roman"/>
           <w:sz w:val="24"/>
           <w:szCs w:val="24"/>
         </w:rPr>
@@ -1194,7 +1194,7 @@
         <w:spacing w:before="551" w:line="223" w:lineRule="auto"/>
         <w:ind w:left="843" w:right="75" w:firstLine="720"/>
         <w:rPr>
-          <w:rFonts w:ascii="Times" w:eastAsia="Times" w:hAnsi="Times" w:cs="Times"/>
+          <w:rFonts w:ascii="Times New Roman" w:eastAsia="Times New Roman" w:hAnsi="Times New Roman" w:cs="Times New Roman"/>
           <w:sz w:val="24"/>
           <w:szCs w:val="24"/>
         </w:rPr>
@@ -1216,15 +1216,15 @@
         <w:spacing w:before="256" w:line="223" w:lineRule="auto"/>
         <w:ind w:left="843" w:right="1"/>
         <w:rPr>
-          <w:rFonts w:ascii="Times" w:eastAsia="Times" w:hAnsi="Times" w:cs="Times"/>
-          <w:color w:val="000000"/>
-          <w:sz w:val="24"/>
-          <w:szCs w:val="24"/>
-        </w:rPr>
-      </w:pPr>
-      <w:r>
-        <w:rPr>
-          <w:rFonts w:ascii="Times" w:eastAsia="Times" w:hAnsi="Times" w:cs="Times"/>
+          <w:rFonts w:ascii="Times New Roman" w:eastAsia="Times New Roman" w:hAnsi="Times New Roman" w:cs="Times New Roman"/>
+          <w:color w:val="000000"/>
+          <w:sz w:val="24"/>
+          <w:szCs w:val="24"/>
+        </w:rPr>
+      </w:pPr>
+      <w:r>
+        <w:rPr>
+          <w:rFonts w:ascii="Times New Roman" w:eastAsia="Times New Roman" w:hAnsi="Times New Roman" w:cs="Times New Roman"/>
           <w:color w:val="000000"/>
           <w:sz w:val="24"/>
           <w:szCs w:val="24"/>
@@ -1245,7 +1245,7 @@
         <w:spacing w:before="256" w:line="223" w:lineRule="auto"/>
         <w:ind w:left="843" w:right="1"/>
         <w:rPr>
-          <w:rFonts w:ascii="Times" w:eastAsia="Times" w:hAnsi="Times" w:cs="Times"/>
+          <w:rFonts w:ascii="Times New Roman" w:eastAsia="Times New Roman" w:hAnsi="Times New Roman" w:cs="Times New Roman"/>
           <w:sz w:val="24"/>
           <w:szCs w:val="24"/>
         </w:rPr>
@@ -1264,15 +1264,15 @@
         <w:spacing w:before="13" w:line="223" w:lineRule="auto"/>
         <w:ind w:left="842" w:right="375" w:firstLine="13"/>
         <w:rPr>
-          <w:rFonts w:ascii="Times" w:eastAsia="Times" w:hAnsi="Times" w:cs="Times"/>
-          <w:color w:val="000000"/>
-          <w:sz w:val="24"/>
-          <w:szCs w:val="24"/>
-        </w:rPr>
-      </w:pPr>
-      <w:r>
-        <w:rPr>
-          <w:rFonts w:ascii="Times" w:eastAsia="Times" w:hAnsi="Times" w:cs="Times"/>
+          <w:rFonts w:ascii="Times New Roman" w:eastAsia="Times New Roman" w:hAnsi="Times New Roman" w:cs="Times New Roman"/>
+          <w:color w:val="000000"/>
+          <w:sz w:val="24"/>
+          <w:szCs w:val="24"/>
+        </w:rPr>
+      </w:pPr>
+      <w:r>
+        <w:rPr>
+          <w:rFonts w:ascii="Times New Roman" w:eastAsia="Times New Roman" w:hAnsi="Times New Roman" w:cs="Times New Roman"/>
           <w:b/>
           <w:bCs/>
           <w:color w:val="000000"/>
@@ -1283,7 +1283,7 @@
       </w:r>
       <w:r>
         <w:rPr>
-          <w:rFonts w:ascii="Times" w:eastAsia="Times" w:hAnsi="Times" w:cs="Times"/>
+          <w:rFonts w:ascii="Times New Roman" w:eastAsia="Times New Roman" w:hAnsi="Times New Roman" w:cs="Times New Roman"/>
           <w:color w:val="000000"/>
           <w:sz w:val="24"/>
           <w:szCs w:val="24"/>
@@ -1304,15 +1304,15 @@
         <w:spacing w:before="282" w:line="223" w:lineRule="auto"/>
         <w:ind w:left="842" w:right="14" w:firstLine="12"/>
         <w:rPr>
-          <w:rFonts w:ascii="Times" w:eastAsia="Times" w:hAnsi="Times" w:cs="Times"/>
-          <w:color w:val="000000"/>
-          <w:sz w:val="24"/>
-          <w:szCs w:val="24"/>
-        </w:rPr>
-      </w:pPr>
-      <w:r>
-        <w:rPr>
-          <w:rFonts w:ascii="Times" w:eastAsia="Times" w:hAnsi="Times" w:cs="Times"/>
+          <w:rFonts w:ascii="Times New Roman" w:eastAsia="Times New Roman" w:hAnsi="Times New Roman" w:cs="Times New Roman"/>
+          <w:color w:val="000000"/>
+          <w:sz w:val="24"/>
+          <w:szCs w:val="24"/>
+        </w:rPr>
+      </w:pPr>
+      <w:r>
+        <w:rPr>
+          <w:rFonts w:ascii="Times New Roman" w:eastAsia="Times New Roman" w:hAnsi="Times New Roman" w:cs="Times New Roman"/>
           <w:b/>
           <w:bCs/>
           <w:color w:val="000000"/>
@@ -1323,7 +1323,7 @@
       </w:r>
       <w:r>
         <w:rPr>
-          <w:rFonts w:ascii="Times" w:eastAsia="Times" w:hAnsi="Times" w:cs="Times"/>
+          <w:rFonts w:ascii="Times New Roman" w:eastAsia="Times New Roman" w:hAnsi="Times New Roman" w:cs="Times New Roman"/>
           <w:color w:val="000000"/>
           <w:sz w:val="24"/>
           <w:szCs w:val="24"/>
@@ -1344,15 +1344,15 @@
         <w:spacing w:line="223" w:lineRule="auto"/>
         <w:ind w:left="842" w:right="31" w:firstLine="3"/>
         <w:rPr>
-          <w:rFonts w:ascii="Times" w:eastAsia="Times" w:hAnsi="Times" w:cs="Times"/>
-          <w:color w:val="000000"/>
-          <w:sz w:val="24"/>
-          <w:szCs w:val="24"/>
-        </w:rPr>
-      </w:pPr>
-      <w:r>
-        <w:rPr>
-          <w:rFonts w:ascii="Times" w:eastAsia="Times" w:hAnsi="Times" w:cs="Times"/>
+          <w:rFonts w:ascii="Times New Roman" w:eastAsia="Times New Roman" w:hAnsi="Times New Roman" w:cs="Times New Roman"/>
+          <w:color w:val="000000"/>
+          <w:sz w:val="24"/>
+          <w:szCs w:val="24"/>
+        </w:rPr>
+      </w:pPr>
+      <w:r>
+        <w:rPr>
+          <w:rFonts w:ascii="Times New Roman" w:eastAsia="Times New Roman" w:hAnsi="Times New Roman" w:cs="Times New Roman"/>
           <w:color w:val="000000"/>
           <w:sz w:val="24"/>
           <w:szCs w:val="24"/>
@@ -1373,15 +1373,15 @@
         <w:spacing w:before="282" w:line="223" w:lineRule="auto"/>
         <w:ind w:left="845" w:right="441" w:firstLine="9"/>
         <w:rPr>
-          <w:rFonts w:ascii="Times" w:eastAsia="Times" w:hAnsi="Times" w:cs="Times"/>
-          <w:color w:val="000000"/>
-          <w:sz w:val="24"/>
-          <w:szCs w:val="24"/>
-        </w:rPr>
-      </w:pPr>
-      <w:r>
-        <w:rPr>
-          <w:rFonts w:ascii="Times" w:eastAsia="Times" w:hAnsi="Times" w:cs="Times"/>
+          <w:rFonts w:ascii="Times New Roman" w:eastAsia="Times New Roman" w:hAnsi="Times New Roman" w:cs="Times New Roman"/>
+          <w:color w:val="000000"/>
+          <w:sz w:val="24"/>
+          <w:szCs w:val="24"/>
+        </w:rPr>
+      </w:pPr>
+      <w:r>
+        <w:rPr>
+          <w:rFonts w:ascii="Times New Roman" w:eastAsia="Times New Roman" w:hAnsi="Times New Roman" w:cs="Times New Roman"/>
           <w:b/>
           <w:bCs/>
           <w:color w:val="000000"/>
@@ -1392,7 +1392,7 @@
       </w:r>
       <w:r>
         <w:rPr>
-          <w:rFonts w:ascii="Times" w:eastAsia="Times" w:hAnsi="Times" w:cs="Times"/>
+          <w:rFonts w:ascii="Times New Roman" w:eastAsia="Times New Roman" w:hAnsi="Times New Roman" w:cs="Times New Roman"/>
           <w:color w:val="000000"/>
           <w:sz w:val="24"/>
           <w:szCs w:val="24"/>
@@ -1413,15 +1413,15 @@
         <w:spacing w:before="282" w:line="223" w:lineRule="auto"/>
         <w:ind w:left="843" w:right="25" w:firstLine="11"/>
         <w:rPr>
-          <w:rFonts w:ascii="Times" w:eastAsia="Times" w:hAnsi="Times" w:cs="Times"/>
-          <w:color w:val="000000"/>
-          <w:sz w:val="24"/>
-          <w:szCs w:val="24"/>
-        </w:rPr>
-      </w:pPr>
-      <w:r>
-        <w:rPr>
-          <w:rFonts w:ascii="Times" w:eastAsia="Times" w:hAnsi="Times" w:cs="Times"/>
+          <w:rFonts w:ascii="Times New Roman" w:eastAsia="Times New Roman" w:hAnsi="Times New Roman" w:cs="Times New Roman"/>
+          <w:color w:val="000000"/>
+          <w:sz w:val="24"/>
+          <w:szCs w:val="24"/>
+        </w:rPr>
+      </w:pPr>
+      <w:r>
+        <w:rPr>
+          <w:rFonts w:ascii="Times New Roman" w:eastAsia="Times New Roman" w:hAnsi="Times New Roman" w:cs="Times New Roman"/>
           <w:b/>
           <w:bCs/>
           <w:color w:val="000000"/>
@@ -1432,7 +1432,7 @@
       </w:r>
       <w:r>
         <w:rPr>
-          <w:rFonts w:ascii="Times" w:eastAsia="Times" w:hAnsi="Times" w:cs="Times"/>
+          <w:rFonts w:ascii="Times New Roman" w:eastAsia="Times New Roman" w:hAnsi="Times New Roman" w:cs="Times New Roman"/>
           <w:color w:val="000000"/>
           <w:sz w:val="24"/>
           <w:szCs w:val="24"/>
@@ -1455,15 +1455,15 @@
         <w:spacing w:before="282" w:line="223" w:lineRule="auto"/>
         <w:ind w:left="841" w:right="219" w:firstLine="14"/>
         <w:rPr>
-          <w:rFonts w:ascii="Times" w:eastAsia="Times" w:hAnsi="Times" w:cs="Times"/>
-          <w:color w:val="000000"/>
-          <w:sz w:val="24"/>
-          <w:szCs w:val="24"/>
-        </w:rPr>
-      </w:pPr>
-      <w:r>
-        <w:rPr>
-          <w:rFonts w:ascii="Times" w:eastAsia="Times" w:hAnsi="Times" w:cs="Times"/>
+          <w:rFonts w:ascii="Times New Roman" w:eastAsia="Times New Roman" w:hAnsi="Times New Roman" w:cs="Times New Roman"/>
+          <w:color w:val="000000"/>
+          <w:sz w:val="24"/>
+          <w:szCs w:val="24"/>
+        </w:rPr>
+      </w:pPr>
+      <w:r>
+        <w:rPr>
+          <w:rFonts w:ascii="Times New Roman" w:eastAsia="Times New Roman" w:hAnsi="Times New Roman" w:cs="Times New Roman"/>
           <w:b/>
           <w:bCs/>
           <w:color w:val="000000"/>
@@ -1474,7 +1474,7 @@
       </w:r>
       <w:r>
         <w:rPr>
-          <w:rFonts w:ascii="Times" w:eastAsia="Times" w:hAnsi="Times" w:cs="Times"/>
+          <w:rFonts w:ascii="Times New Roman" w:eastAsia="Times New Roman" w:hAnsi="Times New Roman" w:cs="Times New Roman"/>
           <w:color w:val="000000"/>
           <w:sz w:val="24"/>
           <w:szCs w:val="24"/>
@@ -1495,15 +1495,15 @@
         <w:spacing w:before="282" w:line="223" w:lineRule="auto"/>
         <w:ind w:left="841" w:right="95" w:firstLine="14"/>
         <w:rPr>
-          <w:rFonts w:ascii="Times" w:eastAsia="Times" w:hAnsi="Times" w:cs="Times"/>
-          <w:color w:val="000000"/>
-          <w:sz w:val="24"/>
-          <w:szCs w:val="24"/>
-        </w:rPr>
-      </w:pPr>
-      <w:r>
-        <w:rPr>
-          <w:rFonts w:ascii="Times" w:eastAsia="Times" w:hAnsi="Times" w:cs="Times"/>
+          <w:rFonts w:ascii="Times New Roman" w:eastAsia="Times New Roman" w:hAnsi="Times New Roman" w:cs="Times New Roman"/>
+          <w:color w:val="000000"/>
+          <w:sz w:val="24"/>
+          <w:szCs w:val="24"/>
+        </w:rPr>
+      </w:pPr>
+      <w:r>
+        <w:rPr>
+          <w:rFonts w:ascii="Times New Roman" w:eastAsia="Times New Roman" w:hAnsi="Times New Roman" w:cs="Times New Roman"/>
           <w:b/>
           <w:bCs/>
           <w:color w:val="000000"/>
@@ -1514,7 +1514,7 @@
       </w:r>
       <w:r>
         <w:rPr>
-          <w:rFonts w:ascii="Times" w:eastAsia="Times" w:hAnsi="Times" w:cs="Times"/>
+          <w:rFonts w:ascii="Times New Roman" w:eastAsia="Times New Roman" w:hAnsi="Times New Roman" w:cs="Times New Roman"/>
           <w:color w:val="000000"/>
           <w:sz w:val="24"/>
           <w:szCs w:val="24"/>
@@ -1535,15 +1535,15 @@
         <w:spacing w:before="282" w:line="223" w:lineRule="auto"/>
         <w:ind w:left="841" w:right="233" w:firstLine="14"/>
         <w:rPr>
-          <w:rFonts w:ascii="Times" w:eastAsia="Times" w:hAnsi="Times" w:cs="Times"/>
-          <w:color w:val="000000"/>
-          <w:sz w:val="24"/>
-          <w:szCs w:val="24"/>
-        </w:rPr>
-      </w:pPr>
-      <w:r>
-        <w:rPr>
-          <w:rFonts w:ascii="Times" w:eastAsia="Times" w:hAnsi="Times" w:cs="Times"/>
+          <w:rFonts w:ascii="Times New Roman" w:eastAsia="Times New Roman" w:hAnsi="Times New Roman" w:cs="Times New Roman"/>
+          <w:color w:val="000000"/>
+          <w:sz w:val="24"/>
+          <w:szCs w:val="24"/>
+        </w:rPr>
+      </w:pPr>
+      <w:r>
+        <w:rPr>
+          <w:rFonts w:ascii="Times New Roman" w:eastAsia="Times New Roman" w:hAnsi="Times New Roman" w:cs="Times New Roman"/>
           <w:b/>
           <w:bCs/>
           <w:color w:val="000000"/>
@@ -1554,7 +1554,7 @@
       </w:r>
       <w:r>
         <w:rPr>
-          <w:rFonts w:ascii="Times" w:eastAsia="Times" w:hAnsi="Times" w:cs="Times"/>
+          <w:rFonts w:ascii="Times New Roman" w:eastAsia="Times New Roman" w:hAnsi="Times New Roman" w:cs="Times New Roman"/>
           <w:color w:val="000000"/>
           <w:sz w:val="24"/>
           <w:szCs w:val="24"/>
@@ -1575,15 +1575,15 @@
         <w:spacing w:before="273" w:line="223" w:lineRule="auto"/>
         <w:ind w:left="842" w:right="128"/>
         <w:rPr>
-          <w:rFonts w:ascii="Times" w:eastAsia="Times" w:hAnsi="Times" w:cs="Times"/>
-          <w:color w:val="000000"/>
-          <w:sz w:val="24"/>
-          <w:szCs w:val="24"/>
-        </w:rPr>
-      </w:pPr>
-      <w:r>
-        <w:rPr>
-          <w:rFonts w:ascii="Times" w:eastAsia="Times" w:hAnsi="Times" w:cs="Times"/>
+          <w:rFonts w:ascii="Times New Roman" w:eastAsia="Times New Roman" w:hAnsi="Times New Roman" w:cs="Times New Roman"/>
+          <w:color w:val="000000"/>
+          <w:sz w:val="24"/>
+          <w:szCs w:val="24"/>
+        </w:rPr>
+      </w:pPr>
+      <w:r>
+        <w:rPr>
+          <w:rFonts w:ascii="Times New Roman" w:eastAsia="Times New Roman" w:hAnsi="Times New Roman" w:cs="Times New Roman"/>
           <w:color w:val="000000"/>
           <w:sz w:val="24"/>
           <w:szCs w:val="24"/>
@@ -1604,15 +1604,15 @@
         <w:spacing w:before="273" w:line="223" w:lineRule="auto"/>
         <w:ind w:left="841" w:right="115" w:firstLine="2"/>
         <w:rPr>
-          <w:rFonts w:ascii="Times" w:eastAsia="Times" w:hAnsi="Times" w:cs="Times"/>
-          <w:color w:val="000000"/>
-          <w:sz w:val="24"/>
-          <w:szCs w:val="24"/>
-        </w:rPr>
-      </w:pPr>
-      <w:r>
-        <w:rPr>
-          <w:rFonts w:ascii="Times" w:eastAsia="Times" w:hAnsi="Times" w:cs="Times"/>
+          <w:rFonts w:ascii="Times New Roman" w:eastAsia="Times New Roman" w:hAnsi="Times New Roman" w:cs="Times New Roman"/>
+          <w:color w:val="000000"/>
+          <w:sz w:val="24"/>
+          <w:szCs w:val="24"/>
+        </w:rPr>
+      </w:pPr>
+      <w:r>
+        <w:rPr>
+          <w:rFonts w:ascii="Times New Roman" w:eastAsia="Times New Roman" w:hAnsi="Times New Roman" w:cs="Times New Roman"/>
           <w:color w:val="000000"/>
           <w:sz w:val="24"/>
           <w:szCs w:val="24"/>
@@ -1633,15 +1633,15 @@
         <w:spacing w:line="223" w:lineRule="auto"/>
         <w:ind w:left="843" w:right="228"/>
         <w:rPr>
-          <w:rFonts w:ascii="Times" w:eastAsia="Times" w:hAnsi="Times" w:cs="Times"/>
-          <w:color w:val="000000"/>
-          <w:sz w:val="24"/>
-          <w:szCs w:val="24"/>
-        </w:rPr>
-      </w:pPr>
-      <w:r>
-        <w:rPr>
-          <w:rFonts w:ascii="Times" w:eastAsia="Times" w:hAnsi="Times" w:cs="Times"/>
+          <w:rFonts w:ascii="Times New Roman" w:eastAsia="Times New Roman" w:hAnsi="Times New Roman" w:cs="Times New Roman"/>
+          <w:color w:val="000000"/>
+          <w:sz w:val="24"/>
+          <w:szCs w:val="24"/>
+        </w:rPr>
+      </w:pPr>
+      <w:r>
+        <w:rPr>
+          <w:rFonts w:ascii="Times New Roman" w:eastAsia="Times New Roman" w:hAnsi="Times New Roman" w:cs="Times New Roman"/>
           <w:color w:val="000000"/>
           <w:sz w:val="24"/>
           <w:szCs w:val="24"/>
@@ -1662,15 +1662,15 @@
         <w:spacing w:before="273" w:line="223" w:lineRule="auto"/>
         <w:ind w:left="841" w:right="89" w:firstLine="2"/>
         <w:rPr>
-          <w:rFonts w:ascii="Times" w:eastAsia="Times" w:hAnsi="Times" w:cs="Times"/>
-          <w:color w:val="000000"/>
-          <w:sz w:val="24"/>
-          <w:szCs w:val="24"/>
-        </w:rPr>
-      </w:pPr>
-      <w:r>
-        <w:rPr>
-          <w:rFonts w:ascii="Times" w:eastAsia="Times" w:hAnsi="Times" w:cs="Times"/>
+          <w:rFonts w:ascii="Times New Roman" w:eastAsia="Times New Roman" w:hAnsi="Times New Roman" w:cs="Times New Roman"/>
+          <w:color w:val="000000"/>
+          <w:sz w:val="24"/>
+          <w:szCs w:val="24"/>
+        </w:rPr>
+      </w:pPr>
+      <w:r>
+        <w:rPr>
+          <w:rFonts w:ascii="Times New Roman" w:eastAsia="Times New Roman" w:hAnsi="Times New Roman" w:cs="Times New Roman"/>
           <w:color w:val="000000"/>
           <w:sz w:val="24"/>
           <w:szCs w:val="24"/>
@@ -1691,15 +1691,15 @@
         <w:spacing w:before="550" w:line="223" w:lineRule="auto"/>
         <w:ind w:left="840" w:right="45" w:firstLine="14"/>
         <w:rPr>
-          <w:rFonts w:ascii="Times" w:eastAsia="Times" w:hAnsi="Times" w:cs="Times"/>
-          <w:color w:val="000000"/>
-          <w:sz w:val="24"/>
-          <w:szCs w:val="24"/>
-        </w:rPr>
-      </w:pPr>
-      <w:r>
-        <w:rPr>
-          <w:rFonts w:ascii="Times" w:eastAsia="Times" w:hAnsi="Times" w:cs="Times"/>
+          <w:rFonts w:ascii="Times New Roman" w:eastAsia="Times New Roman" w:hAnsi="Times New Roman" w:cs="Times New Roman"/>
+          <w:color w:val="000000"/>
+          <w:sz w:val="24"/>
+          <w:szCs w:val="24"/>
+        </w:rPr>
+      </w:pPr>
+      <w:r>
+        <w:rPr>
+          <w:rFonts w:ascii="Times New Roman" w:eastAsia="Times New Roman" w:hAnsi="Times New Roman" w:cs="Times New Roman"/>
           <w:b/>
           <w:bCs/>
           <w:color w:val="000000"/>
@@ -1710,7 +1710,7 @@
       </w:r>
       <w:r>
         <w:rPr>
-          <w:rFonts w:ascii="Times" w:eastAsia="Times" w:hAnsi="Times" w:cs="Times"/>
+          <w:rFonts w:ascii="Times New Roman" w:eastAsia="Times New Roman" w:hAnsi="Times New Roman" w:cs="Times New Roman"/>
           <w:color w:val="000000"/>
           <w:sz w:val="24"/>
           <w:szCs w:val="24"/>
@@ -1733,15 +1733,15 @@
         <w:spacing w:before="273" w:line="223" w:lineRule="auto"/>
         <w:ind w:left="841" w:right="122" w:firstLine="1"/>
         <w:rPr>
-          <w:rFonts w:ascii="Times" w:eastAsia="Times" w:hAnsi="Times" w:cs="Times"/>
-          <w:color w:val="000000"/>
-          <w:sz w:val="24"/>
-          <w:szCs w:val="24"/>
-        </w:rPr>
-      </w:pPr>
-      <w:r>
-        <w:rPr>
-          <w:rFonts w:ascii="Times" w:eastAsia="Times" w:hAnsi="Times" w:cs="Times"/>
+          <w:rFonts w:ascii="Times New Roman" w:eastAsia="Times New Roman" w:hAnsi="Times New Roman" w:cs="Times New Roman"/>
+          <w:color w:val="000000"/>
+          <w:sz w:val="24"/>
+          <w:szCs w:val="24"/>
+        </w:rPr>
+      </w:pPr>
+      <w:r>
+        <w:rPr>
+          <w:rFonts w:ascii="Times New Roman" w:eastAsia="Times New Roman" w:hAnsi="Times New Roman" w:cs="Times New Roman"/>
           <w:color w:val="000000"/>
           <w:sz w:val="24"/>
           <w:szCs w:val="24"/>
@@ -1770,7 +1770,7 @@
       </w:pPr>
       <w:r>
         <w:rPr>
-          <w:rFonts w:ascii="Times" w:eastAsia="Times" w:hAnsi="Times" w:cs="Times"/>
+          <w:rFonts w:ascii="Times New Roman" w:eastAsia="Times New Roman" w:hAnsi="Times New Roman" w:cs="Times New Roman"/>
           <w:color w:val="000000"/>
           <w:sz w:val="24"/>
           <w:szCs w:val="24"/>
@@ -1800,15 +1800,15 @@
         <w:spacing w:before="282" w:line="447" w:lineRule="auto"/>
         <w:ind w:left="1294" w:right="584" w:hanging="438"/>
         <w:rPr>
-          <w:rFonts w:ascii="Times" w:eastAsia="Times" w:hAnsi="Times" w:cs="Times"/>
-          <w:color w:val="000000"/>
-          <w:sz w:val="24"/>
-          <w:szCs w:val="24"/>
-        </w:rPr>
-      </w:pPr>
-      <w:r>
-        <w:rPr>
-          <w:rFonts w:ascii="Times" w:eastAsia="Times" w:hAnsi="Times" w:cs="Times"/>
+          <w:rFonts w:ascii="Times New Roman" w:eastAsia="Times New Roman" w:hAnsi="Times New Roman" w:cs="Times New Roman"/>
+          <w:color w:val="000000"/>
+          <w:sz w:val="24"/>
+          <w:szCs w:val="24"/>
+        </w:rPr>
+      </w:pPr>
+      <w:r>
+        <w:rPr>
+          <w:rFonts w:ascii="Times New Roman" w:eastAsia="Times New Roman" w:hAnsi="Times New Roman" w:cs="Times New Roman"/>
           <w:b/>
           <w:bCs/>
           <w:color w:val="000000"/>
@@ -1819,7 +1819,7 @@
       </w:r>
       <w:r>
         <w:rPr>
-          <w:rFonts w:ascii="Times" w:eastAsia="Times" w:hAnsi="Times" w:cs="Times"/>
+          <w:rFonts w:ascii="Times New Roman" w:eastAsia="Times New Roman" w:hAnsi="Times New Roman" w:cs="Times New Roman"/>
           <w:color w:val="000000"/>
           <w:sz w:val="24"/>
           <w:szCs w:val="24"/>
@@ -1840,15 +1840,15 @@
         <w:spacing w:before="49" w:line="223" w:lineRule="auto"/>
         <w:ind w:left="1295" w:right="4" w:hanging="1"/>
         <w:rPr>
-          <w:rFonts w:ascii="Times" w:eastAsia="Times" w:hAnsi="Times" w:cs="Times"/>
-          <w:color w:val="000000"/>
-          <w:sz w:val="24"/>
-          <w:szCs w:val="24"/>
-        </w:rPr>
-      </w:pPr>
-      <w:r>
-        <w:rPr>
-          <w:rFonts w:ascii="Times" w:eastAsia="Times" w:hAnsi="Times" w:cs="Times"/>
+          <w:rFonts w:ascii="Times New Roman" w:eastAsia="Times New Roman" w:hAnsi="Times New Roman" w:cs="Times New Roman"/>
+          <w:color w:val="000000"/>
+          <w:sz w:val="24"/>
+          <w:szCs w:val="24"/>
+        </w:rPr>
+      </w:pPr>
+      <w:r>
+        <w:rPr>
+          <w:rFonts w:ascii="Times New Roman" w:eastAsia="Times New Roman" w:hAnsi="Times New Roman" w:cs="Times New Roman"/>
           <w:color w:val="000000"/>
           <w:sz w:val="24"/>
           <w:szCs w:val="24"/>
@@ -1869,15 +1869,15 @@
         <w:spacing w:before="282" w:line="223" w:lineRule="auto"/>
         <w:ind w:left="843" w:right="440" w:firstLine="11"/>
         <w:rPr>
-          <w:rFonts w:ascii="Times" w:eastAsia="Times" w:hAnsi="Times" w:cs="Times"/>
-          <w:color w:val="000000"/>
-          <w:sz w:val="24"/>
-          <w:szCs w:val="24"/>
-        </w:rPr>
-      </w:pPr>
-      <w:r>
-        <w:rPr>
-          <w:rFonts w:ascii="Times" w:eastAsia="Times" w:hAnsi="Times" w:cs="Times"/>
+          <w:rFonts w:ascii="Times New Roman" w:eastAsia="Times New Roman" w:hAnsi="Times New Roman" w:cs="Times New Roman"/>
+          <w:color w:val="000000"/>
+          <w:sz w:val="24"/>
+          <w:szCs w:val="24"/>
+        </w:rPr>
+      </w:pPr>
+      <w:r>
+        <w:rPr>
+          <w:rFonts w:ascii="Times New Roman" w:eastAsia="Times New Roman" w:hAnsi="Times New Roman" w:cs="Times New Roman"/>
           <w:b/>
           <w:bCs/>
           <w:color w:val="000000"/>
@@ -1888,7 +1888,7 @@
       </w:r>
       <w:r>
         <w:rPr>
-          <w:rFonts w:ascii="Times" w:eastAsia="Times" w:hAnsi="Times" w:cs="Times"/>
+          <w:rFonts w:ascii="Times New Roman" w:eastAsia="Times New Roman" w:hAnsi="Times New Roman" w:cs="Times New Roman"/>
           <w:color w:val="000000"/>
           <w:sz w:val="24"/>
           <w:szCs w:val="24"/>
@@ -1909,15 +1909,15 @@
         <w:spacing w:before="282" w:line="240" w:lineRule="auto"/>
         <w:ind w:left="844"/>
         <w:rPr>
-          <w:rFonts w:ascii="Times" w:eastAsia="Times" w:hAnsi="Times" w:cs="Times"/>
-          <w:color w:val="000000"/>
-          <w:sz w:val="24"/>
-          <w:szCs w:val="24"/>
-        </w:rPr>
-      </w:pPr>
-      <w:r>
-        <w:rPr>
-          <w:rFonts w:ascii="Times" w:eastAsia="Times" w:hAnsi="Times" w:cs="Times"/>
+          <w:rFonts w:ascii="Times New Roman" w:eastAsia="Times New Roman" w:hAnsi="Times New Roman" w:cs="Times New Roman"/>
+          <w:color w:val="000000"/>
+          <w:sz w:val="24"/>
+          <w:szCs w:val="24"/>
+        </w:rPr>
+      </w:pPr>
+      <w:r>
+        <w:rPr>
+          <w:rFonts w:ascii="Times New Roman" w:eastAsia="Times New Roman" w:hAnsi="Times New Roman" w:cs="Times New Roman"/>
           <w:b/>
           <w:bCs/>
           <w:color w:val="000000"/>
@@ -1928,7 +1928,7 @@
       </w:r>
       <w:r>
         <w:rPr>
-          <w:rFonts w:ascii="Times" w:eastAsia="Times" w:hAnsi="Times" w:cs="Times"/>
+          <w:rFonts w:ascii="Times New Roman" w:eastAsia="Times New Roman" w:hAnsi="Times New Roman" w:cs="Times New Roman"/>
           <w:color w:val="000000"/>
           <w:sz w:val="24"/>
           <w:szCs w:val="24"/>
@@ -1949,15 +1949,15 @@
         <w:spacing w:before="265" w:line="223" w:lineRule="auto"/>
         <w:ind w:left="844" w:right="41" w:hanging="1"/>
         <w:rPr>
-          <w:rFonts w:ascii="Times" w:eastAsia="Times" w:hAnsi="Times" w:cs="Times"/>
-          <w:color w:val="000000"/>
-          <w:sz w:val="24"/>
-          <w:szCs w:val="24"/>
-        </w:rPr>
-      </w:pPr>
-      <w:r>
-        <w:rPr>
-          <w:rFonts w:ascii="Times" w:eastAsia="Times" w:hAnsi="Times" w:cs="Times"/>
+          <w:rFonts w:ascii="Times New Roman" w:eastAsia="Times New Roman" w:hAnsi="Times New Roman" w:cs="Times New Roman"/>
+          <w:color w:val="000000"/>
+          <w:sz w:val="24"/>
+          <w:szCs w:val="24"/>
+        </w:rPr>
+      </w:pPr>
+      <w:r>
+        <w:rPr>
+          <w:rFonts w:ascii="Times New Roman" w:eastAsia="Times New Roman" w:hAnsi="Times New Roman" w:cs="Times New Roman"/>
           <w:b/>
           <w:bCs/>
           <w:color w:val="000000"/>
@@ -1968,7 +1968,7 @@
       </w:r>
       <w:r>
         <w:rPr>
-          <w:rFonts w:ascii="Times" w:eastAsia="Times" w:hAnsi="Times" w:cs="Times"/>
+          <w:rFonts w:ascii="Times New Roman" w:eastAsia="Times New Roman" w:hAnsi="Times New Roman" w:cs="Times New Roman"/>
           <w:color w:val="000000"/>
           <w:sz w:val="24"/>
           <w:szCs w:val="24"/>
@@ -1989,15 +1989,15 @@
         <w:spacing w:line="223" w:lineRule="auto"/>
         <w:ind w:left="841" w:right="161" w:firstLine="1"/>
         <w:rPr>
-          <w:rFonts w:ascii="Times" w:eastAsia="Times" w:hAnsi="Times" w:cs="Times"/>
-          <w:color w:val="000000"/>
-          <w:sz w:val="24"/>
-          <w:szCs w:val="24"/>
-        </w:rPr>
-      </w:pPr>
-      <w:r>
-        <w:rPr>
-          <w:rFonts w:ascii="Times" w:eastAsia="Times" w:hAnsi="Times" w:cs="Times"/>
+          <w:rFonts w:ascii="Times New Roman" w:eastAsia="Times New Roman" w:hAnsi="Times New Roman" w:cs="Times New Roman"/>
+          <w:color w:val="000000"/>
+          <w:sz w:val="24"/>
+          <w:szCs w:val="24"/>
+        </w:rPr>
+      </w:pPr>
+      <w:r>
+        <w:rPr>
+          <w:rFonts w:ascii="Times New Roman" w:eastAsia="Times New Roman" w:hAnsi="Times New Roman" w:cs="Times New Roman"/>
           <w:color w:val="000000"/>
           <w:sz w:val="24"/>
           <w:szCs w:val="24"/>
@@ -2018,15 +2018,15 @@
         <w:spacing w:before="282" w:line="223" w:lineRule="auto"/>
         <w:ind w:left="843" w:right="29"/>
         <w:rPr>
-          <w:rFonts w:ascii="Times" w:eastAsia="Times" w:hAnsi="Times" w:cs="Times"/>
-          <w:color w:val="000000"/>
-          <w:sz w:val="24"/>
-          <w:szCs w:val="24"/>
-        </w:rPr>
-      </w:pPr>
-      <w:r>
-        <w:rPr>
-          <w:rFonts w:ascii="Times" w:eastAsia="Times" w:hAnsi="Times" w:cs="Times"/>
+          <w:rFonts w:ascii="Times New Roman" w:eastAsia="Times New Roman" w:hAnsi="Times New Roman" w:cs="Times New Roman"/>
+          <w:color w:val="000000"/>
+          <w:sz w:val="24"/>
+          <w:szCs w:val="24"/>
+        </w:rPr>
+      </w:pPr>
+      <w:r>
+        <w:rPr>
+          <w:rFonts w:ascii="Times New Roman" w:eastAsia="Times New Roman" w:hAnsi="Times New Roman" w:cs="Times New Roman"/>
           <w:b/>
           <w:bCs/>
           <w:color w:val="000000"/>
@@ -2037,7 +2037,7 @@
       </w:r>
       <w:r>
         <w:rPr>
-          <w:rFonts w:ascii="Times" w:eastAsia="Times" w:hAnsi="Times" w:cs="Times"/>
+          <w:rFonts w:ascii="Times New Roman" w:eastAsia="Times New Roman" w:hAnsi="Times New Roman" w:cs="Times New Roman"/>
           <w:color w:val="000000"/>
           <w:sz w:val="24"/>
           <w:szCs w:val="24"/>
@@ -2058,15 +2058,15 @@
         <w:spacing w:before="273" w:line="223" w:lineRule="auto"/>
         <w:ind w:left="841" w:right="239" w:firstLine="2"/>
         <w:rPr>
-          <w:rFonts w:ascii="Times" w:eastAsia="Times" w:hAnsi="Times" w:cs="Times"/>
-          <w:color w:val="000000"/>
-          <w:sz w:val="24"/>
-          <w:szCs w:val="24"/>
-        </w:rPr>
-      </w:pPr>
-      <w:r>
-        <w:rPr>
-          <w:rFonts w:ascii="Times" w:eastAsia="Times" w:hAnsi="Times" w:cs="Times"/>
+          <w:rFonts w:ascii="Times New Roman" w:eastAsia="Times New Roman" w:hAnsi="Times New Roman" w:cs="Times New Roman"/>
+          <w:color w:val="000000"/>
+          <w:sz w:val="24"/>
+          <w:szCs w:val="24"/>
+        </w:rPr>
+      </w:pPr>
+      <w:r>
+        <w:rPr>
+          <w:rFonts w:ascii="Times New Roman" w:eastAsia="Times New Roman" w:hAnsi="Times New Roman" w:cs="Times New Roman"/>
           <w:color w:val="000000"/>
           <w:sz w:val="24"/>
           <w:szCs w:val="24"/>
@@ -2087,15 +2087,15 @@
         <w:spacing w:before="282" w:line="223" w:lineRule="auto"/>
         <w:ind w:left="843" w:right="346"/>
         <w:rPr>
-          <w:rFonts w:ascii="Times" w:eastAsia="Times" w:hAnsi="Times" w:cs="Times"/>
-          <w:color w:val="000000"/>
-          <w:sz w:val="24"/>
-          <w:szCs w:val="24"/>
-        </w:rPr>
-      </w:pPr>
-      <w:r>
-        <w:rPr>
-          <w:rFonts w:ascii="Times" w:eastAsia="Times" w:hAnsi="Times" w:cs="Times"/>
+          <w:rFonts w:ascii="Times New Roman" w:eastAsia="Times New Roman" w:hAnsi="Times New Roman" w:cs="Times New Roman"/>
+          <w:color w:val="000000"/>
+          <w:sz w:val="24"/>
+          <w:szCs w:val="24"/>
+        </w:rPr>
+      </w:pPr>
+      <w:r>
+        <w:rPr>
+          <w:rFonts w:ascii="Times New Roman" w:eastAsia="Times New Roman" w:hAnsi="Times New Roman" w:cs="Times New Roman"/>
           <w:b/>
           <w:bCs/>
           <w:color w:val="000000"/>
@@ -2106,7 +2106,7 @@
       </w:r>
       <w:r>
         <w:rPr>
-          <w:rFonts w:ascii="Times" w:eastAsia="Times" w:hAnsi="Times" w:cs="Times"/>
+          <w:rFonts w:ascii="Times New Roman" w:eastAsia="Times New Roman" w:hAnsi="Times New Roman" w:cs="Times New Roman"/>
           <w:color w:val="000000"/>
           <w:sz w:val="24"/>
           <w:szCs w:val="24"/>
@@ -2127,15 +2127,15 @@
         <w:spacing w:before="282" w:line="223" w:lineRule="auto"/>
         <w:ind w:left="840" w:right="7" w:firstLine="3"/>
         <w:rPr>
-          <w:rFonts w:ascii="Times" w:eastAsia="Times" w:hAnsi="Times" w:cs="Times"/>
-          <w:color w:val="000000"/>
-          <w:sz w:val="24"/>
-          <w:szCs w:val="24"/>
-        </w:rPr>
-      </w:pPr>
-      <w:r>
-        <w:rPr>
-          <w:rFonts w:ascii="Times" w:eastAsia="Times" w:hAnsi="Times" w:cs="Times"/>
+          <w:rFonts w:ascii="Times New Roman" w:eastAsia="Times New Roman" w:hAnsi="Times New Roman" w:cs="Times New Roman"/>
+          <w:color w:val="000000"/>
+          <w:sz w:val="24"/>
+          <w:szCs w:val="24"/>
+        </w:rPr>
+      </w:pPr>
+      <w:r>
+        <w:rPr>
+          <w:rFonts w:ascii="Times New Roman" w:eastAsia="Times New Roman" w:hAnsi="Times New Roman" w:cs="Times New Roman"/>
           <w:b/>
           <w:bCs/>
           <w:color w:val="000000"/>
@@ -2147,7 +2147,7 @@
       </w:r>
       <w:r>
         <w:rPr>
-          <w:rFonts w:ascii="Times" w:eastAsia="Times" w:hAnsi="Times" w:cs="Times"/>
+          <w:rFonts w:ascii="Times New Roman" w:eastAsia="Times New Roman" w:hAnsi="Times New Roman" w:cs="Times New Roman"/>
           <w:color w:val="000000"/>
           <w:sz w:val="24"/>
           <w:szCs w:val="24"/>
@@ -2168,15 +2168,15 @@
         <w:spacing w:before="282" w:line="223" w:lineRule="auto"/>
         <w:ind w:left="840" w:right="123" w:firstLine="3"/>
         <w:rPr>
-          <w:rFonts w:ascii="Times" w:eastAsia="Times" w:hAnsi="Times" w:cs="Times"/>
-          <w:color w:val="000000"/>
-          <w:sz w:val="24"/>
-          <w:szCs w:val="24"/>
-        </w:rPr>
-      </w:pPr>
-      <w:r>
-        <w:rPr>
-          <w:rFonts w:ascii="Times" w:eastAsia="Times" w:hAnsi="Times" w:cs="Times"/>
+          <w:rFonts w:ascii="Times New Roman" w:eastAsia="Times New Roman" w:hAnsi="Times New Roman" w:cs="Times New Roman"/>
+          <w:color w:val="000000"/>
+          <w:sz w:val="24"/>
+          <w:szCs w:val="24"/>
+        </w:rPr>
+      </w:pPr>
+      <w:r>
+        <w:rPr>
+          <w:rFonts w:ascii="Times New Roman" w:eastAsia="Times New Roman" w:hAnsi="Times New Roman" w:cs="Times New Roman"/>
           <w:b/>
           <w:bCs/>
           <w:color w:val="000000"/>
@@ -2187,7 +2187,7 @@
       </w:r>
       <w:r>
         <w:rPr>
-          <w:rFonts w:ascii="Times" w:eastAsia="Times" w:hAnsi="Times" w:cs="Times"/>
+          <w:rFonts w:ascii="Times New Roman" w:eastAsia="Times New Roman" w:hAnsi="Times New Roman" w:cs="Times New Roman"/>
           <w:color w:val="000000"/>
           <w:sz w:val="24"/>
           <w:szCs w:val="24"/>
@@ -2208,15 +2208,15 @@
         <w:spacing w:before="282" w:line="223" w:lineRule="auto"/>
         <w:ind w:left="841" w:right="49" w:firstLine="2"/>
         <w:rPr>
-          <w:rFonts w:ascii="Times" w:eastAsia="Times" w:hAnsi="Times" w:cs="Times"/>
-          <w:color w:val="000000"/>
-          <w:sz w:val="24"/>
-          <w:szCs w:val="24"/>
-        </w:rPr>
-      </w:pPr>
-      <w:r>
-        <w:rPr>
-          <w:rFonts w:ascii="Times" w:eastAsia="Times" w:hAnsi="Times" w:cs="Times"/>
+          <w:rFonts w:ascii="Times New Roman" w:eastAsia="Times New Roman" w:hAnsi="Times New Roman" w:cs="Times New Roman"/>
+          <w:color w:val="000000"/>
+          <w:sz w:val="24"/>
+          <w:szCs w:val="24"/>
+        </w:rPr>
+      </w:pPr>
+      <w:r>
+        <w:rPr>
+          <w:rFonts w:ascii="Times New Roman" w:eastAsia="Times New Roman" w:hAnsi="Times New Roman" w:cs="Times New Roman"/>
           <w:b/>
           <w:bCs/>
           <w:color w:val="000000"/>
@@ -2227,7 +2227,7 @@
       </w:r>
       <w:r>
         <w:rPr>
-          <w:rFonts w:ascii="Times" w:eastAsia="Times" w:hAnsi="Times" w:cs="Times"/>
+          <w:rFonts w:ascii="Times New Roman" w:eastAsia="Times New Roman" w:hAnsi="Times New Roman" w:cs="Times New Roman"/>
           <w:color w:val="000000"/>
           <w:sz w:val="24"/>
           <w:szCs w:val="24"/>
@@ -2248,15 +2248,15 @@
         <w:spacing w:before="282" w:line="223" w:lineRule="auto"/>
         <w:ind w:left="840" w:right="60" w:firstLine="3"/>
         <w:rPr>
-          <w:rFonts w:ascii="Times" w:eastAsia="Times" w:hAnsi="Times" w:cs="Times"/>
-          <w:color w:val="000000"/>
-          <w:sz w:val="24"/>
-          <w:szCs w:val="24"/>
-        </w:rPr>
-      </w:pPr>
-      <w:r>
-        <w:rPr>
-          <w:rFonts w:ascii="Times" w:eastAsia="Times" w:hAnsi="Times" w:cs="Times"/>
+          <w:rFonts w:ascii="Times New Roman" w:eastAsia="Times New Roman" w:hAnsi="Times New Roman" w:cs="Times New Roman"/>
+          <w:color w:val="000000"/>
+          <w:sz w:val="24"/>
+          <w:szCs w:val="24"/>
+        </w:rPr>
+      </w:pPr>
+      <w:r>
+        <w:rPr>
+          <w:rFonts w:ascii="Times New Roman" w:eastAsia="Times New Roman" w:hAnsi="Times New Roman" w:cs="Times New Roman"/>
           <w:b/>
           <w:bCs/>
           <w:color w:val="000000"/>
@@ -2267,7 +2267,7 @@
       </w:r>
       <w:r>
         <w:rPr>
-          <w:rFonts w:ascii="Times" w:eastAsia="Times" w:hAnsi="Times" w:cs="Times"/>
+          <w:rFonts w:ascii="Times New Roman" w:eastAsia="Times New Roman" w:hAnsi="Times New Roman" w:cs="Times New Roman"/>
           <w:color w:val="000000"/>
           <w:sz w:val="24"/>
           <w:szCs w:val="24"/>
@@ -2288,15 +2288,15 @@
         <w:spacing w:line="223" w:lineRule="auto"/>
         <w:ind w:left="844" w:right="138" w:hanging="1"/>
         <w:rPr>
-          <w:rFonts w:ascii="Times" w:eastAsia="Times" w:hAnsi="Times" w:cs="Times"/>
-          <w:color w:val="000000"/>
-          <w:sz w:val="24"/>
-          <w:szCs w:val="24"/>
-        </w:rPr>
-      </w:pPr>
-      <w:r>
-        <w:rPr>
-          <w:rFonts w:ascii="Times" w:eastAsia="Times" w:hAnsi="Times" w:cs="Times"/>
+          <w:rFonts w:ascii="Times New Roman" w:eastAsia="Times New Roman" w:hAnsi="Times New Roman" w:cs="Times New Roman"/>
+          <w:color w:val="000000"/>
+          <w:sz w:val="24"/>
+          <w:szCs w:val="24"/>
+        </w:rPr>
+      </w:pPr>
+      <w:r>
+        <w:rPr>
+          <w:rFonts w:ascii="Times New Roman" w:eastAsia="Times New Roman" w:hAnsi="Times New Roman" w:cs="Times New Roman"/>
           <w:color w:val="000000"/>
           <w:sz w:val="24"/>
           <w:szCs w:val="24"/>
@@ -2317,15 +2317,15 @@
         <w:spacing w:before="282" w:line="223" w:lineRule="auto"/>
         <w:ind w:left="841" w:right="1" w:firstLine="2"/>
         <w:rPr>
-          <w:rFonts w:ascii="Times" w:eastAsia="Times" w:hAnsi="Times" w:cs="Times"/>
-          <w:color w:val="000000"/>
-          <w:sz w:val="24"/>
-          <w:szCs w:val="24"/>
-        </w:rPr>
-      </w:pPr>
-      <w:r>
-        <w:rPr>
-          <w:rFonts w:ascii="Times" w:eastAsia="Times" w:hAnsi="Times" w:cs="Times"/>
+          <w:rFonts w:ascii="Times New Roman" w:eastAsia="Times New Roman" w:hAnsi="Times New Roman" w:cs="Times New Roman"/>
+          <w:color w:val="000000"/>
+          <w:sz w:val="24"/>
+          <w:szCs w:val="24"/>
+        </w:rPr>
+      </w:pPr>
+      <w:r>
+        <w:rPr>
+          <w:rFonts w:ascii="Times New Roman" w:eastAsia="Times New Roman" w:hAnsi="Times New Roman" w:cs="Times New Roman"/>
           <w:b/>
           <w:bCs/>
           <w:color w:val="000000"/>
@@ -2336,7 +2336,7 @@
       </w:r>
       <w:r>
         <w:rPr>
-          <w:rFonts w:ascii="Times" w:eastAsia="Times" w:hAnsi="Times" w:cs="Times"/>
+          <w:rFonts w:ascii="Times New Roman" w:eastAsia="Times New Roman" w:hAnsi="Times New Roman" w:cs="Times New Roman"/>
           <w:color w:val="000000"/>
           <w:sz w:val="24"/>
           <w:szCs w:val="24"/>
@@ -2357,15 +2357,15 @@
         <w:spacing w:before="282" w:line="223" w:lineRule="auto"/>
         <w:ind w:left="845" w:right="313" w:hanging="1"/>
         <w:rPr>
-          <w:rFonts w:ascii="Times" w:eastAsia="Times" w:hAnsi="Times" w:cs="Times"/>
-          <w:color w:val="000000"/>
-          <w:sz w:val="24"/>
-          <w:szCs w:val="24"/>
-        </w:rPr>
-      </w:pPr>
-      <w:r>
-        <w:rPr>
-          <w:rFonts w:ascii="Times" w:eastAsia="Times" w:hAnsi="Times" w:cs="Times"/>
+          <w:rFonts w:ascii="Times New Roman" w:eastAsia="Times New Roman" w:hAnsi="Times New Roman" w:cs="Times New Roman"/>
+          <w:color w:val="000000"/>
+          <w:sz w:val="24"/>
+          <w:szCs w:val="24"/>
+        </w:rPr>
+      </w:pPr>
+      <w:r>
+        <w:rPr>
+          <w:rFonts w:ascii="Times New Roman" w:eastAsia="Times New Roman" w:hAnsi="Times New Roman" w:cs="Times New Roman"/>
           <w:b/>
           <w:bCs/>
           <w:color w:val="000000"/>
@@ -2376,7 +2376,7 @@
       </w:r>
       <w:r>
         <w:rPr>
-          <w:rFonts w:ascii="Times" w:eastAsia="Times" w:hAnsi="Times" w:cs="Times"/>
+          <w:rFonts w:ascii="Times New Roman" w:eastAsia="Times New Roman" w:hAnsi="Times New Roman" w:cs="Times New Roman"/>
           <w:color w:val="000000"/>
           <w:sz w:val="24"/>
           <w:szCs w:val="24"/>
@@ -2397,15 +2397,15 @@
         <w:spacing w:before="282" w:line="223" w:lineRule="auto"/>
         <w:ind w:left="841" w:right="55" w:firstLine="2"/>
         <w:rPr>
-          <w:rFonts w:ascii="Times" w:eastAsia="Times" w:hAnsi="Times" w:cs="Times"/>
-          <w:color w:val="000000"/>
-          <w:sz w:val="24"/>
-          <w:szCs w:val="24"/>
-        </w:rPr>
-      </w:pPr>
-      <w:r>
-        <w:rPr>
-          <w:rFonts w:ascii="Times" w:eastAsia="Times" w:hAnsi="Times" w:cs="Times"/>
+          <w:rFonts w:ascii="Times New Roman" w:eastAsia="Times New Roman" w:hAnsi="Times New Roman" w:cs="Times New Roman"/>
+          <w:color w:val="000000"/>
+          <w:sz w:val="24"/>
+          <w:szCs w:val="24"/>
+        </w:rPr>
+      </w:pPr>
+      <w:r>
+        <w:rPr>
+          <w:rFonts w:ascii="Times New Roman" w:eastAsia="Times New Roman" w:hAnsi="Times New Roman" w:cs="Times New Roman"/>
           <w:b/>
           <w:bCs/>
           <w:color w:val="000000"/>
@@ -2416,7 +2416,7 @@
       </w:r>
       <w:r>
         <w:rPr>
-          <w:rFonts w:ascii="Times" w:eastAsia="Times" w:hAnsi="Times" w:cs="Times"/>
+          <w:rFonts w:ascii="Times New Roman" w:eastAsia="Times New Roman" w:hAnsi="Times New Roman" w:cs="Times New Roman"/>
           <w:color w:val="000000"/>
           <w:sz w:val="24"/>
           <w:szCs w:val="24"/>
@@ -2437,15 +2437,15 @@
         <w:spacing w:before="273" w:line="223" w:lineRule="auto"/>
         <w:ind w:left="841" w:right="54" w:firstLine="2"/>
         <w:rPr>
-          <w:rFonts w:ascii="Times" w:eastAsia="Times" w:hAnsi="Times" w:cs="Times"/>
-          <w:color w:val="000000"/>
-          <w:sz w:val="24"/>
-          <w:szCs w:val="24"/>
-        </w:rPr>
-      </w:pPr>
-      <w:r>
-        <w:rPr>
-          <w:rFonts w:ascii="Times" w:eastAsia="Times" w:hAnsi="Times" w:cs="Times"/>
+          <w:rFonts w:ascii="Times New Roman" w:eastAsia="Times New Roman" w:hAnsi="Times New Roman" w:cs="Times New Roman"/>
+          <w:color w:val="000000"/>
+          <w:sz w:val="24"/>
+          <w:szCs w:val="24"/>
+        </w:rPr>
+      </w:pPr>
+      <w:r>
+        <w:rPr>
+          <w:rFonts w:ascii="Times New Roman" w:eastAsia="Times New Roman" w:hAnsi="Times New Roman" w:cs="Times New Roman"/>
           <w:color w:val="000000"/>
           <w:sz w:val="24"/>
           <w:szCs w:val="24"/>
@@ -2466,15 +2466,15 @@
         <w:spacing w:before="273" w:line="223" w:lineRule="auto"/>
         <w:ind w:left="843" w:right="41"/>
         <w:rPr>
-          <w:rFonts w:ascii="Times" w:eastAsia="Times" w:hAnsi="Times" w:cs="Times"/>
-          <w:color w:val="000000"/>
-          <w:sz w:val="24"/>
-          <w:szCs w:val="24"/>
-        </w:rPr>
-      </w:pPr>
-      <w:r>
-        <w:rPr>
-          <w:rFonts w:ascii="Times" w:eastAsia="Times" w:hAnsi="Times" w:cs="Times"/>
+          <w:rFonts w:ascii="Times New Roman" w:eastAsia="Times New Roman" w:hAnsi="Times New Roman" w:cs="Times New Roman"/>
+          <w:color w:val="000000"/>
+          <w:sz w:val="24"/>
+          <w:szCs w:val="24"/>
+        </w:rPr>
+      </w:pPr>
+      <w:r>
+        <w:rPr>
+          <w:rFonts w:ascii="Times New Roman" w:eastAsia="Times New Roman" w:hAnsi="Times New Roman" w:cs="Times New Roman"/>
           <w:color w:val="000000"/>
           <w:sz w:val="24"/>
           <w:szCs w:val="24"/>
@@ -2495,15 +2495,15 @@
         <w:spacing w:before="282" w:line="223" w:lineRule="auto"/>
         <w:ind w:left="840" w:right="21" w:firstLine="3"/>
         <w:rPr>
-          <w:rFonts w:ascii="Times" w:eastAsia="Times" w:hAnsi="Times" w:cs="Times"/>
-          <w:color w:val="000000"/>
-          <w:sz w:val="24"/>
-          <w:szCs w:val="24"/>
-        </w:rPr>
-      </w:pPr>
-      <w:r>
-        <w:rPr>
-          <w:rFonts w:ascii="Times" w:eastAsia="Times" w:hAnsi="Times" w:cs="Times"/>
+          <w:rFonts w:ascii="Times New Roman" w:eastAsia="Times New Roman" w:hAnsi="Times New Roman" w:cs="Times New Roman"/>
+          <w:color w:val="000000"/>
+          <w:sz w:val="24"/>
+          <w:szCs w:val="24"/>
+        </w:rPr>
+      </w:pPr>
+      <w:r>
+        <w:rPr>
+          <w:rFonts w:ascii="Times New Roman" w:eastAsia="Times New Roman" w:hAnsi="Times New Roman" w:cs="Times New Roman"/>
           <w:b/>
           <w:bCs/>
           <w:color w:val="000000"/>
@@ -2514,7 +2514,7 @@
       </w:r>
       <w:r>
         <w:rPr>
-          <w:rFonts w:ascii="Times" w:eastAsia="Times" w:hAnsi="Times" w:cs="Times"/>
+          <w:rFonts w:ascii="Times New Roman" w:eastAsia="Times New Roman" w:hAnsi="Times New Roman" w:cs="Times New Roman"/>
           <w:color w:val="000000"/>
           <w:sz w:val="24"/>
           <w:szCs w:val="24"/>
@@ -2537,15 +2537,15 @@
         <w:spacing w:before="282" w:line="223" w:lineRule="auto"/>
         <w:ind w:left="843" w:right="82"/>
         <w:rPr>
-          <w:rFonts w:ascii="Times" w:eastAsia="Times" w:hAnsi="Times" w:cs="Times"/>
-          <w:color w:val="000000"/>
-          <w:sz w:val="24"/>
-          <w:szCs w:val="24"/>
-        </w:rPr>
-      </w:pPr>
-      <w:r>
-        <w:rPr>
-          <w:rFonts w:ascii="Times" w:eastAsia="Times" w:hAnsi="Times" w:cs="Times"/>
+          <w:rFonts w:ascii="Times New Roman" w:eastAsia="Times New Roman" w:hAnsi="Times New Roman" w:cs="Times New Roman"/>
+          <w:color w:val="000000"/>
+          <w:sz w:val="24"/>
+          <w:szCs w:val="24"/>
+        </w:rPr>
+      </w:pPr>
+      <w:r>
+        <w:rPr>
+          <w:rFonts w:ascii="Times New Roman" w:eastAsia="Times New Roman" w:hAnsi="Times New Roman" w:cs="Times New Roman"/>
           <w:b/>
           <w:bCs/>
           <w:color w:val="000000"/>
@@ -2556,7 +2556,7 @@
       </w:r>
       <w:r>
         <w:rPr>
-          <w:rFonts w:ascii="Times" w:eastAsia="Times" w:hAnsi="Times" w:cs="Times"/>
+          <w:rFonts w:ascii="Times New Roman" w:eastAsia="Times New Roman" w:hAnsi="Times New Roman" w:cs="Times New Roman"/>
           <w:color w:val="000000"/>
           <w:sz w:val="24"/>
           <w:szCs w:val="24"/>
@@ -2577,15 +2577,15 @@
         <w:spacing w:before="282" w:line="223" w:lineRule="auto"/>
         <w:ind w:left="841" w:right="277" w:firstLine="2"/>
         <w:rPr>
-          <w:rFonts w:ascii="Times" w:eastAsia="Times" w:hAnsi="Times" w:cs="Times"/>
-          <w:color w:val="000000"/>
-          <w:sz w:val="24"/>
-          <w:szCs w:val="24"/>
-        </w:rPr>
-      </w:pPr>
-      <w:r>
-        <w:rPr>
-          <w:rFonts w:ascii="Times" w:eastAsia="Times" w:hAnsi="Times" w:cs="Times"/>
+          <w:rFonts w:ascii="Times New Roman" w:eastAsia="Times New Roman" w:hAnsi="Times New Roman" w:cs="Times New Roman"/>
+          <w:color w:val="000000"/>
+          <w:sz w:val="24"/>
+          <w:szCs w:val="24"/>
+        </w:rPr>
+      </w:pPr>
+      <w:r>
+        <w:rPr>
+          <w:rFonts w:ascii="Times New Roman" w:eastAsia="Times New Roman" w:hAnsi="Times New Roman" w:cs="Times New Roman"/>
           <w:b/>
           <w:bCs/>
           <w:color w:val="000000"/>
@@ -2596,7 +2596,7 @@
       </w:r>
       <w:r>
         <w:rPr>
-          <w:rFonts w:ascii="Times" w:eastAsia="Times" w:hAnsi="Times" w:cs="Times"/>
+          <w:rFonts w:ascii="Times New Roman" w:eastAsia="Times New Roman" w:hAnsi="Times New Roman" w:cs="Times New Roman"/>
           <w:color w:val="000000"/>
           <w:sz w:val="24"/>
           <w:szCs w:val="24"/>
@@ -2617,15 +2617,15 @@
         <w:spacing w:line="223" w:lineRule="auto"/>
         <w:ind w:left="841" w:right="208"/>
         <w:rPr>
-          <w:rFonts w:ascii="Times" w:eastAsia="Times" w:hAnsi="Times" w:cs="Times"/>
-          <w:color w:val="000000"/>
-          <w:sz w:val="24"/>
-          <w:szCs w:val="24"/>
-        </w:rPr>
-      </w:pPr>
-      <w:r>
-        <w:rPr>
-          <w:rFonts w:ascii="Times" w:eastAsia="Times" w:hAnsi="Times" w:cs="Times"/>
+          <w:rFonts w:ascii="Times New Roman" w:eastAsia="Times New Roman" w:hAnsi="Times New Roman" w:cs="Times New Roman"/>
+          <w:color w:val="000000"/>
+          <w:sz w:val="24"/>
+          <w:szCs w:val="24"/>
+        </w:rPr>
+      </w:pPr>
+      <w:r>
+        <w:rPr>
+          <w:rFonts w:ascii="Times New Roman" w:eastAsia="Times New Roman" w:hAnsi="Times New Roman" w:cs="Times New Roman"/>
           <w:color w:val="000000"/>
           <w:sz w:val="24"/>
           <w:szCs w:val="24"/>
@@ -2646,15 +2646,15 @@
         <w:spacing w:before="282" w:line="223" w:lineRule="auto"/>
         <w:ind w:left="842" w:right="135"/>
         <w:rPr>
-          <w:rFonts w:ascii="Times" w:eastAsia="Times" w:hAnsi="Times" w:cs="Times"/>
-          <w:color w:val="000000"/>
-          <w:sz w:val="24"/>
-          <w:szCs w:val="24"/>
-        </w:rPr>
-      </w:pPr>
-      <w:r>
-        <w:rPr>
-          <w:rFonts w:ascii="Times" w:eastAsia="Times" w:hAnsi="Times" w:cs="Times"/>
+          <w:rFonts w:ascii="Times New Roman" w:eastAsia="Times New Roman" w:hAnsi="Times New Roman" w:cs="Times New Roman"/>
+          <w:color w:val="000000"/>
+          <w:sz w:val="24"/>
+          <w:szCs w:val="24"/>
+        </w:rPr>
+      </w:pPr>
+      <w:r>
+        <w:rPr>
+          <w:rFonts w:ascii="Times New Roman" w:eastAsia="Times New Roman" w:hAnsi="Times New Roman" w:cs="Times New Roman"/>
           <w:b/>
           <w:bCs/>
           <w:color w:val="000000"/>
@@ -2665,7 +2665,7 @@
       </w:r>
       <w:r>
         <w:rPr>
-          <w:rFonts w:ascii="Times" w:eastAsia="Times" w:hAnsi="Times" w:cs="Times"/>
+          <w:rFonts w:ascii="Times New Roman" w:eastAsia="Times New Roman" w:hAnsi="Times New Roman" w:cs="Times New Roman"/>
           <w:color w:val="000000"/>
           <w:sz w:val="24"/>
           <w:szCs w:val="24"/>
@@ -2686,15 +2686,15 @@
         <w:spacing w:before="282" w:line="223" w:lineRule="auto"/>
         <w:ind w:left="848" w:right="420" w:hanging="5"/>
         <w:rPr>
-          <w:rFonts w:ascii="Times" w:eastAsia="Times" w:hAnsi="Times" w:cs="Times"/>
-          <w:color w:val="000000"/>
-          <w:sz w:val="24"/>
-          <w:szCs w:val="24"/>
-        </w:rPr>
-      </w:pPr>
-      <w:r>
-        <w:rPr>
-          <w:rFonts w:ascii="Times" w:eastAsia="Times" w:hAnsi="Times" w:cs="Times"/>
+          <w:rFonts w:ascii="Times New Roman" w:eastAsia="Times New Roman" w:hAnsi="Times New Roman" w:cs="Times New Roman"/>
+          <w:color w:val="000000"/>
+          <w:sz w:val="24"/>
+          <w:szCs w:val="24"/>
+        </w:rPr>
+      </w:pPr>
+      <w:r>
+        <w:rPr>
+          <w:rFonts w:ascii="Times New Roman" w:eastAsia="Times New Roman" w:hAnsi="Times New Roman" w:cs="Times New Roman"/>
           <w:b/>
           <w:bCs/>
           <w:color w:val="000000"/>
@@ -2705,7 +2705,7 @@
       </w:r>
       <w:r>
         <w:rPr>
-          <w:rFonts w:ascii="Times" w:eastAsia="Times" w:hAnsi="Times" w:cs="Times"/>
+          <w:rFonts w:ascii="Times New Roman" w:eastAsia="Times New Roman" w:hAnsi="Times New Roman" w:cs="Times New Roman"/>
           <w:color w:val="000000"/>
           <w:sz w:val="24"/>
           <w:szCs w:val="24"/>
@@ -2726,15 +2726,15 @@
         <w:spacing w:before="273" w:line="223" w:lineRule="auto"/>
         <w:ind w:left="843" w:right="92"/>
         <w:rPr>
-          <w:rFonts w:ascii="Times" w:eastAsia="Times" w:hAnsi="Times" w:cs="Times"/>
-          <w:color w:val="000000"/>
-          <w:sz w:val="24"/>
-          <w:szCs w:val="24"/>
-        </w:rPr>
-      </w:pPr>
-      <w:r>
-        <w:rPr>
-          <w:rFonts w:ascii="Times" w:eastAsia="Times" w:hAnsi="Times" w:cs="Times"/>
+          <w:rFonts w:ascii="Times New Roman" w:eastAsia="Times New Roman" w:hAnsi="Times New Roman" w:cs="Times New Roman"/>
+          <w:color w:val="000000"/>
+          <w:sz w:val="24"/>
+          <w:szCs w:val="24"/>
+        </w:rPr>
+      </w:pPr>
+      <w:r>
+        <w:rPr>
+          <w:rFonts w:ascii="Times New Roman" w:eastAsia="Times New Roman" w:hAnsi="Times New Roman" w:cs="Times New Roman"/>
           <w:color w:val="000000"/>
           <w:sz w:val="24"/>
           <w:szCs w:val="24"/>
@@ -2755,15 +2755,15 @@
         <w:spacing w:before="282" w:line="223" w:lineRule="auto"/>
         <w:ind w:left="841" w:right="328" w:firstLine="2"/>
         <w:rPr>
-          <w:rFonts w:ascii="Times" w:eastAsia="Times" w:hAnsi="Times" w:cs="Times"/>
-          <w:color w:val="000000"/>
-          <w:sz w:val="24"/>
-          <w:szCs w:val="24"/>
-        </w:rPr>
-      </w:pPr>
-      <w:r>
-        <w:rPr>
-          <w:rFonts w:ascii="Times" w:eastAsia="Times" w:hAnsi="Times" w:cs="Times"/>
+          <w:rFonts w:ascii="Times New Roman" w:eastAsia="Times New Roman" w:hAnsi="Times New Roman" w:cs="Times New Roman"/>
+          <w:color w:val="000000"/>
+          <w:sz w:val="24"/>
+          <w:szCs w:val="24"/>
+        </w:rPr>
+      </w:pPr>
+      <w:r>
+        <w:rPr>
+          <w:rFonts w:ascii="Times New Roman" w:eastAsia="Times New Roman" w:hAnsi="Times New Roman" w:cs="Times New Roman"/>
           <w:b/>
           <w:bCs/>
           <w:color w:val="000000"/>
@@ -2774,7 +2774,7 @@
       </w:r>
       <w:r>
         <w:rPr>
-          <w:rFonts w:ascii="Times" w:eastAsia="Times" w:hAnsi="Times" w:cs="Times"/>
+          <w:rFonts w:ascii="Times New Roman" w:eastAsia="Times New Roman" w:hAnsi="Times New Roman" w:cs="Times New Roman"/>
           <w:color w:val="000000"/>
           <w:sz w:val="24"/>
           <w:szCs w:val="24"/>
@@ -2795,15 +2795,15 @@
         <w:spacing w:before="282" w:line="223" w:lineRule="auto"/>
         <w:ind w:left="843" w:right="233"/>
         <w:rPr>
-          <w:rFonts w:ascii="Times" w:eastAsia="Times" w:hAnsi="Times" w:cs="Times"/>
-          <w:color w:val="000000"/>
-          <w:sz w:val="24"/>
-          <w:szCs w:val="24"/>
-        </w:rPr>
-      </w:pPr>
-      <w:r>
-        <w:rPr>
-          <w:rFonts w:ascii="Times" w:eastAsia="Times" w:hAnsi="Times" w:cs="Times"/>
+          <w:rFonts w:ascii="Times New Roman" w:eastAsia="Times New Roman" w:hAnsi="Times New Roman" w:cs="Times New Roman"/>
+          <w:color w:val="000000"/>
+          <w:sz w:val="24"/>
+          <w:szCs w:val="24"/>
+        </w:rPr>
+      </w:pPr>
+      <w:r>
+        <w:rPr>
+          <w:rFonts w:ascii="Times New Roman" w:eastAsia="Times New Roman" w:hAnsi="Times New Roman" w:cs="Times New Roman"/>
           <w:b/>
           <w:bCs/>
           <w:color w:val="000000"/>
@@ -2814,7 +2814,7 @@
       </w:r>
       <w:r>
         <w:rPr>
-          <w:rFonts w:ascii="Times" w:eastAsia="Times" w:hAnsi="Times" w:cs="Times"/>
+          <w:rFonts w:ascii="Times New Roman" w:eastAsia="Times New Roman" w:hAnsi="Times New Roman" w:cs="Times New Roman"/>
           <w:color w:val="000000"/>
           <w:sz w:val="24"/>
           <w:szCs w:val="24"/>
@@ -2835,15 +2835,15 @@
         <w:spacing w:before="282" w:line="223" w:lineRule="auto"/>
         <w:ind w:left="846" w:right="72" w:hanging="2"/>
         <w:rPr>
-          <w:rFonts w:ascii="Times" w:eastAsia="Times" w:hAnsi="Times" w:cs="Times"/>
-          <w:color w:val="000000"/>
-          <w:sz w:val="24"/>
-          <w:szCs w:val="24"/>
-        </w:rPr>
-      </w:pPr>
-      <w:r>
-        <w:rPr>
-          <w:rFonts w:ascii="Times" w:eastAsia="Times" w:hAnsi="Times" w:cs="Times"/>
+          <w:rFonts w:ascii="Times New Roman" w:eastAsia="Times New Roman" w:hAnsi="Times New Roman" w:cs="Times New Roman"/>
+          <w:color w:val="000000"/>
+          <w:sz w:val="24"/>
+          <w:szCs w:val="24"/>
+        </w:rPr>
+      </w:pPr>
+      <w:r>
+        <w:rPr>
+          <w:rFonts w:ascii="Times New Roman" w:eastAsia="Times New Roman" w:hAnsi="Times New Roman" w:cs="Times New Roman"/>
           <w:b/>
           <w:bCs/>
           <w:color w:val="000000"/>
@@ -2854,7 +2854,7 @@
       </w:r>
       <w:r>
         <w:rPr>
-          <w:rFonts w:ascii="Times" w:eastAsia="Times" w:hAnsi="Times" w:cs="Times"/>
+          <w:rFonts w:ascii="Times New Roman" w:eastAsia="Times New Roman" w:hAnsi="Times New Roman" w:cs="Times New Roman"/>
           <w:color w:val="000000"/>
           <w:sz w:val="24"/>
           <w:szCs w:val="24"/>
@@ -2875,15 +2875,15 @@
         <w:spacing w:before="282" w:line="223" w:lineRule="auto"/>
         <w:ind w:left="840" w:right="35" w:firstLine="3"/>
         <w:rPr>
-          <w:rFonts w:ascii="Times" w:eastAsia="Times" w:hAnsi="Times" w:cs="Times"/>
-          <w:color w:val="000000"/>
-          <w:sz w:val="24"/>
-          <w:szCs w:val="24"/>
-        </w:rPr>
-      </w:pPr>
-      <w:r>
-        <w:rPr>
-          <w:rFonts w:ascii="Times" w:eastAsia="Times" w:hAnsi="Times" w:cs="Times"/>
+          <w:rFonts w:ascii="Times New Roman" w:eastAsia="Times New Roman" w:hAnsi="Times New Roman" w:cs="Times New Roman"/>
+          <w:color w:val="000000"/>
+          <w:sz w:val="24"/>
+          <w:szCs w:val="24"/>
+        </w:rPr>
+      </w:pPr>
+      <w:r>
+        <w:rPr>
+          <w:rFonts w:ascii="Times New Roman" w:eastAsia="Times New Roman" w:hAnsi="Times New Roman" w:cs="Times New Roman"/>
           <w:b/>
           <w:bCs/>
           <w:color w:val="000000"/>
@@ -2895,7 +2895,7 @@
       </w:r>
       <w:r>
         <w:rPr>
-          <w:rFonts w:ascii="Times" w:eastAsia="Times" w:hAnsi="Times" w:cs="Times"/>
+          <w:rFonts w:ascii="Times New Roman" w:eastAsia="Times New Roman" w:hAnsi="Times New Roman" w:cs="Times New Roman"/>
           <w:color w:val="000000"/>
           <w:sz w:val="24"/>
           <w:szCs w:val="24"/>
@@ -2916,15 +2916,15 @@
         <w:spacing w:before="282" w:line="223" w:lineRule="auto"/>
         <w:ind w:left="841" w:right="288" w:firstLine="3"/>
         <w:rPr>
-          <w:rFonts w:ascii="Times" w:eastAsia="Times" w:hAnsi="Times" w:cs="Times"/>
-          <w:color w:val="000000"/>
-          <w:sz w:val="24"/>
-          <w:szCs w:val="24"/>
-        </w:rPr>
-      </w:pPr>
-      <w:r>
-        <w:rPr>
-          <w:rFonts w:ascii="Times" w:eastAsia="Times" w:hAnsi="Times" w:cs="Times"/>
+          <w:rFonts w:ascii="Times New Roman" w:eastAsia="Times New Roman" w:hAnsi="Times New Roman" w:cs="Times New Roman"/>
+          <w:color w:val="000000"/>
+          <w:sz w:val="24"/>
+          <w:szCs w:val="24"/>
+        </w:rPr>
+      </w:pPr>
+      <w:r>
+        <w:rPr>
+          <w:rFonts w:ascii="Times New Roman" w:eastAsia="Times New Roman" w:hAnsi="Times New Roman" w:cs="Times New Roman"/>
           <w:b/>
           <w:bCs/>
           <w:color w:val="000000"/>
@@ -2935,7 +2935,7 @@
       </w:r>
       <w:r>
         <w:rPr>
-          <w:rFonts w:ascii="Times" w:eastAsia="Times" w:hAnsi="Times" w:cs="Times"/>
+          <w:rFonts w:ascii="Times New Roman" w:eastAsia="Times New Roman" w:hAnsi="Times New Roman" w:cs="Times New Roman"/>
           <w:color w:val="000000"/>
           <w:sz w:val="24"/>
           <w:szCs w:val="24"/>
@@ -2956,15 +2956,15 @@
         <w:spacing w:line="223" w:lineRule="auto"/>
         <w:ind w:left="842" w:right="181" w:firstLine="1"/>
         <w:rPr>
-          <w:rFonts w:ascii="Times" w:eastAsia="Times" w:hAnsi="Times" w:cs="Times"/>
-          <w:color w:val="000000"/>
-          <w:sz w:val="24"/>
-          <w:szCs w:val="24"/>
-        </w:rPr>
-      </w:pPr>
-      <w:r>
-        <w:rPr>
-          <w:rFonts w:ascii="Times" w:eastAsia="Times" w:hAnsi="Times" w:cs="Times"/>
+          <w:rFonts w:ascii="Times New Roman" w:eastAsia="Times New Roman" w:hAnsi="Times New Roman" w:cs="Times New Roman"/>
+          <w:color w:val="000000"/>
+          <w:sz w:val="24"/>
+          <w:szCs w:val="24"/>
+        </w:rPr>
+      </w:pPr>
+      <w:r>
+        <w:rPr>
+          <w:rFonts w:ascii="Times New Roman" w:eastAsia="Times New Roman" w:hAnsi="Times New Roman" w:cs="Times New Roman"/>
           <w:b/>
           <w:bCs/>
           <w:color w:val="000000"/>
@@ -2975,7 +2975,7 @@
       </w:r>
       <w:r>
         <w:rPr>
-          <w:rFonts w:ascii="Times" w:eastAsia="Times" w:hAnsi="Times" w:cs="Times"/>
+          <w:rFonts w:ascii="Times New Roman" w:eastAsia="Times New Roman" w:hAnsi="Times New Roman" w:cs="Times New Roman"/>
           <w:color w:val="000000"/>
           <w:sz w:val="24"/>
           <w:szCs w:val="24"/>
@@ -2996,15 +2996,15 @@
         <w:spacing w:before="282" w:line="223" w:lineRule="auto"/>
         <w:ind w:left="843" w:right="29"/>
         <w:rPr>
-          <w:rFonts w:ascii="Times" w:eastAsia="Times" w:hAnsi="Times" w:cs="Times"/>
-          <w:color w:val="000000"/>
-          <w:sz w:val="24"/>
-          <w:szCs w:val="24"/>
-        </w:rPr>
-      </w:pPr>
-      <w:r>
-        <w:rPr>
-          <w:rFonts w:ascii="Times" w:eastAsia="Times" w:hAnsi="Times" w:cs="Times"/>
+          <w:rFonts w:ascii="Times New Roman" w:eastAsia="Times New Roman" w:hAnsi="Times New Roman" w:cs="Times New Roman"/>
+          <w:color w:val="000000"/>
+          <w:sz w:val="24"/>
+          <w:szCs w:val="24"/>
+        </w:rPr>
+      </w:pPr>
+      <w:r>
+        <w:rPr>
+          <w:rFonts w:ascii="Times New Roman" w:eastAsia="Times New Roman" w:hAnsi="Times New Roman" w:cs="Times New Roman"/>
           <w:b/>
           <w:bCs/>
           <w:color w:val="000000"/>
@@ -3015,7 +3015,7 @@
       </w:r>
       <w:r>
         <w:rPr>
-          <w:rFonts w:ascii="Times" w:eastAsia="Times" w:hAnsi="Times" w:cs="Times"/>
+          <w:rFonts w:ascii="Times New Roman" w:eastAsia="Times New Roman" w:hAnsi="Times New Roman" w:cs="Times New Roman"/>
           <w:color w:val="000000"/>
           <w:sz w:val="24"/>
           <w:szCs w:val="24"/>
@@ -3036,15 +3036,15 @@
         <w:spacing w:before="282" w:line="223" w:lineRule="auto"/>
         <w:ind w:left="841" w:right="80" w:firstLine="3"/>
         <w:rPr>
-          <w:rFonts w:ascii="Times" w:eastAsia="Times" w:hAnsi="Times" w:cs="Times"/>
-          <w:color w:val="000000"/>
-          <w:sz w:val="24"/>
-          <w:szCs w:val="24"/>
-        </w:rPr>
-      </w:pPr>
-      <w:r>
-        <w:rPr>
-          <w:rFonts w:ascii="Times" w:eastAsia="Times" w:hAnsi="Times" w:cs="Times"/>
+          <w:rFonts w:ascii="Times New Roman" w:eastAsia="Times New Roman" w:hAnsi="Times New Roman" w:cs="Times New Roman"/>
+          <w:color w:val="000000"/>
+          <w:sz w:val="24"/>
+          <w:szCs w:val="24"/>
+        </w:rPr>
+      </w:pPr>
+      <w:r>
+        <w:rPr>
+          <w:rFonts w:ascii="Times New Roman" w:eastAsia="Times New Roman" w:hAnsi="Times New Roman" w:cs="Times New Roman"/>
           <w:b/>
           <w:bCs/>
           <w:color w:val="000000"/>
@@ -3055,7 +3055,7 @@
       </w:r>
       <w:r>
         <w:rPr>
-          <w:rFonts w:ascii="Times" w:eastAsia="Times" w:hAnsi="Times" w:cs="Times"/>
+          <w:rFonts w:ascii="Times New Roman" w:eastAsia="Times New Roman" w:hAnsi="Times New Roman" w:cs="Times New Roman"/>
           <w:color w:val="000000"/>
           <w:sz w:val="24"/>
           <w:szCs w:val="24"/>
@@ -3076,15 +3076,15 @@
         <w:spacing w:before="282" w:line="223" w:lineRule="auto"/>
         <w:ind w:left="844" w:right="6"/>
         <w:rPr>
-          <w:rFonts w:ascii="Times" w:eastAsia="Times" w:hAnsi="Times" w:cs="Times"/>
-          <w:color w:val="000000"/>
-          <w:sz w:val="24"/>
-          <w:szCs w:val="24"/>
-        </w:rPr>
-      </w:pPr>
-      <w:r>
-        <w:rPr>
-          <w:rFonts w:ascii="Times" w:eastAsia="Times" w:hAnsi="Times" w:cs="Times"/>
+          <w:rFonts w:ascii="Times New Roman" w:eastAsia="Times New Roman" w:hAnsi="Times New Roman" w:cs="Times New Roman"/>
+          <w:color w:val="000000"/>
+          <w:sz w:val="24"/>
+          <w:szCs w:val="24"/>
+        </w:rPr>
+      </w:pPr>
+      <w:r>
+        <w:rPr>
+          <w:rFonts w:ascii="Times New Roman" w:eastAsia="Times New Roman" w:hAnsi="Times New Roman" w:cs="Times New Roman"/>
           <w:b/>
           <w:bCs/>
           <w:color w:val="000000"/>
@@ -3095,7 +3095,7 @@
       </w:r>
       <w:r>
         <w:rPr>
-          <w:rFonts w:ascii="Times" w:eastAsia="Times" w:hAnsi="Times" w:cs="Times"/>
+          <w:rFonts w:ascii="Times New Roman" w:eastAsia="Times New Roman" w:hAnsi="Times New Roman" w:cs="Times New Roman"/>
           <w:color w:val="000000"/>
           <w:sz w:val="24"/>
           <w:szCs w:val="24"/>
@@ -3116,14 +3116,14 @@
         <w:spacing w:before="282" w:line="223" w:lineRule="auto"/>
         <w:ind w:left="843" w:right="195"/>
         <w:rPr>
-          <w:rFonts w:ascii="Times" w:eastAsia="Times" w:hAnsi="Times" w:cs="Times"/>
-          <w:sz w:val="24"/>
-          <w:szCs w:val="24"/>
-        </w:rPr>
-      </w:pPr>
-      <w:r>
-        <w:rPr>
-          <w:rFonts w:ascii="Times" w:eastAsia="Times" w:hAnsi="Times" w:cs="Times"/>
+          <w:rFonts w:ascii="Times New Roman" w:eastAsia="Times New Roman" w:hAnsi="Times New Roman" w:cs="Times New Roman"/>
+          <w:sz w:val="24"/>
+          <w:szCs w:val="24"/>
+        </w:rPr>
+      </w:pPr>
+      <w:r>
+        <w:rPr>
+          <w:rFonts w:ascii="Times New Roman" w:eastAsia="Times New Roman" w:hAnsi="Times New Roman" w:cs="Times New Roman"/>
           <w:b/>
           <w:bCs/>
           <w:color w:val="000000"/>
@@ -3134,7 +3134,7 @@
       </w:r>
       <w:r>
         <w:rPr>
-          <w:rFonts w:ascii="Times" w:eastAsia="Times" w:hAnsi="Times" w:cs="Times"/>
+          <w:rFonts w:ascii="Times New Roman" w:eastAsia="Times New Roman" w:hAnsi="Times New Roman" w:cs="Times New Roman"/>
           <w:color w:val="000000"/>
           <w:sz w:val="24"/>
           <w:szCs w:val="24"/>
@@ -3155,17 +3155,17 @@
         <w:spacing w:before="282" w:line="240" w:lineRule="auto"/>
         <w:ind w:left="1114"/>
         <w:rPr>
-          <w:rFonts w:ascii="Times" w:eastAsia="Times" w:hAnsi="Times" w:cs="Times"/>
-          <w:b/>
-          <w:bCs/>
-          <w:color w:val="000000"/>
-          <w:sz w:val="24"/>
-          <w:szCs w:val="24"/>
-        </w:rPr>
-      </w:pPr>
-      <w:r>
-        <w:rPr>
-          <w:rFonts w:ascii="Times" w:eastAsia="Times" w:hAnsi="Times" w:cs="Times"/>
+          <w:rFonts w:ascii="Times New Roman" w:eastAsia="Times New Roman" w:hAnsi="Times New Roman" w:cs="Times New Roman"/>
+          <w:b/>
+          <w:bCs/>
+          <w:color w:val="000000"/>
+          <w:sz w:val="24"/>
+          <w:szCs w:val="24"/>
+        </w:rPr>
+      </w:pPr>
+      <w:r>
+        <w:rPr>
+          <w:rFonts w:ascii="Times New Roman" w:eastAsia="Times New Roman" w:hAnsi="Times New Roman" w:cs="Times New Roman"/>
           <w:b/>
           <w:bCs/>
           <w:color w:val="000000"/>
@@ -3177,7 +3177,7 @@
       </w:r>
       <w:r>
         <w:rPr>
-          <w:rFonts w:ascii="Times" w:eastAsia="Times" w:hAnsi="Times" w:cs="Times"/>
+          <w:rFonts w:ascii="Times New Roman" w:eastAsia="Times New Roman" w:hAnsi="Times New Roman" w:cs="Times New Roman"/>
           <w:b/>
           <w:bCs/>
           <w:color w:val="000000"/>
@@ -3200,7 +3200,7 @@
         <w:spacing w:before="256" w:line="240" w:lineRule="auto"/>
         <w:ind w:left="1112"/>
         <w:rPr>
-          <w:rFonts w:ascii="Times" w:eastAsia="Times" w:hAnsi="Times" w:cs="Times"/>
+          <w:rFonts w:ascii="Times New Roman" w:eastAsia="Times New Roman" w:hAnsi="Times New Roman" w:cs="Times New Roman"/>
           <w:color w:val="000000"/>
           <w:sz w:val="24"/>
           <w:szCs w:val="24"/>
@@ -3223,15 +3223,15 @@
         <w:spacing w:line="240" w:lineRule="auto"/>
         <w:ind w:left="1117"/>
         <w:rPr>
-          <w:rFonts w:ascii="Times" w:eastAsia="Times" w:hAnsi="Times" w:cs="Times"/>
-          <w:color w:val="000000"/>
-          <w:sz w:val="24"/>
-          <w:szCs w:val="24"/>
-        </w:rPr>
-      </w:pPr>
-      <w:r>
-        <w:rPr>
-          <w:rFonts w:ascii="Times" w:eastAsia="Times" w:hAnsi="Times" w:cs="Times"/>
+          <w:rFonts w:ascii="Times New Roman" w:eastAsia="Times New Roman" w:hAnsi="Times New Roman" w:cs="Times New Roman"/>
+          <w:color w:val="000000"/>
+          <w:sz w:val="24"/>
+          <w:szCs w:val="24"/>
+        </w:rPr>
+      </w:pPr>
+      <w:r>
+        <w:rPr>
+          <w:rFonts w:ascii="Times New Roman" w:eastAsia="Times New Roman" w:hAnsi="Times New Roman" w:cs="Times New Roman"/>
           <w:color w:val="000000"/>
           <w:sz w:val="24"/>
           <w:szCs w:val="24"/>
@@ -3252,15 +3252,15 @@
         <w:spacing w:line="240" w:lineRule="auto"/>
         <w:ind w:left="1114"/>
         <w:rPr>
-          <w:rFonts w:ascii="Times" w:eastAsia="Times" w:hAnsi="Times" w:cs="Times"/>
-          <w:color w:val="000000"/>
-          <w:sz w:val="24"/>
-          <w:szCs w:val="24"/>
-        </w:rPr>
-      </w:pPr>
-      <w:r>
-        <w:rPr>
-          <w:rFonts w:ascii="Times" w:eastAsia="Times" w:hAnsi="Times" w:cs="Times"/>
+          <w:rFonts w:ascii="Times New Roman" w:eastAsia="Times New Roman" w:hAnsi="Times New Roman" w:cs="Times New Roman"/>
+          <w:color w:val="000000"/>
+          <w:sz w:val="24"/>
+          <w:szCs w:val="24"/>
+        </w:rPr>
+      </w:pPr>
+      <w:r>
+        <w:rPr>
+          <w:rFonts w:ascii="Times New Roman" w:eastAsia="Times New Roman" w:hAnsi="Times New Roman" w:cs="Times New Roman"/>
           <w:color w:val="000000"/>
           <w:sz w:val="24"/>
           <w:szCs w:val="24"/>
@@ -3281,17 +3281,17 @@
         <w:spacing w:before="265" w:line="240" w:lineRule="auto"/>
         <w:ind w:left="1117"/>
         <w:rPr>
-          <w:rFonts w:ascii="Times" w:eastAsia="Times" w:hAnsi="Times" w:cs="Times"/>
-          <w:b/>
-          <w:bCs/>
-          <w:color w:val="000000"/>
-          <w:sz w:val="24"/>
-          <w:szCs w:val="24"/>
-        </w:rPr>
-      </w:pPr>
-      <w:r>
-        <w:rPr>
-          <w:rFonts w:ascii="Times" w:eastAsia="Times" w:hAnsi="Times" w:cs="Times"/>
+          <w:rFonts w:ascii="Times New Roman" w:eastAsia="Times New Roman" w:hAnsi="Times New Roman" w:cs="Times New Roman"/>
+          <w:b/>
+          <w:bCs/>
+          <w:color w:val="000000"/>
+          <w:sz w:val="24"/>
+          <w:szCs w:val="24"/>
+        </w:rPr>
+      </w:pPr>
+      <w:r>
+        <w:rPr>
+          <w:rFonts w:ascii="Times New Roman" w:eastAsia="Times New Roman" w:hAnsi="Times New Roman" w:cs="Times New Roman"/>
           <w:b/>
           <w:bCs/>
           <w:color w:val="000000"/>
@@ -3303,7 +3303,7 @@
       </w:r>
       <w:r>
         <w:rPr>
-          <w:rFonts w:ascii="Times" w:eastAsia="Times" w:hAnsi="Times" w:cs="Times"/>
+          <w:rFonts w:ascii="Times New Roman" w:eastAsia="Times New Roman" w:hAnsi="Times New Roman" w:cs="Times New Roman"/>
           <w:b/>
           <w:bCs/>
           <w:color w:val="000000"/>
@@ -3319,7 +3319,7 @@
         <w:spacing w:before="551" w:line="223" w:lineRule="auto"/>
         <w:ind w:left="720" w:right="75" w:firstLine="720"/>
         <w:rPr>
-          <w:rFonts w:ascii="Times" w:eastAsia="Times" w:hAnsi="Times" w:cs="Times"/>
+          <w:rFonts w:ascii="Times New Roman" w:eastAsia="Times New Roman" w:hAnsi="Times New Roman" w:cs="Times New Roman"/>
           <w:sz w:val="24"/>
           <w:szCs w:val="24"/>
         </w:rPr>
@@ -3334,7 +3334,7 @@
         <w:spacing w:before="551" w:line="223" w:lineRule="auto"/>
         <w:ind w:left="843" w:right="75" w:firstLine="720"/>
         <w:rPr>
-          <w:rFonts w:ascii="Times" w:eastAsia="Times" w:hAnsi="Times" w:cs="Times"/>
+          <w:rFonts w:ascii="Times New Roman" w:eastAsia="Times New Roman" w:hAnsi="Times New Roman" w:cs="Times New Roman"/>
           <w:sz w:val="24"/>
           <w:szCs w:val="24"/>
         </w:rPr>
@@ -3356,7 +3356,7 @@
         <w:spacing w:line="240" w:lineRule="auto"/>
         <w:ind w:left="1136"/>
         <w:rPr>
-          <w:rFonts w:ascii="Times" w:eastAsia="Times" w:hAnsi="Times" w:cs="Times"/>
+          <w:rFonts w:ascii="Times New Roman" w:eastAsia="Times New Roman" w:hAnsi="Times New Roman" w:cs="Times New Roman"/>
           <w:sz w:val="24"/>
           <w:szCs w:val="24"/>
         </w:rPr>
@@ -3375,15 +3375,15 @@
         <w:spacing w:line="240" w:lineRule="auto"/>
         <w:ind w:left="1120"/>
         <w:rPr>
-          <w:rFonts w:ascii="Times" w:eastAsia="Times" w:hAnsi="Times" w:cs="Times"/>
-          <w:color w:val="000000"/>
-          <w:sz w:val="24"/>
-          <w:szCs w:val="24"/>
-        </w:rPr>
-      </w:pPr>
-      <w:r>
-        <w:rPr>
-          <w:rFonts w:ascii="Times" w:eastAsia="Times" w:hAnsi="Times" w:cs="Times"/>
+          <w:rFonts w:ascii="Times New Roman" w:eastAsia="Times New Roman" w:hAnsi="Times New Roman" w:cs="Times New Roman"/>
+          <w:color w:val="000000"/>
+          <w:sz w:val="24"/>
+          <w:szCs w:val="24"/>
+        </w:rPr>
+      </w:pPr>
+      <w:r>
+        <w:rPr>
+          <w:rFonts w:ascii="Times New Roman" w:eastAsia="Times New Roman" w:hAnsi="Times New Roman" w:cs="Times New Roman"/>
           <w:sz w:val="24"/>
           <w:szCs w:val="24"/>
         </w:rPr>
@@ -3405,15 +3405,15 @@
         <w:ind w:right="521"/>
         <w:jc w:val="right"/>
         <w:rPr>
-          <w:rFonts w:ascii="Times" w:eastAsia="Times" w:hAnsi="Times" w:cs="Times"/>
-          <w:color w:val="000000"/>
-          <w:sz w:val="24"/>
-          <w:szCs w:val="24"/>
-        </w:rPr>
-      </w:pPr>
-      <w:r>
-        <w:rPr>
-          <w:rFonts w:ascii="Times" w:eastAsia="Times" w:hAnsi="Times" w:cs="Times"/>
+          <w:rFonts w:ascii="Times New Roman" w:eastAsia="Times New Roman" w:hAnsi="Times New Roman" w:cs="Times New Roman"/>
+          <w:color w:val="000000"/>
+          <w:sz w:val="24"/>
+          <w:szCs w:val="24"/>
+        </w:rPr>
+      </w:pPr>
+      <w:r>
+        <w:rPr>
+          <w:rFonts w:ascii="Times New Roman" w:eastAsia="Times New Roman" w:hAnsi="Times New Roman" w:cs="Times New Roman"/>
           <w:color w:val="000000"/>
           <w:sz w:val="24"/>
           <w:szCs w:val="24"/>
@@ -3434,15 +3434,15 @@
         <w:spacing w:before="265" w:line="223" w:lineRule="auto"/>
         <w:ind w:left="840" w:right="199" w:firstLine="3"/>
         <w:rPr>
-          <w:rFonts w:ascii="Times" w:eastAsia="Times" w:hAnsi="Times" w:cs="Times"/>
-          <w:color w:val="000000"/>
-          <w:sz w:val="24"/>
-          <w:szCs w:val="24"/>
-        </w:rPr>
-      </w:pPr>
-      <w:r>
-        <w:rPr>
-          <w:rFonts w:ascii="Times" w:eastAsia="Times" w:hAnsi="Times" w:cs="Times"/>
+          <w:rFonts w:ascii="Times New Roman" w:eastAsia="Times New Roman" w:hAnsi="Times New Roman" w:cs="Times New Roman"/>
+          <w:color w:val="000000"/>
+          <w:sz w:val="24"/>
+          <w:szCs w:val="24"/>
+        </w:rPr>
+      </w:pPr>
+      <w:r>
+        <w:rPr>
+          <w:rFonts w:ascii="Times New Roman" w:eastAsia="Times New Roman" w:hAnsi="Times New Roman" w:cs="Times New Roman"/>
           <w:b/>
           <w:bCs/>
           <w:color w:val="000000"/>
@@ -3453,7 +3453,7 @@
       </w:r>
       <w:r>
         <w:rPr>
-          <w:rFonts w:ascii="Times" w:eastAsia="Times" w:hAnsi="Times" w:cs="Times"/>
+          <w:rFonts w:ascii="Times New Roman" w:eastAsia="Times New Roman" w:hAnsi="Times New Roman" w:cs="Times New Roman"/>
           <w:color w:val="000000"/>
           <w:sz w:val="24"/>
           <w:szCs w:val="24"/>
@@ -3474,15 +3474,15 @@
         <w:spacing w:before="282" w:line="223" w:lineRule="auto"/>
         <w:ind w:left="852" w:right="568" w:hanging="7"/>
         <w:rPr>
-          <w:rFonts w:ascii="Times" w:eastAsia="Times" w:hAnsi="Times" w:cs="Times"/>
-          <w:color w:val="000000"/>
-          <w:sz w:val="24"/>
-          <w:szCs w:val="24"/>
-        </w:rPr>
-      </w:pPr>
-      <w:r>
-        <w:rPr>
-          <w:rFonts w:ascii="Times" w:eastAsia="Times" w:hAnsi="Times" w:cs="Times"/>
+          <w:rFonts w:ascii="Times New Roman" w:eastAsia="Times New Roman" w:hAnsi="Times New Roman" w:cs="Times New Roman"/>
+          <w:color w:val="000000"/>
+          <w:sz w:val="24"/>
+          <w:szCs w:val="24"/>
+        </w:rPr>
+      </w:pPr>
+      <w:r>
+        <w:rPr>
+          <w:rFonts w:ascii="Times New Roman" w:eastAsia="Times New Roman" w:hAnsi="Times New Roman" w:cs="Times New Roman"/>
           <w:b/>
           <w:bCs/>
           <w:color w:val="000000"/>
@@ -3493,7 +3493,7 @@
       </w:r>
       <w:r>
         <w:rPr>
-          <w:rFonts w:ascii="Times" w:eastAsia="Times" w:hAnsi="Times" w:cs="Times"/>
+          <w:rFonts w:ascii="Times New Roman" w:eastAsia="Times New Roman" w:hAnsi="Times New Roman" w:cs="Times New Roman"/>
           <w:color w:val="000000"/>
           <w:sz w:val="24"/>
           <w:szCs w:val="24"/>
@@ -3514,15 +3514,15 @@
         <w:spacing w:line="223" w:lineRule="auto"/>
         <w:ind w:left="852" w:right="875" w:hanging="11"/>
         <w:rPr>
-          <w:rFonts w:ascii="Times" w:eastAsia="Times" w:hAnsi="Times" w:cs="Times"/>
-          <w:color w:val="000000"/>
-          <w:sz w:val="24"/>
-          <w:szCs w:val="24"/>
-        </w:rPr>
-      </w:pPr>
-      <w:r>
-        <w:rPr>
-          <w:rFonts w:ascii="Times" w:eastAsia="Times" w:hAnsi="Times" w:cs="Times"/>
+          <w:rFonts w:ascii="Times New Roman" w:eastAsia="Times New Roman" w:hAnsi="Times New Roman" w:cs="Times New Roman"/>
+          <w:color w:val="000000"/>
+          <w:sz w:val="24"/>
+          <w:szCs w:val="24"/>
+        </w:rPr>
+      </w:pPr>
+      <w:r>
+        <w:rPr>
+          <w:rFonts w:ascii="Times New Roman" w:eastAsia="Times New Roman" w:hAnsi="Times New Roman" w:cs="Times New Roman"/>
           <w:color w:val="000000"/>
           <w:sz w:val="24"/>
           <w:szCs w:val="24"/>
@@ -3543,17 +3543,17 @@
         <w:spacing w:before="282" w:line="231" w:lineRule="auto"/>
         <w:ind w:left="840" w:right="186" w:firstLine="3"/>
         <w:rPr>
-          <w:rFonts w:ascii="Times" w:eastAsia="Times" w:hAnsi="Times" w:cs="Times"/>
-          <w:b/>
-          <w:bCs/>
-          <w:color w:val="000000"/>
-          <w:sz w:val="24"/>
-          <w:szCs w:val="24"/>
-        </w:rPr>
-      </w:pPr>
-      <w:r>
-        <w:rPr>
-          <w:rFonts w:ascii="Times" w:eastAsia="Times" w:hAnsi="Times" w:cs="Times"/>
+          <w:rFonts w:ascii="Times New Roman" w:eastAsia="Times New Roman" w:hAnsi="Times New Roman" w:cs="Times New Roman"/>
+          <w:b/>
+          <w:bCs/>
+          <w:color w:val="000000"/>
+          <w:sz w:val="24"/>
+          <w:szCs w:val="24"/>
+        </w:rPr>
+      </w:pPr>
+      <w:r>
+        <w:rPr>
+          <w:rFonts w:ascii="Times New Roman" w:eastAsia="Times New Roman" w:hAnsi="Times New Roman" w:cs="Times New Roman"/>
           <w:b/>
           <w:bCs/>
           <w:color w:val="000000"/>
@@ -3576,15 +3576,15 @@
         <w:spacing w:before="274" w:line="223" w:lineRule="auto"/>
         <w:ind w:left="846" w:right="894" w:hanging="2"/>
         <w:rPr>
-          <w:rFonts w:ascii="Times" w:eastAsia="Times" w:hAnsi="Times" w:cs="Times"/>
-          <w:color w:val="000000"/>
-          <w:sz w:val="24"/>
-          <w:szCs w:val="24"/>
-        </w:rPr>
-      </w:pPr>
-      <w:r>
-        <w:rPr>
-          <w:rFonts w:ascii="Times" w:eastAsia="Times" w:hAnsi="Times" w:cs="Times"/>
+          <w:rFonts w:ascii="Times New Roman" w:eastAsia="Times New Roman" w:hAnsi="Times New Roman" w:cs="Times New Roman"/>
+          <w:color w:val="000000"/>
+          <w:sz w:val="24"/>
+          <w:szCs w:val="24"/>
+        </w:rPr>
+      </w:pPr>
+      <w:r>
+        <w:rPr>
+          <w:rFonts w:ascii="Times New Roman" w:eastAsia="Times New Roman" w:hAnsi="Times New Roman" w:cs="Times New Roman"/>
           <w:b/>
           <w:bCs/>
           <w:color w:val="000000"/>
@@ -3595,7 +3595,7 @@
       </w:r>
       <w:r>
         <w:rPr>
-          <w:rFonts w:ascii="Times" w:eastAsia="Times" w:hAnsi="Times" w:cs="Times"/>
+          <w:rFonts w:ascii="Times New Roman" w:eastAsia="Times New Roman" w:hAnsi="Times New Roman" w:cs="Times New Roman"/>
           <w:color w:val="000000"/>
           <w:sz w:val="24"/>
           <w:szCs w:val="24"/>
@@ -3616,15 +3616,15 @@
         <w:spacing w:before="282" w:line="223" w:lineRule="auto"/>
         <w:ind w:left="843" w:right="42" w:firstLine="1"/>
         <w:rPr>
-          <w:rFonts w:ascii="Times" w:eastAsia="Times" w:hAnsi="Times" w:cs="Times"/>
-          <w:color w:val="000000"/>
-          <w:sz w:val="24"/>
-          <w:szCs w:val="24"/>
-        </w:rPr>
-      </w:pPr>
-      <w:r>
-        <w:rPr>
-          <w:rFonts w:ascii="Times" w:eastAsia="Times" w:hAnsi="Times" w:cs="Times"/>
+          <w:rFonts w:ascii="Times New Roman" w:eastAsia="Times New Roman" w:hAnsi="Times New Roman" w:cs="Times New Roman"/>
+          <w:color w:val="000000"/>
+          <w:sz w:val="24"/>
+          <w:szCs w:val="24"/>
+        </w:rPr>
+      </w:pPr>
+      <w:r>
+        <w:rPr>
+          <w:rFonts w:ascii="Times New Roman" w:eastAsia="Times New Roman" w:hAnsi="Times New Roman" w:cs="Times New Roman"/>
           <w:b/>
           <w:bCs/>
           <w:color w:val="000000"/>
@@ -3635,7 +3635,7 @@
       </w:r>
       <w:r>
         <w:rPr>
-          <w:rFonts w:ascii="Times" w:eastAsia="Times" w:hAnsi="Times" w:cs="Times"/>
+          <w:rFonts w:ascii="Times New Roman" w:eastAsia="Times New Roman" w:hAnsi="Times New Roman" w:cs="Times New Roman"/>
           <w:color w:val="000000"/>
           <w:sz w:val="24"/>
           <w:szCs w:val="24"/>
@@ -3656,15 +3656,15 @@
         <w:spacing w:before="282" w:line="223" w:lineRule="auto"/>
         <w:ind w:left="841" w:right="40" w:firstLine="4"/>
         <w:rPr>
-          <w:rFonts w:ascii="Times" w:eastAsia="Times" w:hAnsi="Times" w:cs="Times"/>
-          <w:color w:val="000000"/>
-          <w:sz w:val="24"/>
-          <w:szCs w:val="24"/>
-        </w:rPr>
-      </w:pPr>
-      <w:r>
-        <w:rPr>
-          <w:rFonts w:ascii="Times" w:eastAsia="Times" w:hAnsi="Times" w:cs="Times"/>
+          <w:rFonts w:ascii="Times New Roman" w:eastAsia="Times New Roman" w:hAnsi="Times New Roman" w:cs="Times New Roman"/>
+          <w:color w:val="000000"/>
+          <w:sz w:val="24"/>
+          <w:szCs w:val="24"/>
+        </w:rPr>
+      </w:pPr>
+      <w:r>
+        <w:rPr>
+          <w:rFonts w:ascii="Times New Roman" w:eastAsia="Times New Roman" w:hAnsi="Times New Roman" w:cs="Times New Roman"/>
           <w:b/>
           <w:bCs/>
           <w:color w:val="000000"/>
@@ -3675,7 +3675,7 @@
       </w:r>
       <w:r>
         <w:rPr>
-          <w:rFonts w:ascii="Times" w:eastAsia="Times" w:hAnsi="Times" w:cs="Times"/>
+          <w:rFonts w:ascii="Times New Roman" w:eastAsia="Times New Roman" w:hAnsi="Times New Roman" w:cs="Times New Roman"/>
           <w:color w:val="000000"/>
           <w:sz w:val="24"/>
           <w:szCs w:val="24"/>
@@ -3696,15 +3696,15 @@
         <w:spacing w:before="282" w:line="240" w:lineRule="auto"/>
         <w:ind w:left="845"/>
         <w:rPr>
-          <w:rFonts w:ascii="Times" w:eastAsia="Times" w:hAnsi="Times" w:cs="Times"/>
-          <w:color w:val="000000"/>
-          <w:sz w:val="24"/>
-          <w:szCs w:val="24"/>
-        </w:rPr>
-      </w:pPr>
-      <w:r>
-        <w:rPr>
-          <w:rFonts w:ascii="Times" w:eastAsia="Times" w:hAnsi="Times" w:cs="Times"/>
+          <w:rFonts w:ascii="Times New Roman" w:eastAsia="Times New Roman" w:hAnsi="Times New Roman" w:cs="Times New Roman"/>
+          <w:color w:val="000000"/>
+          <w:sz w:val="24"/>
+          <w:szCs w:val="24"/>
+        </w:rPr>
+      </w:pPr>
+      <w:r>
+        <w:rPr>
+          <w:rFonts w:ascii="Times New Roman" w:eastAsia="Times New Roman" w:hAnsi="Times New Roman" w:cs="Times New Roman"/>
           <w:b/>
           <w:bCs/>
           <w:color w:val="000000"/>
@@ -3715,7 +3715,7 @@
       </w:r>
       <w:r>
         <w:rPr>
-          <w:rFonts w:ascii="Times" w:eastAsia="Times" w:hAnsi="Times" w:cs="Times"/>
+          <w:rFonts w:ascii="Times New Roman" w:eastAsia="Times New Roman" w:hAnsi="Times New Roman" w:cs="Times New Roman"/>
           <w:color w:val="000000"/>
           <w:sz w:val="24"/>
           <w:szCs w:val="24"/>
@@ -3736,15 +3736,15 @@
         <w:spacing w:before="265" w:line="223" w:lineRule="auto"/>
         <w:ind w:left="841" w:right="127" w:firstLine="4"/>
         <w:rPr>
-          <w:rFonts w:ascii="Times" w:eastAsia="Times" w:hAnsi="Times" w:cs="Times"/>
-          <w:color w:val="000000"/>
-          <w:sz w:val="24"/>
-          <w:szCs w:val="24"/>
-        </w:rPr>
-      </w:pPr>
-      <w:r>
-        <w:rPr>
-          <w:rFonts w:ascii="Times" w:eastAsia="Times" w:hAnsi="Times" w:cs="Times"/>
+          <w:rFonts w:ascii="Times New Roman" w:eastAsia="Times New Roman" w:hAnsi="Times New Roman" w:cs="Times New Roman"/>
+          <w:color w:val="000000"/>
+          <w:sz w:val="24"/>
+          <w:szCs w:val="24"/>
+        </w:rPr>
+      </w:pPr>
+      <w:r>
+        <w:rPr>
+          <w:rFonts w:ascii="Times New Roman" w:eastAsia="Times New Roman" w:hAnsi="Times New Roman" w:cs="Times New Roman"/>
           <w:b/>
           <w:bCs/>
           <w:color w:val="000000"/>
@@ -3755,7 +3755,7 @@
       </w:r>
       <w:r>
         <w:rPr>
-          <w:rFonts w:ascii="Times" w:eastAsia="Times" w:hAnsi="Times" w:cs="Times"/>
+          <w:rFonts w:ascii="Times New Roman" w:eastAsia="Times New Roman" w:hAnsi="Times New Roman" w:cs="Times New Roman"/>
           <w:color w:val="000000"/>
           <w:sz w:val="24"/>
           <w:szCs w:val="24"/>
@@ -3776,15 +3776,15 @@
         <w:spacing w:before="282" w:line="223" w:lineRule="auto"/>
         <w:ind w:left="841" w:right="96" w:firstLine="4"/>
         <w:rPr>
-          <w:rFonts w:ascii="Times" w:eastAsia="Times" w:hAnsi="Times" w:cs="Times"/>
-          <w:color w:val="000000"/>
-          <w:sz w:val="24"/>
-          <w:szCs w:val="24"/>
-        </w:rPr>
-      </w:pPr>
-      <w:r>
-        <w:rPr>
-          <w:rFonts w:ascii="Times" w:eastAsia="Times" w:hAnsi="Times" w:cs="Times"/>
+          <w:rFonts w:ascii="Times New Roman" w:eastAsia="Times New Roman" w:hAnsi="Times New Roman" w:cs="Times New Roman"/>
+          <w:color w:val="000000"/>
+          <w:sz w:val="24"/>
+          <w:szCs w:val="24"/>
+        </w:rPr>
+      </w:pPr>
+      <w:r>
+        <w:rPr>
+          <w:rFonts w:ascii="Times New Roman" w:eastAsia="Times New Roman" w:hAnsi="Times New Roman" w:cs="Times New Roman"/>
           <w:b/>
           <w:bCs/>
           <w:color w:val="000000"/>
@@ -3795,7 +3795,7 @@
       </w:r>
       <w:r>
         <w:rPr>
-          <w:rFonts w:ascii="Times" w:eastAsia="Times" w:hAnsi="Times" w:cs="Times"/>
+          <w:rFonts w:ascii="Times New Roman" w:eastAsia="Times New Roman" w:hAnsi="Times New Roman" w:cs="Times New Roman"/>
           <w:color w:val="000000"/>
           <w:sz w:val="24"/>
           <w:szCs w:val="24"/>
@@ -3816,15 +3816,15 @@
         <w:spacing w:before="282" w:line="223" w:lineRule="auto"/>
         <w:ind w:left="841" w:right="66" w:firstLine="4"/>
         <w:rPr>
-          <w:rFonts w:ascii="Times" w:eastAsia="Times" w:hAnsi="Times" w:cs="Times"/>
-          <w:color w:val="000000"/>
-          <w:sz w:val="24"/>
-          <w:szCs w:val="24"/>
-        </w:rPr>
-      </w:pPr>
-      <w:r>
-        <w:rPr>
-          <w:rFonts w:ascii="Times" w:eastAsia="Times" w:hAnsi="Times" w:cs="Times"/>
+          <w:rFonts w:ascii="Times New Roman" w:eastAsia="Times New Roman" w:hAnsi="Times New Roman" w:cs="Times New Roman"/>
+          <w:color w:val="000000"/>
+          <w:sz w:val="24"/>
+          <w:szCs w:val="24"/>
+        </w:rPr>
+      </w:pPr>
+      <w:r>
+        <w:rPr>
+          <w:rFonts w:ascii="Times New Roman" w:eastAsia="Times New Roman" w:hAnsi="Times New Roman" w:cs="Times New Roman"/>
           <w:b/>
           <w:bCs/>
           <w:color w:val="000000"/>
@@ -3835,7 +3835,7 @@
       </w:r>
       <w:r>
         <w:rPr>
-          <w:rFonts w:ascii="Times" w:eastAsia="Times" w:hAnsi="Times" w:cs="Times"/>
+          <w:rFonts w:ascii="Times New Roman" w:eastAsia="Times New Roman" w:hAnsi="Times New Roman" w:cs="Times New Roman"/>
           <w:color w:val="000000"/>
           <w:sz w:val="24"/>
           <w:szCs w:val="24"/>
@@ -3856,15 +3856,15 @@
         <w:spacing w:before="282" w:line="223" w:lineRule="auto"/>
         <w:ind w:left="843" w:right="191" w:firstLine="2"/>
         <w:rPr>
-          <w:rFonts w:ascii="Times" w:eastAsia="Times" w:hAnsi="Times" w:cs="Times"/>
-          <w:color w:val="000000"/>
-          <w:sz w:val="24"/>
-          <w:szCs w:val="24"/>
-        </w:rPr>
-      </w:pPr>
-      <w:r>
-        <w:rPr>
-          <w:rFonts w:ascii="Times" w:eastAsia="Times" w:hAnsi="Times" w:cs="Times"/>
+          <w:rFonts w:ascii="Times New Roman" w:eastAsia="Times New Roman" w:hAnsi="Times New Roman" w:cs="Times New Roman"/>
+          <w:color w:val="000000"/>
+          <w:sz w:val="24"/>
+          <w:szCs w:val="24"/>
+        </w:rPr>
+      </w:pPr>
+      <w:r>
+        <w:rPr>
+          <w:rFonts w:ascii="Times New Roman" w:eastAsia="Times New Roman" w:hAnsi="Times New Roman" w:cs="Times New Roman"/>
           <w:b/>
           <w:bCs/>
           <w:color w:val="000000"/>
@@ -3875,7 +3875,7 @@
       </w:r>
       <w:r>
         <w:rPr>
-          <w:rFonts w:ascii="Times" w:eastAsia="Times" w:hAnsi="Times" w:cs="Times"/>
+          <w:rFonts w:ascii="Times New Roman" w:eastAsia="Times New Roman" w:hAnsi="Times New Roman" w:cs="Times New Roman"/>
           <w:color w:val="000000"/>
           <w:sz w:val="24"/>
           <w:szCs w:val="24"/>
@@ -3896,15 +3896,15 @@
         <w:spacing w:before="273" w:line="223" w:lineRule="auto"/>
         <w:ind w:left="843" w:right="172" w:hanging="1"/>
         <w:rPr>
-          <w:rFonts w:ascii="Times" w:eastAsia="Times" w:hAnsi="Times" w:cs="Times"/>
-          <w:color w:val="000000"/>
-          <w:sz w:val="24"/>
-          <w:szCs w:val="24"/>
-        </w:rPr>
-      </w:pPr>
-      <w:r>
-        <w:rPr>
-          <w:rFonts w:ascii="Times" w:eastAsia="Times" w:hAnsi="Times" w:cs="Times"/>
+          <w:rFonts w:ascii="Times New Roman" w:eastAsia="Times New Roman" w:hAnsi="Times New Roman" w:cs="Times New Roman"/>
+          <w:color w:val="000000"/>
+          <w:sz w:val="24"/>
+          <w:szCs w:val="24"/>
+        </w:rPr>
+      </w:pPr>
+      <w:r>
+        <w:rPr>
+          <w:rFonts w:ascii="Times New Roman" w:eastAsia="Times New Roman" w:hAnsi="Times New Roman" w:cs="Times New Roman"/>
           <w:color w:val="000000"/>
           <w:sz w:val="24"/>
           <w:szCs w:val="24"/>
@@ -3919,14 +3919,14 @@
         <w:spacing w:before="282" w:line="223" w:lineRule="auto"/>
         <w:ind w:left="843" w:right="195"/>
         <w:rPr>
-          <w:rFonts w:ascii="Times" w:eastAsia="Times" w:hAnsi="Times" w:cs="Times"/>
-          <w:sz w:val="24"/>
-          <w:szCs w:val="24"/>
-        </w:rPr>
-      </w:pPr>
-      <w:r>
-        <w:rPr>
-          <w:rFonts w:ascii="Times" w:eastAsia="Times" w:hAnsi="Times" w:cs="Times"/>
+          <w:rFonts w:ascii="Times New Roman" w:eastAsia="Times New Roman" w:hAnsi="Times New Roman" w:cs="Times New Roman"/>
+          <w:sz w:val="24"/>
+          <w:szCs w:val="24"/>
+        </w:rPr>
+      </w:pPr>
+      <w:r>
+        <w:rPr>
+          <w:rFonts w:ascii="Times New Roman" w:eastAsia="Times New Roman" w:hAnsi="Times New Roman" w:cs="Times New Roman"/>
           <w:b/>
           <w:bCs/>
           <w:sz w:val="24"/>
@@ -3936,7 +3936,7 @@
       </w:r>
       <w:r>
         <w:rPr>
-          <w:rFonts w:ascii="Times" w:eastAsia="Times" w:hAnsi="Times" w:cs="Times"/>
+          <w:rFonts w:ascii="Times New Roman" w:eastAsia="Times New Roman" w:hAnsi="Times New Roman" w:cs="Times New Roman"/>
           <w:sz w:val="24"/>
           <w:szCs w:val="24"/>
         </w:rPr>
@@ -3949,7 +3949,7 @@
         <w:spacing w:before="282" w:line="223" w:lineRule="auto"/>
         <w:ind w:left="843" w:right="195"/>
         <w:rPr>
-          <w:rFonts w:ascii="Times" w:eastAsia="Times" w:hAnsi="Times" w:cs="Times"/>
+          <w:rFonts w:ascii="Times New Roman" w:eastAsia="Times New Roman" w:hAnsi="Times New Roman" w:cs="Times New Roman"/>
           <w:sz w:val="24"/>
           <w:szCs w:val="24"/>
         </w:rPr>
@@ -3961,16 +3961,16 @@
         <w:spacing w:before="282" w:line="223" w:lineRule="auto"/>
         <w:ind w:left="843" w:right="195"/>
         <w:rPr>
-          <w:rFonts w:ascii="Times" w:eastAsia="Times" w:hAnsi="Times" w:cs="Times"/>
-          <w:b/>
-          <w:bCs/>
-          <w:sz w:val="24"/>
-          <w:szCs w:val="24"/>
-        </w:rPr>
-      </w:pPr>
-      <w:r>
-        <w:rPr>
-          <w:rFonts w:ascii="Times" w:eastAsia="Times" w:hAnsi="Times" w:cs="Times"/>
+          <w:rFonts w:ascii="Times New Roman" w:eastAsia="Times New Roman" w:hAnsi="Times New Roman" w:cs="Times New Roman"/>
+          <w:b/>
+          <w:bCs/>
+          <w:sz w:val="24"/>
+          <w:szCs w:val="24"/>
+        </w:rPr>
+      </w:pPr>
+      <w:r>
+        <w:rPr>
+          <w:rFonts w:ascii="Times New Roman" w:eastAsia="Times New Roman" w:hAnsi="Times New Roman" w:cs="Times New Roman"/>
           <w:b/>
           <w:bCs/>
           <w:sz w:val="24"/>
@@ -3985,14 +3985,14 @@
         <w:spacing w:before="282" w:line="223" w:lineRule="auto"/>
         <w:ind w:left="720" w:right="195"/>
         <w:rPr>
-          <w:rFonts w:ascii="Times" w:eastAsia="Times" w:hAnsi="Times" w:cs="Times"/>
-          <w:sz w:val="24"/>
-          <w:szCs w:val="24"/>
-        </w:rPr>
-      </w:pPr>
-      <w:r>
-        <w:rPr>
-          <w:rFonts w:ascii="Times" w:eastAsia="Times" w:hAnsi="Times" w:cs="Times"/>
+          <w:rFonts w:ascii="Times New Roman" w:eastAsia="Times New Roman" w:hAnsi="Times New Roman" w:cs="Times New Roman"/>
+          <w:sz w:val="24"/>
+          <w:szCs w:val="24"/>
+        </w:rPr>
+      </w:pPr>
+      <w:r>
+        <w:rPr>
+          <w:rFonts w:ascii="Times New Roman" w:eastAsia="Times New Roman" w:hAnsi="Times New Roman" w:cs="Times New Roman"/>
           <w:sz w:val="24"/>
           <w:szCs w:val="24"/>
         </w:rPr>
@@ -4005,14 +4005,14 @@
         <w:spacing w:before="282" w:line="223" w:lineRule="auto"/>
         <w:ind w:left="720" w:right="195"/>
         <w:rPr>
-          <w:rFonts w:ascii="Times" w:eastAsia="Times" w:hAnsi="Times" w:cs="Times"/>
-          <w:sz w:val="24"/>
-          <w:szCs w:val="24"/>
-        </w:rPr>
-      </w:pPr>
-      <w:r>
-        <w:rPr>
-          <w:rFonts w:ascii="Times" w:eastAsia="Times" w:hAnsi="Times" w:cs="Times"/>
+          <w:rFonts w:ascii="Times New Roman" w:eastAsia="Times New Roman" w:hAnsi="Times New Roman" w:cs="Times New Roman"/>
+          <w:sz w:val="24"/>
+          <w:szCs w:val="24"/>
+        </w:rPr>
+      </w:pPr>
+      <w:r>
+        <w:rPr>
+          <w:rFonts w:ascii="Times New Roman" w:eastAsia="Times New Roman" w:hAnsi="Times New Roman" w:cs="Times New Roman"/>
           <w:sz w:val="24"/>
           <w:szCs w:val="24"/>
         </w:rPr>
@@ -4025,7 +4025,7 @@
         <w:spacing w:before="282" w:line="223" w:lineRule="auto"/>
         <w:ind w:left="843" w:right="195"/>
         <w:rPr>
-          <w:rFonts w:ascii="Times" w:eastAsia="Times" w:hAnsi="Times" w:cs="Times"/>
+          <w:rFonts w:ascii="Times New Roman" w:eastAsia="Times New Roman" w:hAnsi="Times New Roman" w:cs="Times New Roman"/>
           <w:sz w:val="24"/>
           <w:szCs w:val="24"/>
         </w:rPr>
@@ -4037,14 +4037,14 @@
         <w:spacing w:before="282" w:line="223" w:lineRule="auto"/>
         <w:ind w:left="843" w:right="195"/>
         <w:rPr>
-          <w:rFonts w:ascii="Times" w:eastAsia="Times" w:hAnsi="Times" w:cs="Times"/>
-          <w:sz w:val="24"/>
-          <w:szCs w:val="24"/>
-        </w:rPr>
-      </w:pPr>
-      <w:r>
-        <w:rPr>
-          <w:rFonts w:ascii="Times" w:eastAsia="Times" w:hAnsi="Times" w:cs="Times"/>
+          <w:rFonts w:ascii="Times New Roman" w:eastAsia="Times New Roman" w:hAnsi="Times New Roman" w:cs="Times New Roman"/>
+          <w:sz w:val="24"/>
+          <w:szCs w:val="24"/>
+        </w:rPr>
+      </w:pPr>
+      <w:r>
+        <w:rPr>
+          <w:rFonts w:ascii="Times New Roman" w:eastAsia="Times New Roman" w:hAnsi="Times New Roman" w:cs="Times New Roman"/>
           <w:sz w:val="24"/>
           <w:szCs w:val="24"/>
         </w:rPr>
@@ -4057,14 +4057,14 @@
         <w:spacing w:before="282" w:line="223" w:lineRule="auto"/>
         <w:ind w:left="843" w:right="195"/>
         <w:rPr>
-          <w:rFonts w:ascii="Times" w:eastAsia="Times" w:hAnsi="Times" w:cs="Times"/>
-          <w:sz w:val="24"/>
-          <w:szCs w:val="24"/>
-        </w:rPr>
-      </w:pPr>
-      <w:r>
-        <w:rPr>
-          <w:rFonts w:ascii="Times" w:eastAsia="Times" w:hAnsi="Times" w:cs="Times"/>
+          <w:rFonts w:ascii="Times New Roman" w:eastAsia="Times New Roman" w:hAnsi="Times New Roman" w:cs="Times New Roman"/>
+          <w:sz w:val="24"/>
+          <w:szCs w:val="24"/>
+        </w:rPr>
+      </w:pPr>
+      <w:r>
+        <w:rPr>
+          <w:rFonts w:ascii="Times New Roman" w:eastAsia="Times New Roman" w:hAnsi="Times New Roman" w:cs="Times New Roman"/>
           <w:sz w:val="24"/>
           <w:szCs w:val="24"/>
         </w:rPr>
@@ -4077,7 +4077,7 @@
         <w:spacing w:before="282" w:line="223" w:lineRule="auto"/>
         <w:ind w:left="843" w:right="195"/>
         <w:rPr>
-          <w:rFonts w:ascii="Times" w:eastAsia="Times" w:hAnsi="Times" w:cs="Times"/>
+          <w:rFonts w:ascii="Times New Roman" w:eastAsia="Times New Roman" w:hAnsi="Times New Roman" w:cs="Times New Roman"/>
           <w:sz w:val="24"/>
           <w:szCs w:val="24"/>
         </w:rPr>
@@ -4089,14 +4089,14 @@
         <w:spacing w:before="282" w:line="223" w:lineRule="auto"/>
         <w:ind w:left="843" w:right="195"/>
         <w:rPr>
-          <w:rFonts w:ascii="Times" w:eastAsia="Times" w:hAnsi="Times" w:cs="Times"/>
-          <w:sz w:val="24"/>
-          <w:szCs w:val="24"/>
-        </w:rPr>
-      </w:pPr>
-      <w:r>
-        <w:rPr>
-          <w:rFonts w:ascii="Times" w:eastAsia="Times" w:hAnsi="Times" w:cs="Times"/>
+          <w:rFonts w:ascii="Times New Roman" w:eastAsia="Times New Roman" w:hAnsi="Times New Roman" w:cs="Times New Roman"/>
+          <w:sz w:val="24"/>
+          <w:szCs w:val="24"/>
+        </w:rPr>
+      </w:pPr>
+      <w:r>
+        <w:rPr>
+          <w:rFonts w:ascii="Times New Roman" w:eastAsia="Times New Roman" w:hAnsi="Times New Roman" w:cs="Times New Roman"/>
           <w:b/>
           <w:bCs/>
           <w:sz w:val="24"/>
@@ -4111,14 +4111,14 @@
         <w:spacing w:before="282" w:line="223" w:lineRule="auto"/>
         <w:ind w:left="843" w:right="195"/>
         <w:rPr>
-          <w:rFonts w:ascii="Times" w:eastAsia="Times" w:hAnsi="Times" w:cs="Times"/>
-          <w:sz w:val="24"/>
-          <w:szCs w:val="24"/>
-        </w:rPr>
-      </w:pPr>
-      <w:r>
-        <w:rPr>
-          <w:rFonts w:ascii="Times" w:eastAsia="Times" w:hAnsi="Times" w:cs="Times"/>
+          <w:rFonts w:ascii="Times New Roman" w:eastAsia="Times New Roman" w:hAnsi="Times New Roman" w:cs="Times New Roman"/>
+          <w:sz w:val="24"/>
+          <w:szCs w:val="24"/>
+        </w:rPr>
+      </w:pPr>
+      <w:r>
+        <w:rPr>
+          <w:rFonts w:ascii="Times New Roman" w:eastAsia="Times New Roman" w:hAnsi="Times New Roman" w:cs="Times New Roman"/>
           <w:sz w:val="24"/>
           <w:szCs w:val="24"/>
         </w:rPr>
@@ -4131,14 +4131,14 @@
         <w:spacing w:before="282" w:line="223" w:lineRule="auto"/>
         <w:ind w:left="720" w:right="195" w:firstLine="720"/>
         <w:rPr>
-          <w:rFonts w:ascii="Times" w:eastAsia="Times" w:hAnsi="Times" w:cs="Times"/>
-          <w:sz w:val="24"/>
-          <w:szCs w:val="24"/>
-        </w:rPr>
-      </w:pPr>
-      <w:r>
-        <w:rPr>
-          <w:rFonts w:ascii="Times" w:eastAsia="Times" w:hAnsi="Times" w:cs="Times"/>
+          <w:rFonts w:ascii="Times New Roman" w:eastAsia="Times New Roman" w:hAnsi="Times New Roman" w:cs="Times New Roman"/>
+          <w:sz w:val="24"/>
+          <w:szCs w:val="24"/>
+        </w:rPr>
+      </w:pPr>
+      <w:r>
+        <w:rPr>
+          <w:rFonts w:ascii="Times New Roman" w:eastAsia="Times New Roman" w:hAnsi="Times New Roman" w:cs="Times New Roman"/>
           <w:sz w:val="24"/>
           <w:szCs w:val="24"/>
         </w:rPr>
@@ -4151,14 +4151,14 @@
         <w:spacing w:before="282" w:line="223" w:lineRule="auto"/>
         <w:ind w:left="843" w:right="195"/>
         <w:rPr>
-          <w:rFonts w:ascii="Times" w:eastAsia="Times" w:hAnsi="Times" w:cs="Times"/>
-          <w:sz w:val="24"/>
-          <w:szCs w:val="24"/>
-        </w:rPr>
-      </w:pPr>
-      <w:r>
-        <w:rPr>
-          <w:rFonts w:ascii="Times" w:eastAsia="Times" w:hAnsi="Times" w:cs="Times"/>
+          <w:rFonts w:ascii="Times New Roman" w:eastAsia="Times New Roman" w:hAnsi="Times New Roman" w:cs="Times New Roman"/>
+          <w:sz w:val="24"/>
+          <w:szCs w:val="24"/>
+        </w:rPr>
+      </w:pPr>
+      <w:r>
+        <w:rPr>
+          <w:rFonts w:ascii="Times New Roman" w:eastAsia="Times New Roman" w:hAnsi="Times New Roman" w:cs="Times New Roman"/>
           <w:sz w:val="24"/>
           <w:szCs w:val="24"/>
         </w:rPr>
@@ -4174,14 +4174,14 @@
         <w:spacing w:before="282" w:line="223" w:lineRule="auto"/>
         <w:ind w:left="843" w:right="195"/>
         <w:rPr>
-          <w:rFonts w:ascii="Times" w:eastAsia="Times" w:hAnsi="Times" w:cs="Times"/>
-          <w:sz w:val="24"/>
-          <w:szCs w:val="24"/>
-        </w:rPr>
-      </w:pPr>
-      <w:r>
-        <w:rPr>
-          <w:rFonts w:ascii="Times" w:eastAsia="Times" w:hAnsi="Times" w:cs="Times"/>
+          <w:rFonts w:ascii="Times New Roman" w:eastAsia="Times New Roman" w:hAnsi="Times New Roman" w:cs="Times New Roman"/>
+          <w:sz w:val="24"/>
+          <w:szCs w:val="24"/>
+        </w:rPr>
+      </w:pPr>
+      <w:r>
+        <w:rPr>
+          <w:rFonts w:ascii="Times New Roman" w:eastAsia="Times New Roman" w:hAnsi="Times New Roman" w:cs="Times New Roman"/>
           <w:sz w:val="24"/>
           <w:szCs w:val="24"/>
         </w:rPr>
@@ -4197,14 +4197,14 @@
         <w:spacing w:before="282" w:line="223" w:lineRule="auto"/>
         <w:ind w:left="843" w:right="195"/>
         <w:rPr>
-          <w:rFonts w:ascii="Times" w:eastAsia="Times" w:hAnsi="Times" w:cs="Times"/>
-          <w:sz w:val="24"/>
-          <w:szCs w:val="24"/>
-        </w:rPr>
-      </w:pPr>
-      <w:r>
-        <w:rPr>
-          <w:rFonts w:ascii="Times" w:eastAsia="Times" w:hAnsi="Times" w:cs="Times"/>
+          <w:rFonts w:ascii="Times New Roman" w:eastAsia="Times New Roman" w:hAnsi="Times New Roman" w:cs="Times New Roman"/>
+          <w:sz w:val="24"/>
+          <w:szCs w:val="24"/>
+        </w:rPr>
+      </w:pPr>
+      <w:r>
+        <w:rPr>
+          <w:rFonts w:ascii="Times New Roman" w:eastAsia="Times New Roman" w:hAnsi="Times New Roman" w:cs="Times New Roman"/>
           <w:sz w:val="24"/>
           <w:szCs w:val="24"/>
         </w:rPr>
@@ -4220,14 +4220,14 @@
         <w:spacing w:before="282" w:line="223" w:lineRule="auto"/>
         <w:ind w:left="720" w:right="195"/>
         <w:rPr>
-          <w:rFonts w:ascii="Times" w:eastAsia="Times" w:hAnsi="Times" w:cs="Times"/>
-          <w:sz w:val="24"/>
-          <w:szCs w:val="24"/>
-        </w:rPr>
-      </w:pPr>
-      <w:r>
-        <w:rPr>
-          <w:rFonts w:ascii="Times" w:eastAsia="Times" w:hAnsi="Times" w:cs="Times"/>
+          <w:rFonts w:ascii="Times New Roman" w:eastAsia="Times New Roman" w:hAnsi="Times New Roman" w:cs="Times New Roman"/>
+          <w:sz w:val="24"/>
+          <w:szCs w:val="24"/>
+        </w:rPr>
+      </w:pPr>
+      <w:r>
+        <w:rPr>
+          <w:rFonts w:ascii="Times New Roman" w:eastAsia="Times New Roman" w:hAnsi="Times New Roman" w:cs="Times New Roman"/>
           <w:sz w:val="24"/>
           <w:szCs w:val="24"/>
         </w:rPr>
@@ -4240,14 +4240,14 @@
         <w:spacing w:before="282" w:line="223" w:lineRule="auto"/>
         <w:ind w:left="843" w:right="195"/>
         <w:rPr>
-          <w:rFonts w:ascii="Times" w:eastAsia="Times" w:hAnsi="Times" w:cs="Times"/>
-          <w:sz w:val="24"/>
-          <w:szCs w:val="24"/>
-        </w:rPr>
-      </w:pPr>
-      <w:r>
-        <w:rPr>
-          <w:rFonts w:ascii="Times" w:eastAsia="Times" w:hAnsi="Times" w:cs="Times"/>
+          <w:rFonts w:ascii="Times New Roman" w:eastAsia="Times New Roman" w:hAnsi="Times New Roman" w:cs="Times New Roman"/>
+          <w:sz w:val="24"/>
+          <w:szCs w:val="24"/>
+        </w:rPr>
+      </w:pPr>
+      <w:r>
+        <w:rPr>
+          <w:rFonts w:ascii="Times New Roman" w:eastAsia="Times New Roman" w:hAnsi="Times New Roman" w:cs="Times New Roman"/>
           <w:sz w:val="24"/>
           <w:szCs w:val="24"/>
         </w:rPr>
@@ -4267,17 +4267,17 @@
         <w:spacing w:before="273" w:line="223" w:lineRule="auto"/>
         <w:ind w:right="172" w:firstLine="720"/>
         <w:rPr>
-          <w:rFonts w:ascii="Times" w:eastAsia="Times" w:hAnsi="Times" w:cs="Times"/>
-          <w:b/>
-          <w:bCs/>
-          <w:color w:val="000000"/>
-          <w:sz w:val="24"/>
-          <w:szCs w:val="24"/>
-        </w:rPr>
-      </w:pPr>
-      <w:r>
-        <w:rPr>
-          <w:rFonts w:ascii="Times" w:eastAsia="Times" w:hAnsi="Times" w:cs="Times"/>
+          <w:rFonts w:ascii="Times New Roman" w:eastAsia="Times New Roman" w:hAnsi="Times New Roman" w:cs="Times New Roman"/>
+          <w:b/>
+          <w:bCs/>
+          <w:color w:val="000000"/>
+          <w:sz w:val="24"/>
+          <w:szCs w:val="24"/>
+        </w:rPr>
+      </w:pPr>
+      <w:r>
+        <w:rPr>
+          <w:rFonts w:ascii="Times New Roman" w:eastAsia="Times New Roman" w:hAnsi="Times New Roman" w:cs="Times New Roman"/>
           <w:b/>
           <w:bCs/>
           <w:color w:val="000000"/>
@@ -4300,7 +4300,7 @@
         <w:spacing w:before="273" w:line="223" w:lineRule="auto"/>
         <w:ind w:right="172" w:firstLine="720"/>
         <w:rPr>
-          <w:rFonts w:ascii="Times" w:eastAsia="Times" w:hAnsi="Times" w:cs="Times"/>
+          <w:rFonts w:ascii="Times New Roman" w:eastAsia="Times New Roman" w:hAnsi="Times New Roman" w:cs="Times New Roman"/>
           <w:b/>
           <w:bCs/>
           <w:sz w:val="24"/>
@@ -4321,7 +4321,7 @@
         <w:spacing w:before="273" w:line="223" w:lineRule="auto"/>
         <w:ind w:right="172" w:firstLine="720"/>
         <w:rPr>
-          <w:rFonts w:ascii="Times" w:eastAsia="Times" w:hAnsi="Times" w:cs="Times"/>
+          <w:rFonts w:ascii="Times New Roman" w:eastAsia="Times New Roman" w:hAnsi="Times New Roman" w:cs="Times New Roman"/>
           <w:b/>
           <w:bCs/>
           <w:sz w:val="24"/>
@@ -4342,7 +4342,7 @@
         <w:spacing w:before="273" w:line="223" w:lineRule="auto"/>
         <w:ind w:right="172" w:firstLine="720"/>
         <w:rPr>
-          <w:rFonts w:ascii="Times" w:eastAsia="Times" w:hAnsi="Times" w:cs="Times"/>
+          <w:rFonts w:ascii="Times New Roman" w:eastAsia="Times New Roman" w:hAnsi="Times New Roman" w:cs="Times New Roman"/>
           <w:b/>
           <w:bCs/>
           <w:sz w:val="24"/>
@@ -4363,7 +4363,7 @@
         <w:spacing w:before="273" w:line="223" w:lineRule="auto"/>
         <w:ind w:right="172" w:firstLine="720"/>
         <w:rPr>
-          <w:rFonts w:ascii="Times" w:eastAsia="Times" w:hAnsi="Times" w:cs="Times"/>
+          <w:rFonts w:ascii="Times New Roman" w:eastAsia="Times New Roman" w:hAnsi="Times New Roman" w:cs="Times New Roman"/>
           <w:b/>
           <w:bCs/>
           <w:sz w:val="24"/>
@@ -4384,15 +4384,15 @@
         <w:spacing w:before="265" w:line="223" w:lineRule="auto"/>
         <w:ind w:left="841" w:right="303" w:firstLine="633"/>
         <w:rPr>
-          <w:rFonts w:ascii="Times" w:eastAsia="Times" w:hAnsi="Times" w:cs="Times"/>
-          <w:color w:val="000000"/>
-          <w:sz w:val="24"/>
-          <w:szCs w:val="24"/>
-        </w:rPr>
-      </w:pPr>
-      <w:r>
-        <w:rPr>
-          <w:rFonts w:ascii="Times" w:eastAsia="Times" w:hAnsi="Times" w:cs="Times"/>
+          <w:rFonts w:ascii="Times New Roman" w:eastAsia="Times New Roman" w:hAnsi="Times New Roman" w:cs="Times New Roman"/>
+          <w:color w:val="000000"/>
+          <w:sz w:val="24"/>
+          <w:szCs w:val="24"/>
+        </w:rPr>
+      </w:pPr>
+      <w:r>
+        <w:rPr>
+          <w:rFonts w:ascii="Times New Roman" w:eastAsia="Times New Roman" w:hAnsi="Times New Roman" w:cs="Times New Roman"/>
           <w:b/>
           <w:bCs/>
           <w:color w:val="000000"/>
@@ -4403,7 +4403,7 @@
       </w:r>
       <w:r>
         <w:rPr>
-          <w:rFonts w:ascii="Times" w:eastAsia="Times" w:hAnsi="Times" w:cs="Times"/>
+          <w:rFonts w:ascii="Times New Roman" w:eastAsia="Times New Roman" w:hAnsi="Times New Roman" w:cs="Times New Roman"/>
           <w:color w:val="000000"/>
           <w:sz w:val="24"/>
           <w:szCs w:val="24"/>
@@ -4424,7 +4424,7 @@
         <w:spacing w:before="265" w:line="223" w:lineRule="auto"/>
         <w:ind w:right="303"/>
         <w:rPr>
-          <w:rFonts w:ascii="Times" w:eastAsia="Times" w:hAnsi="Times" w:cs="Times"/>
+          <w:rFonts w:ascii="Times New Roman" w:eastAsia="Times New Roman" w:hAnsi="Times New Roman" w:cs="Times New Roman"/>
           <w:sz w:val="24"/>
           <w:szCs w:val="24"/>
         </w:rPr>
@@ -4443,7 +4443,7 @@
         <w:spacing w:before="550" w:line="240" w:lineRule="auto"/>
         <w:ind w:left="844"/>
         <w:rPr>
-          <w:rFonts w:ascii="Times" w:eastAsia="Times" w:hAnsi="Times" w:cs="Times"/>
+          <w:rFonts w:ascii="Times New Roman" w:eastAsia="Times New Roman" w:hAnsi="Times New Roman" w:cs="Times New Roman"/>
           <w:b/>
           <w:bCs/>
           <w:color w:val="000000"/>
@@ -4459,7 +4459,7 @@
       </w:pPr>
       <w:r>
         <w:rPr>
-          <w:rFonts w:ascii="Times" w:eastAsia="Times" w:hAnsi="Times" w:cs="Times"/>
+          <w:rFonts w:ascii="Times New Roman" w:eastAsia="Times New Roman" w:hAnsi="Times New Roman" w:cs="Times New Roman"/>
           <w:b/>
           <w:bCs/>
           <w:color w:val="000000"/>
@@ -4481,7 +4481,7 @@
         </w:pBdr>
         <w:spacing w:before="1185" w:line="240" w:lineRule="auto"/>
         <w:rPr>
-          <w:rFonts w:ascii="Times" w:eastAsia="Times" w:hAnsi="Times" w:cs="Times"/>
+          <w:rFonts w:ascii="Times New Roman" w:eastAsia="Times New Roman" w:hAnsi="Times New Roman" w:cs="Times New Roman"/>
           <w:sz w:val="24"/>
           <w:szCs w:val="24"/>
         </w:rPr>
@@ -4499,15 +4499,15 @@
         </w:pBdr>
         <w:spacing w:before="1185" w:line="240" w:lineRule="auto"/>
         <w:rPr>
-          <w:rFonts w:ascii="Times" w:eastAsia="Times" w:hAnsi="Times" w:cs="Times"/>
-          <w:color w:val="000000"/>
-          <w:sz w:val="24"/>
-          <w:szCs w:val="24"/>
-        </w:rPr>
-      </w:pPr>
-      <w:r>
-        <w:rPr>
-          <w:rFonts w:ascii="Times" w:eastAsia="Times" w:hAnsi="Times" w:cs="Times"/>
+          <w:rFonts w:ascii="Times New Roman" w:eastAsia="Times New Roman" w:hAnsi="Times New Roman" w:cs="Times New Roman"/>
+          <w:color w:val="000000"/>
+          <w:sz w:val="24"/>
+          <w:szCs w:val="24"/>
+        </w:rPr>
+      </w:pPr>
+      <w:r>
+        <w:rPr>
+          <w:rFonts w:ascii="Times New Roman" w:eastAsia="Times New Roman" w:hAnsi="Times New Roman" w:cs="Times New Roman"/>
           <w:color w:val="000000"/>
           <w:sz w:val="24"/>
           <w:szCs w:val="24"/>
@@ -4527,7 +4527,7 @@
         </w:pBdr>
         <w:spacing w:line="240" w:lineRule="auto"/>
         <w:rPr>
-          <w:rFonts w:ascii="Times" w:eastAsia="Times" w:hAnsi="Times" w:cs="Times"/>
+          <w:rFonts w:ascii="Times New Roman" w:eastAsia="Times New Roman" w:hAnsi="Times New Roman" w:cs="Times New Roman"/>
           <w:color w:val="FFFFFE"/>
           <w:sz w:val="2"/>
           <w:szCs w:val="2"/>
@@ -4535,7 +4535,7 @@
       </w:pPr>
       <w:r>
         <w:rPr>
-          <w:rFonts w:ascii="Times" w:eastAsia="Times" w:hAnsi="Times" w:cs="Times"/>
+          <w:rFonts w:ascii="Times New Roman" w:eastAsia="Times New Roman" w:hAnsi="Times New Roman" w:cs="Times New Roman"/>
           <w:color w:val="FFFFFE"/>
           <w:sz w:val="2"/>
           <w:szCs w:val="2"/>
@@ -4555,7 +4555,7 @@
         </w:pBdr>
         <w:spacing w:line="240" w:lineRule="auto"/>
         <w:rPr>
-          <w:rFonts w:ascii="Times" w:eastAsia="Times" w:hAnsi="Times" w:cs="Times"/>
+          <w:rFonts w:ascii="Times New Roman" w:eastAsia="Times New Roman" w:hAnsi="Times New Roman" w:cs="Times New Roman"/>
           <w:color w:val="FFFFFE"/>
           <w:sz w:val="2"/>
           <w:szCs w:val="2"/>
@@ -4574,7 +4574,7 @@
         </w:pBdr>
         <w:spacing w:line="240" w:lineRule="auto"/>
         <w:rPr>
-          <w:rFonts w:ascii="Times" w:eastAsia="Times" w:hAnsi="Times" w:cs="Times"/>
+          <w:rFonts w:ascii="Times New Roman" w:eastAsia="Times New Roman" w:hAnsi="Times New Roman" w:cs="Times New Roman"/>
           <w:color w:val="FFFFFE"/>
           <w:sz w:val="2"/>
           <w:szCs w:val="2"/>
@@ -4593,7 +4593,7 @@
         </w:pBdr>
         <w:spacing w:line="240" w:lineRule="auto"/>
         <w:rPr>
-          <w:rFonts w:ascii="Times" w:eastAsia="Times" w:hAnsi="Times" w:cs="Times"/>
+          <w:rFonts w:ascii="Times New Roman" w:eastAsia="Times New Roman" w:hAnsi="Times New Roman" w:cs="Times New Roman"/>
           <w:color w:val="FFFFFE"/>
           <w:sz w:val="2"/>
           <w:szCs w:val="2"/>
@@ -4612,7 +4612,7 @@
         </w:pBdr>
         <w:spacing w:line="240" w:lineRule="auto"/>
         <w:rPr>
-          <w:rFonts w:ascii="Times" w:eastAsia="Times" w:hAnsi="Times" w:cs="Times"/>
+          <w:rFonts w:ascii="Times New Roman" w:eastAsia="Times New Roman" w:hAnsi="Times New Roman" w:cs="Times New Roman"/>
           <w:color w:val="FFFFFE"/>
           <w:sz w:val="2"/>
           <w:szCs w:val="2"/>
@@ -4631,7 +4631,7 @@
         </w:pBdr>
         <w:spacing w:line="240" w:lineRule="auto"/>
         <w:rPr>
-          <w:rFonts w:ascii="Times" w:eastAsia="Times" w:hAnsi="Times" w:cs="Times"/>
+          <w:rFonts w:ascii="Times New Roman" w:eastAsia="Times New Roman" w:hAnsi="Times New Roman" w:cs="Times New Roman"/>
           <w:color w:val="FFFFFE"/>
           <w:sz w:val="2"/>
           <w:szCs w:val="2"/>
@@ -4650,7 +4650,7 @@
         </w:pBdr>
         <w:spacing w:line="240" w:lineRule="auto"/>
         <w:rPr>
-          <w:rFonts w:ascii="Times" w:eastAsia="Times" w:hAnsi="Times" w:cs="Times"/>
+          <w:rFonts w:ascii="Times New Roman" w:eastAsia="Times New Roman" w:hAnsi="Times New Roman" w:cs="Times New Roman"/>
           <w:color w:val="FFFFFE"/>
           <w:sz w:val="2"/>
           <w:szCs w:val="2"/>
@@ -4669,15 +4669,15 @@
         </w:pBdr>
         <w:spacing w:line="240" w:lineRule="auto"/>
         <w:rPr>
-          <w:rFonts w:ascii="Times" w:eastAsia="Times" w:hAnsi="Times" w:cs="Times"/>
-          <w:color w:val="000000"/>
-          <w:sz w:val="24"/>
-          <w:szCs w:val="24"/>
-        </w:rPr>
-      </w:pPr>
-      <w:r>
-        <w:rPr>
-          <w:rFonts w:ascii="Times" w:eastAsia="Times" w:hAnsi="Times" w:cs="Times"/>
+          <w:rFonts w:ascii="Times New Roman" w:eastAsia="Times New Roman" w:hAnsi="Times New Roman" w:cs="Times New Roman"/>
+          <w:color w:val="000000"/>
+          <w:sz w:val="24"/>
+          <w:szCs w:val="24"/>
+        </w:rPr>
+      </w:pPr>
+      <w:r>
+        <w:rPr>
+          <w:rFonts w:ascii="Times New Roman" w:eastAsia="Times New Roman" w:hAnsi="Times New Roman" w:cs="Times New Roman"/>
           <w:color w:val="FFFFFE"/>
           <w:sz w:val="2"/>
           <w:szCs w:val="2"/>
@@ -4686,7 +4686,7 @@
       </w:r>
       <w:r>
         <w:rPr>
-          <w:rFonts w:ascii="Times" w:eastAsia="Times" w:hAnsi="Times" w:cs="Times"/>
+          <w:rFonts w:ascii="Times New Roman" w:eastAsia="Times New Roman" w:hAnsi="Times New Roman" w:cs="Times New Roman"/>
           <w:color w:val="000000"/>
           <w:sz w:val="24"/>
           <w:szCs w:val="24"/>
@@ -4706,7 +4706,7 @@
         </w:pBdr>
         <w:spacing w:line="240" w:lineRule="auto"/>
         <w:rPr>
-          <w:rFonts w:ascii="Times" w:eastAsia="Times" w:hAnsi="Times" w:cs="Times"/>
+          <w:rFonts w:ascii="Times New Roman" w:eastAsia="Times New Roman" w:hAnsi="Times New Roman" w:cs="Times New Roman"/>
           <w:color w:val="000000"/>
           <w:sz w:val="24"/>
           <w:szCs w:val="24"/>
@@ -4737,17 +4737,17 @@
         </w:pBdr>
         <w:spacing w:before="534" w:line="199" w:lineRule="auto"/>
         <w:rPr>
-          <w:rFonts w:ascii="Times" w:eastAsia="Times" w:hAnsi="Times" w:cs="Times"/>
-          <w:b/>
-          <w:bCs/>
-          <w:color w:val="000000"/>
-          <w:sz w:val="24"/>
-          <w:szCs w:val="24"/>
-        </w:rPr>
-      </w:pPr>
-      <w:r>
-        <w:rPr>
-          <w:rFonts w:ascii="Times" w:eastAsia="Times" w:hAnsi="Times" w:cs="Times"/>
+          <w:rFonts w:ascii="Times New Roman" w:eastAsia="Times New Roman" w:hAnsi="Times New Roman" w:cs="Times New Roman"/>
+          <w:b/>
+          <w:bCs/>
+          <w:color w:val="000000"/>
+          <w:sz w:val="24"/>
+          <w:szCs w:val="24"/>
+        </w:rPr>
+      </w:pPr>
+      <w:r>
+        <w:rPr>
+          <w:rFonts w:ascii="Times New Roman" w:eastAsia="Times New Roman" w:hAnsi="Times New Roman" w:cs="Times New Roman"/>
           <w:b/>
           <w:bCs/>
           <w:color w:val="000000"/>
@@ -4769,7 +4769,7 @@
         </w:pBdr>
         <w:spacing w:before="705" w:line="199" w:lineRule="auto"/>
         <w:rPr>
-          <w:rFonts w:ascii="Times" w:eastAsia="Times" w:hAnsi="Times" w:cs="Times"/>
+          <w:rFonts w:ascii="Times New Roman" w:eastAsia="Times New Roman" w:hAnsi="Times New Roman" w:cs="Times New Roman"/>
           <w:color w:val="FFFFFE"/>
           <w:sz w:val="2"/>
           <w:szCs w:val="2"/>
@@ -4777,7 +4777,7 @@
       </w:pPr>
       <w:r>
         <w:rPr>
-          <w:rFonts w:ascii="Times" w:eastAsia="Times" w:hAnsi="Times" w:cs="Times"/>
+          <w:rFonts w:ascii="Times New Roman" w:eastAsia="Times New Roman" w:hAnsi="Times New Roman" w:cs="Times New Roman"/>
           <w:color w:val="FFFFFE"/>
           <w:sz w:val="2"/>
           <w:szCs w:val="2"/>
@@ -4797,15 +4797,15 @@
         </w:pBdr>
         <w:spacing w:before="269" w:line="199" w:lineRule="auto"/>
         <w:rPr>
-          <w:rFonts w:ascii="Times" w:eastAsia="Times" w:hAnsi="Times" w:cs="Times"/>
-          <w:color w:val="000000"/>
-          <w:sz w:val="24"/>
-          <w:szCs w:val="24"/>
-        </w:rPr>
-      </w:pPr>
-      <w:r>
-        <w:rPr>
-          <w:rFonts w:ascii="Times" w:eastAsia="Times" w:hAnsi="Times" w:cs="Times"/>
+          <w:rFonts w:ascii="Times New Roman" w:eastAsia="Times New Roman" w:hAnsi="Times New Roman" w:cs="Times New Roman"/>
+          <w:color w:val="000000"/>
+          <w:sz w:val="24"/>
+          <w:szCs w:val="24"/>
+        </w:rPr>
+      </w:pPr>
+      <w:r>
+        <w:rPr>
+          <w:rFonts w:ascii="Times New Roman" w:eastAsia="Times New Roman" w:hAnsi="Times New Roman" w:cs="Times New Roman"/>
           <w:color w:val="000000"/>
           <w:sz w:val="24"/>
           <w:szCs w:val="24"/>
@@ -4825,7 +4825,7 @@
         </w:pBdr>
         <w:spacing w:line="199" w:lineRule="auto"/>
         <w:rPr>
-          <w:rFonts w:ascii="Times" w:eastAsia="Times" w:hAnsi="Times" w:cs="Times"/>
+          <w:rFonts w:ascii="Times New Roman" w:eastAsia="Times New Roman" w:hAnsi="Times New Roman" w:cs="Times New Roman"/>
           <w:b/>
           <w:bCs/>
           <w:sz w:val="24"/>
@@ -4853,17 +4853,17 @@
         </w:pBdr>
         <w:spacing w:before="534" w:line="199" w:lineRule="auto"/>
         <w:rPr>
-          <w:rFonts w:ascii="Times" w:eastAsia="Times" w:hAnsi="Times" w:cs="Times"/>
-          <w:b/>
-          <w:bCs/>
-          <w:color w:val="000000"/>
-          <w:sz w:val="24"/>
-          <w:szCs w:val="24"/>
-        </w:rPr>
-      </w:pPr>
-      <w:r>
-        <w:rPr>
-          <w:rFonts w:ascii="Times" w:eastAsia="Times" w:hAnsi="Times" w:cs="Times"/>
+          <w:rFonts w:ascii="Times New Roman" w:eastAsia="Times New Roman" w:hAnsi="Times New Roman" w:cs="Times New Roman"/>
+          <w:b/>
+          <w:bCs/>
+          <w:color w:val="000000"/>
+          <w:sz w:val="24"/>
+          <w:szCs w:val="24"/>
+        </w:rPr>
+      </w:pPr>
+      <w:r>
+        <w:rPr>
+          <w:rFonts w:ascii="Times New Roman" w:eastAsia="Times New Roman" w:hAnsi="Times New Roman" w:cs="Times New Roman"/>
           <w:b/>
           <w:bCs/>
           <w:color w:val="000000"/>
@@ -4885,7 +4885,7 @@
         </w:pBdr>
         <w:spacing w:before="705" w:line="199" w:lineRule="auto"/>
         <w:rPr>
-          <w:rFonts w:ascii="Times" w:eastAsia="Times" w:hAnsi="Times" w:cs="Times"/>
+          <w:rFonts w:ascii="Times New Roman" w:eastAsia="Times New Roman" w:hAnsi="Times New Roman" w:cs="Times New Roman"/>
           <w:color w:val="FFFFFE"/>
           <w:sz w:val="2"/>
           <w:szCs w:val="2"/>
@@ -4893,7 +4893,7 @@
       </w:pPr>
       <w:r>
         <w:rPr>
-          <w:rFonts w:ascii="Times" w:eastAsia="Times" w:hAnsi="Times" w:cs="Times"/>
+          <w:rFonts w:ascii="Times New Roman" w:eastAsia="Times New Roman" w:hAnsi="Times New Roman" w:cs="Times New Roman"/>
           <w:color w:val="FFFFFE"/>
           <w:sz w:val="2"/>
           <w:szCs w:val="2"/>
@@ -4913,15 +4913,15 @@
         </w:pBdr>
         <w:spacing w:before="269" w:line="199" w:lineRule="auto"/>
         <w:rPr>
-          <w:rFonts w:ascii="Times" w:eastAsia="Times" w:hAnsi="Times" w:cs="Times"/>
-          <w:color w:val="000000"/>
-          <w:sz w:val="24"/>
-          <w:szCs w:val="24"/>
-        </w:rPr>
-      </w:pPr>
-      <w:r>
-        <w:rPr>
-          <w:rFonts w:ascii="Times" w:eastAsia="Times" w:hAnsi="Times" w:cs="Times"/>
+          <w:rFonts w:ascii="Times New Roman" w:eastAsia="Times New Roman" w:hAnsi="Times New Roman" w:cs="Times New Roman"/>
+          <w:color w:val="000000"/>
+          <w:sz w:val="24"/>
+          <w:szCs w:val="24"/>
+        </w:rPr>
+      </w:pPr>
+      <w:r>
+        <w:rPr>
+          <w:rFonts w:ascii="Times New Roman" w:eastAsia="Times New Roman" w:hAnsi="Times New Roman" w:cs="Times New Roman"/>
           <w:color w:val="000000"/>
           <w:sz w:val="24"/>
           <w:szCs w:val="24"/>
@@ -4941,7 +4941,7 @@
         </w:pBdr>
         <w:spacing w:before="266" w:line="199" w:lineRule="auto"/>
         <w:rPr>
-          <w:rFonts w:ascii="Times" w:eastAsia="Times" w:hAnsi="Times" w:cs="Times"/>
+          <w:rFonts w:ascii="Times New Roman" w:eastAsia="Times New Roman" w:hAnsi="Times New Roman" w:cs="Times New Roman"/>
           <w:color w:val="FFFFFE"/>
           <w:sz w:val="2"/>
           <w:szCs w:val="2"/>
@@ -4957,7 +4957,7 @@
       </w:r>
       <w:r>
         <w:rPr>
-          <w:rFonts w:ascii="Times" w:eastAsia="Times" w:hAnsi="Times" w:cs="Times"/>
+          <w:rFonts w:ascii="Times New Roman" w:eastAsia="Times New Roman" w:hAnsi="Times New Roman" w:cs="Times New Roman"/>
           <w:color w:val="FFFFFE"/>
           <w:sz w:val="2"/>
           <w:szCs w:val="2"/>
@@ -4977,7 +4977,7 @@
         </w:pBdr>
         <w:spacing w:line="2830" w:lineRule="auto"/>
         <w:rPr>
-          <w:rFonts w:ascii="Times" w:eastAsia="Times" w:hAnsi="Times" w:cs="Times"/>
+          <w:rFonts w:ascii="Times New Roman" w:eastAsia="Times New Roman" w:hAnsi="Times New Roman" w:cs="Times New Roman"/>
           <w:color w:val="FFFFFE"/>
           <w:sz w:val="2"/>
           <w:szCs w:val="2"/>
@@ -4985,7 +4985,7 @@
       </w:pPr>
       <w:r>
         <w:rPr>
-          <w:rFonts w:ascii="Times" w:eastAsia="Times" w:hAnsi="Times" w:cs="Times"/>
+          <w:rFonts w:ascii="Times New Roman" w:eastAsia="Times New Roman" w:hAnsi="Times New Roman" w:cs="Times New Roman"/>
           <w:color w:val="FFFFFE"/>
           <w:sz w:val="2"/>
           <w:szCs w:val="2"/>
@@ -5005,7 +5005,7 @@
         </w:pBdr>
         <w:spacing w:before="560" w:line="199" w:lineRule="auto"/>
         <w:rPr>
-          <w:rFonts w:ascii="Times" w:eastAsia="Times" w:hAnsi="Times" w:cs="Times"/>
+          <w:rFonts w:ascii="Times New Roman" w:eastAsia="Times New Roman" w:hAnsi="Times New Roman" w:cs="Times New Roman"/>
           <w:color w:val="FFFFFE"/>
           <w:sz w:val="2"/>
           <w:szCs w:val="2"/>
@@ -5021,7 +5021,7 @@
       </w:pPr>
       <w:r>
         <w:rPr>
-          <w:rFonts w:ascii="Times" w:eastAsia="Times" w:hAnsi="Times" w:cs="Times"/>
+          <w:rFonts w:ascii="Times New Roman" w:eastAsia="Times New Roman" w:hAnsi="Times New Roman" w:cs="Times New Roman"/>
           <w:color w:val="FFFFFE"/>
           <w:sz w:val="2"/>
           <w:szCs w:val="2"/>
@@ -5042,17 +5042,17 @@
         <w:spacing w:line="240" w:lineRule="auto"/>
         <w:ind w:left="4320" w:right="4739" w:firstLine="720"/>
         <w:rPr>
-          <w:rFonts w:ascii="Times" w:eastAsia="Times" w:hAnsi="Times" w:cs="Times"/>
-          <w:b/>
-          <w:bCs/>
-          <w:color w:val="000000"/>
-          <w:sz w:val="24"/>
-          <w:szCs w:val="24"/>
-        </w:rPr>
-      </w:pPr>
-      <w:r>
-        <w:rPr>
-          <w:rFonts w:ascii="Times" w:eastAsia="Times" w:hAnsi="Times" w:cs="Times"/>
+          <w:rFonts w:ascii="Times New Roman" w:eastAsia="Times New Roman" w:hAnsi="Times New Roman" w:cs="Times New Roman"/>
+          <w:b/>
+          <w:bCs/>
+          <w:color w:val="000000"/>
+          <w:sz w:val="24"/>
+          <w:szCs w:val="24"/>
+        </w:rPr>
+      </w:pPr>
+      <w:r>
+        <w:rPr>
+          <w:rFonts w:ascii="Times New Roman" w:eastAsia="Times New Roman" w:hAnsi="Times New Roman" w:cs="Times New Roman"/>
           <w:b/>
           <w:bCs/>
           <w:color w:val="000000"/>
@@ -5064,7 +5064,7 @@
       </w:r>
       <w:r>
         <w:rPr>
-          <w:rFonts w:ascii="Times" w:eastAsia="Times" w:hAnsi="Times" w:cs="Times"/>
+          <w:rFonts w:ascii="Times New Roman" w:eastAsia="Times New Roman" w:hAnsi="Times New Roman" w:cs="Times New Roman"/>
           <w:b/>
           <w:bCs/>
           <w:color w:val="000000"/>
@@ -5087,15 +5087,15 @@
         <w:spacing w:before="256" w:line="223" w:lineRule="auto"/>
         <w:ind w:left="844" w:right="582"/>
         <w:rPr>
-          <w:rFonts w:ascii="Times" w:eastAsia="Times" w:hAnsi="Times" w:cs="Times"/>
-          <w:color w:val="000000"/>
-          <w:sz w:val="24"/>
-          <w:szCs w:val="24"/>
-        </w:rPr>
-      </w:pPr>
-      <w:r>
-        <w:rPr>
-          <w:rFonts w:ascii="Times" w:eastAsia="Times" w:hAnsi="Times" w:cs="Times"/>
+          <w:rFonts w:ascii="Times New Roman" w:eastAsia="Times New Roman" w:hAnsi="Times New Roman" w:cs="Times New Roman"/>
+          <w:color w:val="000000"/>
+          <w:sz w:val="24"/>
+          <w:szCs w:val="24"/>
+        </w:rPr>
+      </w:pPr>
+      <w:r>
+        <w:rPr>
+          <w:rFonts w:ascii="Times New Roman" w:eastAsia="Times New Roman" w:hAnsi="Times New Roman" w:cs="Times New Roman"/>
           <w:color w:val="000000"/>
           <w:sz w:val="24"/>
           <w:szCs w:val="24"/>
@@ -5116,15 +5116,15 @@
         <w:spacing w:before="273" w:line="240" w:lineRule="auto"/>
         <w:ind w:left="850"/>
         <w:rPr>
-          <w:rFonts w:ascii="Times" w:eastAsia="Times" w:hAnsi="Times" w:cs="Times"/>
-          <w:color w:val="000000"/>
-          <w:sz w:val="24"/>
-          <w:szCs w:val="24"/>
-        </w:rPr>
-      </w:pPr>
-      <w:r>
-        <w:rPr>
-          <w:rFonts w:ascii="Times" w:eastAsia="Times" w:hAnsi="Times" w:cs="Times"/>
+          <w:rFonts w:ascii="Times New Roman" w:eastAsia="Times New Roman" w:hAnsi="Times New Roman" w:cs="Times New Roman"/>
+          <w:color w:val="000000"/>
+          <w:sz w:val="24"/>
+          <w:szCs w:val="24"/>
+        </w:rPr>
+      </w:pPr>
+      <w:r>
+        <w:rPr>
+          <w:rFonts w:ascii="Times New Roman" w:eastAsia="Times New Roman" w:hAnsi="Times New Roman" w:cs="Times New Roman"/>
           <w:color w:val="000000"/>
           <w:sz w:val="24"/>
           <w:szCs w:val="24"/>
@@ -5133,7 +5133,7 @@
       </w:r>
       <w:r>
         <w:rPr>
-          <w:rFonts w:ascii="Times" w:eastAsia="Times" w:hAnsi="Times" w:cs="Times"/>
+          <w:rFonts w:ascii="Times New Roman" w:eastAsia="Times New Roman" w:hAnsi="Times New Roman" w:cs="Times New Roman"/>
           <w:sz w:val="24"/>
           <w:szCs w:val="24"/>
         </w:rPr>
@@ -5154,7 +5154,7 @@
         <w:ind w:right="3816"/>
         <w:jc w:val="right"/>
         <w:rPr>
-          <w:rFonts w:ascii="Times" w:eastAsia="Times" w:hAnsi="Times" w:cs="Times"/>
+          <w:rFonts w:ascii="Times New Roman" w:eastAsia="Times New Roman" w:hAnsi="Times New Roman" w:cs="Times New Roman"/>
           <w:sz w:val="24"/>
           <w:szCs w:val="24"/>
         </w:rPr>
@@ -5173,7 +5173,7 @@
         <w:spacing w:before="525" w:line="223" w:lineRule="auto"/>
         <w:ind w:left="1202" w:right="2593" w:hanging="358"/>
         <w:rPr>
-          <w:rFonts w:ascii="Times" w:eastAsia="Times" w:hAnsi="Times" w:cs="Times"/>
+          <w:rFonts w:ascii="Times New Roman" w:eastAsia="Times New Roman" w:hAnsi="Times New Roman" w:cs="Times New Roman"/>
           <w:sz w:val="24"/>
           <w:szCs w:val="24"/>
         </w:rPr>
@@ -5192,7 +5192,7 @@
         <w:spacing w:before="525" w:line="223" w:lineRule="auto"/>
         <w:ind w:left="1202" w:right="2593" w:hanging="358"/>
         <w:rPr>
-          <w:rFonts w:ascii="Times" w:eastAsia="Times" w:hAnsi="Times" w:cs="Times"/>
+          <w:rFonts w:ascii="Times New Roman" w:eastAsia="Times New Roman" w:hAnsi="Times New Roman" w:cs="Times New Roman"/>
           <w:sz w:val="24"/>
           <w:szCs w:val="24"/>
         </w:rPr>
@@ -5211,7 +5211,7 @@
         <w:spacing w:before="525" w:line="223" w:lineRule="auto"/>
         <w:ind w:left="1202" w:right="2593" w:hanging="358"/>
         <w:rPr>
-          <w:rFonts w:ascii="Times" w:eastAsia="Times" w:hAnsi="Times" w:cs="Times"/>
+          <w:rFonts w:ascii="Times New Roman" w:eastAsia="Times New Roman" w:hAnsi="Times New Roman" w:cs="Times New Roman"/>
           <w:sz w:val="24"/>
           <w:szCs w:val="24"/>
         </w:rPr>
@@ -5231,7 +5231,7 @@
         <w:ind w:right="3587"/>
         <w:jc w:val="right"/>
         <w:rPr>
-          <w:rFonts w:ascii="Tinos" w:eastAsia="Tinos" w:hAnsi="Tinos" w:cs="Tinos"/>
+          <w:rFonts w:ascii="Times New Roman" w:eastAsia="Times New Roman" w:hAnsi="Times New Roman" w:cs="Times New Roman"/>
           <w:b/>
           <w:bCs/>
           <w:color w:val="000000"/>
@@ -5241,7 +5241,7 @@
       </w:pPr>
       <w:r>
         <w:rPr>
-          <w:rFonts w:ascii="Tinos" w:eastAsia="Tinos" w:hAnsi="Tinos" w:cs="Tinos"/>
+          <w:rFonts w:ascii="Times New Roman" w:eastAsia="Times New Roman" w:hAnsi="Times New Roman" w:cs="Times New Roman"/>
           <w:b/>
           <w:bCs/>
           <w:color w:val="000000"/>
@@ -5265,7 +5265,7 @@
         <w:ind w:right="2457"/>
         <w:jc w:val="right"/>
         <w:rPr>
-          <w:rFonts w:ascii="Tinos" w:eastAsia="Tinos" w:hAnsi="Tinos" w:cs="Tinos"/>
+          <w:rFonts w:ascii="Times New Roman" w:eastAsia="Times New Roman" w:hAnsi="Times New Roman" w:cs="Times New Roman"/>
           <w:b/>
           <w:bCs/>
           <w:color w:val="000000"/>
@@ -5275,7 +5275,7 @@
       </w:pPr>
       <w:r>
         <w:rPr>
-          <w:rFonts w:ascii="Tinos" w:eastAsia="Tinos" w:hAnsi="Tinos" w:cs="Tinos"/>
+          <w:rFonts w:ascii="Times New Roman" w:eastAsia="Times New Roman" w:hAnsi="Times New Roman" w:cs="Times New Roman"/>
           <w:b/>
           <w:bCs/>
           <w:color w:val="000000"/>
@@ -5300,7 +5300,7 @@
         <w:ind w:right="3506"/>
         <w:jc w:val="right"/>
         <w:rPr>
-          <w:rFonts w:ascii="Tinos" w:eastAsia="Tinos" w:hAnsi="Tinos" w:cs="Tinos"/>
+          <w:rFonts w:ascii="Times New Roman" w:eastAsia="Times New Roman" w:hAnsi="Times New Roman" w:cs="Times New Roman"/>
           <w:b/>
           <w:bCs/>
           <w:color w:val="000000"/>
@@ -5310,7 +5310,7 @@
       </w:pPr>
       <w:r>
         <w:rPr>
-          <w:rFonts w:ascii="Tinos" w:eastAsia="Tinos" w:hAnsi="Tinos" w:cs="Tinos"/>
+          <w:rFonts w:ascii="Times New Roman" w:eastAsia="Times New Roman" w:hAnsi="Times New Roman" w:cs="Times New Roman"/>
           <w:b/>
           <w:bCs/>
           <w:color w:val="000000"/>
@@ -5333,15 +5333,15 @@
         <w:spacing w:before="282" w:line="240" w:lineRule="auto"/>
         <w:ind w:left="842"/>
         <w:rPr>
-          <w:rFonts w:ascii="Times" w:eastAsia="Times" w:hAnsi="Times" w:cs="Times"/>
-          <w:color w:val="000000"/>
-          <w:sz w:val="24"/>
-          <w:szCs w:val="24"/>
-        </w:rPr>
-      </w:pPr>
-      <w:r>
-        <w:rPr>
-          <w:rFonts w:ascii="Times" w:eastAsia="Times" w:hAnsi="Times" w:cs="Times"/>
+          <w:rFonts w:ascii="Times New Roman" w:eastAsia="Times New Roman" w:hAnsi="Times New Roman" w:cs="Times New Roman"/>
+          <w:color w:val="000000"/>
+          <w:sz w:val="24"/>
+          <w:szCs w:val="24"/>
+        </w:rPr>
+      </w:pPr>
+      <w:r>
+        <w:rPr>
+          <w:rFonts w:ascii="Times New Roman" w:eastAsia="Times New Roman" w:hAnsi="Times New Roman" w:cs="Times New Roman"/>
           <w:color w:val="000000"/>
           <w:sz w:val="24"/>
           <w:szCs w:val="24"/>
@@ -5351,7 +5351,7 @@
       </w:r>
       <w:r>
         <w:rPr>
-          <w:rFonts w:ascii="Times" w:eastAsia="Times" w:hAnsi="Times" w:cs="Times"/>
+          <w:rFonts w:ascii="Times New Roman" w:eastAsia="Times New Roman" w:hAnsi="Times New Roman" w:cs="Times New Roman"/>
           <w:color w:val="000000"/>
           <w:sz w:val="24"/>
           <w:szCs w:val="24"/>
@@ -5372,15 +5372,15 @@
         <w:spacing w:before="256" w:line="223" w:lineRule="auto"/>
         <w:ind w:left="841" w:right="69" w:firstLine="3"/>
         <w:rPr>
-          <w:rFonts w:ascii="Times" w:eastAsia="Times" w:hAnsi="Times" w:cs="Times"/>
-          <w:color w:val="000000"/>
-          <w:sz w:val="24"/>
-          <w:szCs w:val="24"/>
-        </w:rPr>
-      </w:pPr>
-      <w:r>
-        <w:rPr>
-          <w:rFonts w:ascii="Times" w:eastAsia="Times" w:hAnsi="Times" w:cs="Times"/>
+          <w:rFonts w:ascii="Times New Roman" w:eastAsia="Times New Roman" w:hAnsi="Times New Roman" w:cs="Times New Roman"/>
+          <w:color w:val="000000"/>
+          <w:sz w:val="24"/>
+          <w:szCs w:val="24"/>
+        </w:rPr>
+      </w:pPr>
+      <w:r>
+        <w:rPr>
+          <w:rFonts w:ascii="Times New Roman" w:eastAsia="Times New Roman" w:hAnsi="Times New Roman" w:cs="Times New Roman"/>
           <w:color w:val="000000"/>
           <w:sz w:val="24"/>
           <w:szCs w:val="24"/>
@@ -5401,15 +5401,15 @@
         <w:spacing w:before="273" w:line="240" w:lineRule="auto"/>
         <w:ind w:left="842"/>
         <w:rPr>
-          <w:rFonts w:ascii="Times" w:eastAsia="Times" w:hAnsi="Times" w:cs="Times"/>
-          <w:color w:val="000000"/>
-          <w:sz w:val="24"/>
-          <w:szCs w:val="24"/>
-        </w:rPr>
-      </w:pPr>
-      <w:r>
-        <w:rPr>
-          <w:rFonts w:ascii="Times" w:eastAsia="Times" w:hAnsi="Times" w:cs="Times"/>
+          <w:rFonts w:ascii="Times New Roman" w:eastAsia="Times New Roman" w:hAnsi="Times New Roman" w:cs="Times New Roman"/>
+          <w:color w:val="000000"/>
+          <w:sz w:val="24"/>
+          <w:szCs w:val="24"/>
+        </w:rPr>
+      </w:pPr>
+      <w:r>
+        <w:rPr>
+          <w:rFonts w:ascii="Times New Roman" w:eastAsia="Times New Roman" w:hAnsi="Times New Roman" w:cs="Times New Roman"/>
           <w:color w:val="000000"/>
           <w:sz w:val="24"/>
           <w:szCs w:val="24"/>
@@ -5419,7 +5419,7 @@
       </w:r>
       <w:r>
         <w:rPr>
-          <w:rFonts w:ascii="Times" w:eastAsia="Times" w:hAnsi="Times" w:cs="Times"/>
+          <w:rFonts w:ascii="Times New Roman" w:eastAsia="Times New Roman" w:hAnsi="Times New Roman" w:cs="Times New Roman"/>
           <w:color w:val="000000"/>
           <w:sz w:val="24"/>
           <w:szCs w:val="24"/>
@@ -5440,15 +5440,15 @@
         <w:spacing w:before="256" w:line="223" w:lineRule="auto"/>
         <w:ind w:left="1290" w:right="152" w:hanging="438"/>
         <w:rPr>
-          <w:rFonts w:ascii="Times" w:eastAsia="Times" w:hAnsi="Times" w:cs="Times"/>
-          <w:color w:val="000000"/>
-          <w:sz w:val="24"/>
-          <w:szCs w:val="24"/>
-        </w:rPr>
-      </w:pPr>
-      <w:r>
-        <w:rPr>
-          <w:rFonts w:ascii="Times" w:eastAsia="Times" w:hAnsi="Times" w:cs="Times"/>
+          <w:rFonts w:ascii="Times New Roman" w:eastAsia="Times New Roman" w:hAnsi="Times New Roman" w:cs="Times New Roman"/>
+          <w:color w:val="000000"/>
+          <w:sz w:val="24"/>
+          <w:szCs w:val="24"/>
+        </w:rPr>
+      </w:pPr>
+      <w:r>
+        <w:rPr>
+          <w:rFonts w:ascii="Times New Roman" w:eastAsia="Times New Roman" w:hAnsi="Times New Roman" w:cs="Times New Roman"/>
           <w:color w:val="000000"/>
           <w:sz w:val="24"/>
           <w:szCs w:val="24"/>
@@ -5469,15 +5469,15 @@
         <w:spacing w:before="273" w:line="223" w:lineRule="auto"/>
         <w:ind w:left="1292" w:right="724" w:firstLine="9"/>
         <w:rPr>
-          <w:rFonts w:ascii="Times" w:eastAsia="Times" w:hAnsi="Times" w:cs="Times"/>
-          <w:color w:val="000000"/>
-          <w:sz w:val="24"/>
-          <w:szCs w:val="24"/>
-        </w:rPr>
-      </w:pPr>
-      <w:r>
-        <w:rPr>
-          <w:rFonts w:ascii="Times" w:eastAsia="Times" w:hAnsi="Times" w:cs="Times"/>
+          <w:rFonts w:ascii="Times New Roman" w:eastAsia="Times New Roman" w:hAnsi="Times New Roman" w:cs="Times New Roman"/>
+          <w:color w:val="000000"/>
+          <w:sz w:val="24"/>
+          <w:szCs w:val="24"/>
+        </w:rPr>
+      </w:pPr>
+      <w:r>
+        <w:rPr>
+          <w:rFonts w:ascii="Times New Roman" w:eastAsia="Times New Roman" w:hAnsi="Times New Roman" w:cs="Times New Roman"/>
           <w:color w:val="000000"/>
           <w:sz w:val="24"/>
           <w:szCs w:val="24"/>
@@ -5486,7 +5486,7 @@
       </w:r>
       <w:r>
         <w:rPr>
-          <w:rFonts w:ascii="Times" w:eastAsia="Times" w:hAnsi="Times" w:cs="Times"/>
+          <w:rFonts w:ascii="Times New Roman" w:eastAsia="Times New Roman" w:hAnsi="Times New Roman" w:cs="Times New Roman"/>
           <w:color w:val="000000"/>
           <w:sz w:val="24"/>
           <w:szCs w:val="24"/>
@@ -5496,7 +5496,7 @@
       </w:r>
       <w:r>
         <w:rPr>
-          <w:rFonts w:ascii="Times" w:eastAsia="Times" w:hAnsi="Times" w:cs="Times"/>
+          <w:rFonts w:ascii="Times New Roman" w:eastAsia="Times New Roman" w:hAnsi="Times New Roman" w:cs="Times New Roman"/>
           <w:color w:val="000000"/>
           <w:sz w:val="24"/>
           <w:szCs w:val="24"/>
@@ -5517,15 +5517,15 @@
         <w:spacing w:before="273" w:line="240" w:lineRule="auto"/>
         <w:ind w:left="851"/>
         <w:rPr>
-          <w:rFonts w:ascii="Times" w:eastAsia="Times" w:hAnsi="Times" w:cs="Times"/>
-          <w:color w:val="000000"/>
-          <w:sz w:val="24"/>
-          <w:szCs w:val="24"/>
-        </w:rPr>
-      </w:pPr>
-      <w:r>
-        <w:rPr>
-          <w:rFonts w:ascii="Times" w:eastAsia="Times" w:hAnsi="Times" w:cs="Times"/>
+          <w:rFonts w:ascii="Times New Roman" w:eastAsia="Times New Roman" w:hAnsi="Times New Roman" w:cs="Times New Roman"/>
+          <w:color w:val="000000"/>
+          <w:sz w:val="24"/>
+          <w:szCs w:val="24"/>
+        </w:rPr>
+      </w:pPr>
+      <w:r>
+        <w:rPr>
+          <w:rFonts w:ascii="Times New Roman" w:eastAsia="Times New Roman" w:hAnsi="Times New Roman" w:cs="Times New Roman"/>
           <w:color w:val="000000"/>
           <w:sz w:val="24"/>
           <w:szCs w:val="24"/>
@@ -5546,15 +5546,15 @@
         <w:spacing w:line="223" w:lineRule="auto"/>
         <w:ind w:left="1290" w:right="483" w:firstLine="10"/>
         <w:rPr>
-          <w:rFonts w:ascii="Times" w:eastAsia="Times" w:hAnsi="Times" w:cs="Times"/>
-          <w:color w:val="000000"/>
-          <w:sz w:val="24"/>
-          <w:szCs w:val="24"/>
-        </w:rPr>
-      </w:pPr>
-      <w:r>
-        <w:rPr>
-          <w:rFonts w:ascii="Times" w:eastAsia="Times" w:hAnsi="Times" w:cs="Times"/>
+          <w:rFonts w:ascii="Times New Roman" w:eastAsia="Times New Roman" w:hAnsi="Times New Roman" w:cs="Times New Roman"/>
+          <w:color w:val="000000"/>
+          <w:sz w:val="24"/>
+          <w:szCs w:val="24"/>
+        </w:rPr>
+      </w:pPr>
+      <w:r>
+        <w:rPr>
+          <w:rFonts w:ascii="Times New Roman" w:eastAsia="Times New Roman" w:hAnsi="Times New Roman" w:cs="Times New Roman"/>
           <w:color w:val="000000"/>
           <w:sz w:val="24"/>
           <w:szCs w:val="24"/>
@@ -5575,15 +5575,15 @@
         <w:spacing w:before="4" w:line="240" w:lineRule="auto"/>
         <w:ind w:left="1290"/>
         <w:rPr>
-          <w:rFonts w:ascii="Times" w:eastAsia="Times" w:hAnsi="Times" w:cs="Times"/>
-          <w:color w:val="000000"/>
-          <w:sz w:val="24"/>
-          <w:szCs w:val="24"/>
-        </w:rPr>
-      </w:pPr>
-      <w:r>
-        <w:rPr>
-          <w:rFonts w:ascii="Times" w:eastAsia="Times" w:hAnsi="Times" w:cs="Times"/>
+          <w:rFonts w:ascii="Times New Roman" w:eastAsia="Times New Roman" w:hAnsi="Times New Roman" w:cs="Times New Roman"/>
+          <w:color w:val="000000"/>
+          <w:sz w:val="24"/>
+          <w:szCs w:val="24"/>
+        </w:rPr>
+      </w:pPr>
+      <w:r>
+        <w:rPr>
+          <w:rFonts w:ascii="Times New Roman" w:eastAsia="Times New Roman" w:hAnsi="Times New Roman" w:cs="Times New Roman"/>
           <w:color w:val="000000"/>
           <w:sz w:val="24"/>
           <w:szCs w:val="24"/>
@@ -5604,15 +5604,15 @@
         <w:spacing w:before="256" w:line="223" w:lineRule="auto"/>
         <w:ind w:left="1292" w:right="517" w:firstLine="9"/>
         <w:rPr>
-          <w:rFonts w:ascii="Times" w:eastAsia="Times" w:hAnsi="Times" w:cs="Times"/>
-          <w:color w:val="000000"/>
-          <w:sz w:val="24"/>
-          <w:szCs w:val="24"/>
-        </w:rPr>
-      </w:pPr>
-      <w:r>
-        <w:rPr>
-          <w:rFonts w:ascii="Times" w:eastAsia="Times" w:hAnsi="Times" w:cs="Times"/>
+          <w:rFonts w:ascii="Times New Roman" w:eastAsia="Times New Roman" w:hAnsi="Times New Roman" w:cs="Times New Roman"/>
+          <w:color w:val="000000"/>
+          <w:sz w:val="24"/>
+          <w:szCs w:val="24"/>
+        </w:rPr>
+      </w:pPr>
+      <w:r>
+        <w:rPr>
+          <w:rFonts w:ascii="Times New Roman" w:eastAsia="Times New Roman" w:hAnsi="Times New Roman" w:cs="Times New Roman"/>
           <w:color w:val="000000"/>
           <w:sz w:val="24"/>
           <w:szCs w:val="24"/>
@@ -5621,7 +5621,7 @@
       </w:r>
       <w:r>
         <w:rPr>
-          <w:rFonts w:ascii="Times" w:eastAsia="Times" w:hAnsi="Times" w:cs="Times"/>
+          <w:rFonts w:ascii="Times New Roman" w:eastAsia="Times New Roman" w:hAnsi="Times New Roman" w:cs="Times New Roman"/>
           <w:color w:val="000000"/>
           <w:sz w:val="24"/>
           <w:szCs w:val="24"/>
@@ -5631,7 +5631,7 @@
       </w:r>
       <w:r>
         <w:rPr>
-          <w:rFonts w:ascii="Times" w:eastAsia="Times" w:hAnsi="Times" w:cs="Times"/>
+          <w:rFonts w:ascii="Times New Roman" w:eastAsia="Times New Roman" w:hAnsi="Times New Roman" w:cs="Times New Roman"/>
           <w:color w:val="000000"/>
           <w:sz w:val="24"/>
           <w:szCs w:val="24"/>
@@ -5652,15 +5652,15 @@
         <w:spacing w:before="273" w:line="240" w:lineRule="auto"/>
         <w:ind w:left="844"/>
         <w:rPr>
-          <w:rFonts w:ascii="Times" w:eastAsia="Times" w:hAnsi="Times" w:cs="Times"/>
-          <w:color w:val="000000"/>
-          <w:sz w:val="24"/>
-          <w:szCs w:val="24"/>
-        </w:rPr>
-      </w:pPr>
-      <w:r>
-        <w:rPr>
-          <w:rFonts w:ascii="Times" w:eastAsia="Times" w:hAnsi="Times" w:cs="Times"/>
+          <w:rFonts w:ascii="Times New Roman" w:eastAsia="Times New Roman" w:hAnsi="Times New Roman" w:cs="Times New Roman"/>
+          <w:color w:val="000000"/>
+          <w:sz w:val="24"/>
+          <w:szCs w:val="24"/>
+        </w:rPr>
+      </w:pPr>
+      <w:r>
+        <w:rPr>
+          <w:rFonts w:ascii="Times New Roman" w:eastAsia="Times New Roman" w:hAnsi="Times New Roman" w:cs="Times New Roman"/>
           <w:color w:val="000000"/>
           <w:sz w:val="24"/>
           <w:szCs w:val="24"/>
@@ -5670,7 +5670,7 @@
       </w:r>
       <w:r>
         <w:rPr>
-          <w:rFonts w:ascii="Times" w:eastAsia="Times" w:hAnsi="Times" w:cs="Times"/>
+          <w:rFonts w:ascii="Times New Roman" w:eastAsia="Times New Roman" w:hAnsi="Times New Roman" w:cs="Times New Roman"/>
           <w:color w:val="000000"/>
           <w:sz w:val="24"/>
           <w:szCs w:val="24"/>
@@ -5691,15 +5691,15 @@
         <w:spacing w:before="256" w:line="240" w:lineRule="auto"/>
         <w:ind w:left="851"/>
         <w:rPr>
-          <w:rFonts w:ascii="Times" w:eastAsia="Times" w:hAnsi="Times" w:cs="Times"/>
-          <w:color w:val="000000"/>
-          <w:sz w:val="24"/>
-          <w:szCs w:val="24"/>
-        </w:rPr>
-      </w:pPr>
-      <w:r>
-        <w:rPr>
-          <w:rFonts w:ascii="Times" w:eastAsia="Times" w:hAnsi="Times" w:cs="Times"/>
+          <w:rFonts w:ascii="Times New Roman" w:eastAsia="Times New Roman" w:hAnsi="Times New Roman" w:cs="Times New Roman"/>
+          <w:color w:val="000000"/>
+          <w:sz w:val="24"/>
+          <w:szCs w:val="24"/>
+        </w:rPr>
+      </w:pPr>
+      <w:r>
+        <w:rPr>
+          <w:rFonts w:ascii="Times New Roman" w:eastAsia="Times New Roman" w:hAnsi="Times New Roman" w:cs="Times New Roman"/>
           <w:color w:val="000000"/>
           <w:sz w:val="24"/>
           <w:szCs w:val="24"/>
@@ -5720,14 +5720,14 @@
         <w:spacing w:before="256" w:line="447" w:lineRule="auto"/>
         <w:ind w:left="843" w:right="1655" w:firstLine="7"/>
         <w:rPr>
-          <w:rFonts w:ascii="Times" w:eastAsia="Times" w:hAnsi="Times" w:cs="Times"/>
-          <w:sz w:val="24"/>
-          <w:szCs w:val="24"/>
-        </w:rPr>
-      </w:pPr>
-      <w:r>
-        <w:rPr>
-          <w:rFonts w:ascii="Times" w:eastAsia="Times" w:hAnsi="Times" w:cs="Times"/>
+          <w:rFonts w:ascii="Times New Roman" w:eastAsia="Times New Roman" w:hAnsi="Times New Roman" w:cs="Times New Roman"/>
+          <w:sz w:val="24"/>
+          <w:szCs w:val="24"/>
+        </w:rPr>
+      </w:pPr>
+      <w:r>
+        <w:rPr>
+          <w:rFonts w:ascii="Times New Roman" w:eastAsia="Times New Roman" w:hAnsi="Times New Roman" w:cs="Times New Roman"/>
           <w:color w:val="000000"/>
           <w:sz w:val="24"/>
           <w:szCs w:val="24"/>
@@ -5748,15 +5748,15 @@
         <w:spacing w:before="256" w:line="223" w:lineRule="auto"/>
         <w:ind w:left="843" w:right="242"/>
         <w:rPr>
-          <w:rFonts w:ascii="Times" w:eastAsia="Times" w:hAnsi="Times" w:cs="Times"/>
-          <w:color w:val="000000"/>
-          <w:sz w:val="24"/>
-          <w:szCs w:val="24"/>
-        </w:rPr>
-      </w:pPr>
-      <w:r>
-        <w:rPr>
-          <w:rFonts w:ascii="Times" w:eastAsia="Times" w:hAnsi="Times" w:cs="Times"/>
+          <w:rFonts w:ascii="Times New Roman" w:eastAsia="Times New Roman" w:hAnsi="Times New Roman" w:cs="Times New Roman"/>
+          <w:color w:val="000000"/>
+          <w:sz w:val="24"/>
+          <w:szCs w:val="24"/>
+        </w:rPr>
+      </w:pPr>
+      <w:r>
+        <w:rPr>
+          <w:rFonts w:ascii="Times New Roman" w:eastAsia="Times New Roman" w:hAnsi="Times New Roman" w:cs="Times New Roman"/>
           <w:color w:val="000000"/>
           <w:sz w:val="24"/>
           <w:szCs w:val="24"/>
@@ -5777,14 +5777,14 @@
         <w:spacing w:line="240" w:lineRule="auto"/>
         <w:ind w:left="1210"/>
         <w:rPr>
-          <w:rFonts w:ascii="Times" w:eastAsia="Times" w:hAnsi="Times" w:cs="Times"/>
-          <w:sz w:val="24"/>
-          <w:szCs w:val="24"/>
-        </w:rPr>
-      </w:pPr>
-      <w:r>
-        <w:rPr>
-          <w:rFonts w:ascii="Times" w:eastAsia="Times" w:hAnsi="Times" w:cs="Times"/>
+          <w:rFonts w:ascii="Times New Roman" w:eastAsia="Times New Roman" w:hAnsi="Times New Roman" w:cs="Times New Roman"/>
+          <w:sz w:val="24"/>
+          <w:szCs w:val="24"/>
+        </w:rPr>
+      </w:pPr>
+      <w:r>
+        <w:rPr>
+          <w:rFonts w:ascii="Times New Roman" w:eastAsia="Times New Roman" w:hAnsi="Times New Roman" w:cs="Times New Roman"/>
           <w:sz w:val="24"/>
           <w:szCs w:val="24"/>
         </w:rPr>
@@ -5803,7 +5803,7 @@
         </w:pBdr>
         <w:spacing w:line="240" w:lineRule="auto"/>
         <w:rPr>
-          <w:rFonts w:ascii="Times" w:eastAsia="Times" w:hAnsi="Times" w:cs="Times"/>
+          <w:rFonts w:ascii="Times New Roman" w:eastAsia="Times New Roman" w:hAnsi="Times New Roman" w:cs="Times New Roman"/>
           <w:sz w:val="24"/>
           <w:szCs w:val="24"/>
         </w:rPr>
@@ -5822,15 +5822,15 @@
         <w:spacing w:line="223" w:lineRule="auto"/>
         <w:ind w:left="1202" w:right="5946" w:hanging="358"/>
         <w:rPr>
-          <w:rFonts w:ascii="Times" w:eastAsia="Times" w:hAnsi="Times" w:cs="Times"/>
-          <w:color w:val="000000"/>
-          <w:sz w:val="24"/>
-          <w:szCs w:val="24"/>
-        </w:rPr>
-      </w:pPr>
-      <w:r>
-        <w:rPr>
-          <w:rFonts w:ascii="Times" w:eastAsia="Times" w:hAnsi="Times" w:cs="Times"/>
+          <w:rFonts w:ascii="Times New Roman" w:eastAsia="Times New Roman" w:hAnsi="Times New Roman" w:cs="Times New Roman"/>
+          <w:color w:val="000000"/>
+          <w:sz w:val="24"/>
+          <w:szCs w:val="24"/>
+        </w:rPr>
+      </w:pPr>
+      <w:r>
+        <w:rPr>
+          <w:rFonts w:ascii="Times New Roman" w:eastAsia="Times New Roman" w:hAnsi="Times New Roman" w:cs="Times New Roman"/>
           <w:color w:val="000000"/>
           <w:sz w:val="24"/>
           <w:szCs w:val="24"/>
@@ -5839,7 +5839,7 @@
       </w:r>
       <w:r>
         <w:rPr>
-          <w:rFonts w:ascii="Times" w:eastAsia="Times" w:hAnsi="Times" w:cs="Times"/>
+          <w:rFonts w:ascii="Times New Roman" w:eastAsia="Times New Roman" w:hAnsi="Times New Roman" w:cs="Times New Roman"/>
           <w:sz w:val="24"/>
           <w:szCs w:val="24"/>
         </w:rPr>
@@ -5859,17 +5859,17 @@
         <w:spacing w:before="282" w:line="240" w:lineRule="auto"/>
         <w:ind w:left="842"/>
         <w:rPr>
-          <w:rFonts w:ascii="Times" w:eastAsia="Times" w:hAnsi="Times" w:cs="Times"/>
-          <w:b/>
-          <w:bCs/>
-          <w:color w:val="000000"/>
-          <w:sz w:val="24"/>
-          <w:szCs w:val="24"/>
-        </w:rPr>
-      </w:pPr>
-      <w:r>
-        <w:rPr>
-          <w:rFonts w:ascii="Times" w:eastAsia="Times" w:hAnsi="Times" w:cs="Times"/>
+          <w:rFonts w:ascii="Times New Roman" w:eastAsia="Times New Roman" w:hAnsi="Times New Roman" w:cs="Times New Roman"/>
+          <w:b/>
+          <w:bCs/>
+          <w:color w:val="000000"/>
+          <w:sz w:val="24"/>
+          <w:szCs w:val="24"/>
+        </w:rPr>
+      </w:pPr>
+      <w:r>
+        <w:rPr>
+          <w:rFonts w:ascii="Times New Roman" w:eastAsia="Times New Roman" w:hAnsi="Times New Roman" w:cs="Times New Roman"/>
           <w:b/>
           <w:bCs/>
           <w:color w:val="000000"/>
@@ -5892,7 +5892,7 @@
         <w:spacing w:before="525" w:line="223" w:lineRule="auto"/>
         <w:ind w:left="1202" w:right="5946" w:hanging="358"/>
         <w:rPr>
-          <w:rFonts w:ascii="Tinos" w:eastAsia="Tinos" w:hAnsi="Tinos" w:cs="Tinos"/>
+          <w:rFonts w:ascii="Times New Roman" w:eastAsia="Times New Roman" w:hAnsi="Times New Roman" w:cs="Times New Roman"/>
           <w:b/>
           <w:bCs/>
           <w:sz w:val="27"/>
@@ -5917,7 +5917,7 @@
         <w:ind w:right="3587"/>
         <w:jc w:val="right"/>
         <w:rPr>
-          <w:rFonts w:ascii="Tinos" w:eastAsia="Tinos" w:hAnsi="Tinos" w:cs="Tinos"/>
+          <w:rFonts w:ascii="Times New Roman" w:eastAsia="Times New Roman" w:hAnsi="Times New Roman" w:cs="Times New Roman"/>
           <w:b/>
           <w:bCs/>
           <w:sz w:val="27"/>
@@ -5939,7 +5939,7 @@
         <w:ind w:right="3587"/>
         <w:jc w:val="right"/>
         <w:rPr>
-          <w:rFonts w:ascii="Tinos" w:eastAsia="Tinos" w:hAnsi="Tinos" w:cs="Tinos"/>
+          <w:rFonts w:ascii="Times New Roman" w:eastAsia="Times New Roman" w:hAnsi="Times New Roman" w:cs="Times New Roman"/>
           <w:b/>
           <w:bCs/>
           <w:sz w:val="27"/>
@@ -5961,7 +5961,7 @@
         <w:ind w:right="3587"/>
         <w:jc w:val="right"/>
         <w:rPr>
-          <w:rFonts w:ascii="Tinos" w:eastAsia="Tinos" w:hAnsi="Tinos" w:cs="Tinos"/>
+          <w:rFonts w:ascii="Times New Roman" w:eastAsia="Times New Roman" w:hAnsi="Times New Roman" w:cs="Times New Roman"/>
           <w:b/>
           <w:bCs/>
           <w:sz w:val="27"/>
@@ -5983,7 +5983,7 @@
         <w:ind w:right="3587"/>
         <w:jc w:val="right"/>
         <w:rPr>
-          <w:rFonts w:ascii="Tinos" w:eastAsia="Tinos" w:hAnsi="Tinos" w:cs="Tinos"/>
+          <w:rFonts w:ascii="Times New Roman" w:eastAsia="Times New Roman" w:hAnsi="Times New Roman" w:cs="Times New Roman"/>
           <w:b/>
           <w:bCs/>
           <w:color w:val="000000"/>
@@ -5993,7 +5993,7 @@
       </w:pPr>
       <w:r>
         <w:rPr>
-          <w:rFonts w:ascii="Tinos" w:eastAsia="Tinos" w:hAnsi="Tinos" w:cs="Tinos"/>
+          <w:rFonts w:ascii="Times New Roman" w:eastAsia="Times New Roman" w:hAnsi="Times New Roman" w:cs="Times New Roman"/>
           <w:b/>
           <w:bCs/>
           <w:color w:val="000000"/>
@@ -6017,7 +6017,7 @@
         <w:ind w:right="3509"/>
         <w:jc w:val="right"/>
         <w:rPr>
-          <w:rFonts w:ascii="Tinos" w:eastAsia="Tinos" w:hAnsi="Tinos" w:cs="Tinos"/>
+          <w:rFonts w:ascii="Times New Roman" w:eastAsia="Times New Roman" w:hAnsi="Times New Roman" w:cs="Times New Roman"/>
           <w:b/>
           <w:bCs/>
           <w:color w:val="000000"/>
@@ -6027,7 +6027,7 @@
       </w:pPr>
       <w:r>
         <w:rPr>
-          <w:rFonts w:ascii="Tinos" w:eastAsia="Tinos" w:hAnsi="Tinos" w:cs="Tinos"/>
+          <w:rFonts w:ascii="Times New Roman" w:eastAsia="Times New Roman" w:hAnsi="Times New Roman" w:cs="Times New Roman"/>
           <w:b/>
           <w:bCs/>
           <w:color w:val="000000"/>
@@ -6051,15 +6051,15 @@
         <w:spacing w:before="282" w:line="223" w:lineRule="auto"/>
         <w:ind w:left="842" w:right="8"/>
         <w:rPr>
-          <w:rFonts w:ascii="Times" w:eastAsia="Times" w:hAnsi="Times" w:cs="Times"/>
-          <w:color w:val="000000"/>
-          <w:sz w:val="24"/>
-          <w:szCs w:val="24"/>
-        </w:rPr>
-      </w:pPr>
-      <w:r>
-        <w:rPr>
-          <w:rFonts w:ascii="Times" w:eastAsia="Times" w:hAnsi="Times" w:cs="Times"/>
+          <w:rFonts w:ascii="Times New Roman" w:eastAsia="Times New Roman" w:hAnsi="Times New Roman" w:cs="Times New Roman"/>
+          <w:color w:val="000000"/>
+          <w:sz w:val="24"/>
+          <w:szCs w:val="24"/>
+        </w:rPr>
+      </w:pPr>
+      <w:r>
+        <w:rPr>
+          <w:rFonts w:ascii="Times New Roman" w:eastAsia="Times New Roman" w:hAnsi="Times New Roman" w:cs="Times New Roman"/>
           <w:color w:val="000000"/>
           <w:sz w:val="24"/>
           <w:szCs w:val="24"/>
@@ -6080,15 +6080,15 @@
         <w:spacing w:before="273" w:line="223" w:lineRule="auto"/>
         <w:ind w:left="841" w:right="135" w:firstLine="2"/>
         <w:rPr>
-          <w:rFonts w:ascii="Times" w:eastAsia="Times" w:hAnsi="Times" w:cs="Times"/>
-          <w:color w:val="000000"/>
-          <w:sz w:val="24"/>
-          <w:szCs w:val="24"/>
-        </w:rPr>
-      </w:pPr>
-      <w:r>
-        <w:rPr>
-          <w:rFonts w:ascii="Times" w:eastAsia="Times" w:hAnsi="Times" w:cs="Times"/>
+          <w:rFonts w:ascii="Times New Roman" w:eastAsia="Times New Roman" w:hAnsi="Times New Roman" w:cs="Times New Roman"/>
+          <w:color w:val="000000"/>
+          <w:sz w:val="24"/>
+          <w:szCs w:val="24"/>
+        </w:rPr>
+      </w:pPr>
+      <w:r>
+        <w:rPr>
+          <w:rFonts w:ascii="Times New Roman" w:eastAsia="Times New Roman" w:hAnsi="Times New Roman" w:cs="Times New Roman"/>
           <w:color w:val="000000"/>
           <w:sz w:val="24"/>
           <w:szCs w:val="24"/>
@@ -6109,15 +6109,15 @@
         <w:spacing w:before="273" w:line="240" w:lineRule="auto"/>
         <w:ind w:left="866"/>
         <w:rPr>
-          <w:rFonts w:ascii="Times" w:eastAsia="Times" w:hAnsi="Times" w:cs="Times"/>
-          <w:color w:val="000000"/>
-          <w:sz w:val="24"/>
-          <w:szCs w:val="24"/>
-        </w:rPr>
-      </w:pPr>
-      <w:r>
-        <w:rPr>
-          <w:rFonts w:ascii="Times" w:eastAsia="Times" w:hAnsi="Times" w:cs="Times"/>
+          <w:rFonts w:ascii="Times New Roman" w:eastAsia="Times New Roman" w:hAnsi="Times New Roman" w:cs="Times New Roman"/>
+          <w:color w:val="000000"/>
+          <w:sz w:val="24"/>
+          <w:szCs w:val="24"/>
+        </w:rPr>
+      </w:pPr>
+      <w:r>
+        <w:rPr>
+          <w:rFonts w:ascii="Times New Roman" w:eastAsia="Times New Roman" w:hAnsi="Times New Roman" w:cs="Times New Roman"/>
           <w:color w:val="000000"/>
           <w:sz w:val="24"/>
           <w:szCs w:val="24"/>
@@ -6138,15 +6138,15 @@
         <w:spacing w:before="256" w:line="223" w:lineRule="auto"/>
         <w:ind w:left="858" w:right="48" w:hanging="11"/>
         <w:rPr>
-          <w:rFonts w:ascii="Times" w:eastAsia="Times" w:hAnsi="Times" w:cs="Times"/>
-          <w:color w:val="000000"/>
-          <w:sz w:val="24"/>
-          <w:szCs w:val="24"/>
-        </w:rPr>
-      </w:pPr>
-      <w:r>
-        <w:rPr>
-          <w:rFonts w:ascii="Times" w:eastAsia="Times" w:hAnsi="Times" w:cs="Times"/>
+          <w:rFonts w:ascii="Times New Roman" w:eastAsia="Times New Roman" w:hAnsi="Times New Roman" w:cs="Times New Roman"/>
+          <w:color w:val="000000"/>
+          <w:sz w:val="24"/>
+          <w:szCs w:val="24"/>
+        </w:rPr>
+      </w:pPr>
+      <w:r>
+        <w:rPr>
+          <w:rFonts w:ascii="Times New Roman" w:eastAsia="Times New Roman" w:hAnsi="Times New Roman" w:cs="Times New Roman"/>
           <w:color w:val="000000"/>
           <w:sz w:val="24"/>
           <w:szCs w:val="24"/>
@@ -6167,15 +6167,15 @@
         <w:spacing w:before="273" w:line="223" w:lineRule="auto"/>
         <w:ind w:left="845" w:right="1" w:firstLine="4"/>
         <w:rPr>
-          <w:rFonts w:ascii="Times" w:eastAsia="Times" w:hAnsi="Times" w:cs="Times"/>
-          <w:color w:val="000000"/>
-          <w:sz w:val="24"/>
-          <w:szCs w:val="24"/>
-        </w:rPr>
-      </w:pPr>
-      <w:r>
-        <w:rPr>
-          <w:rFonts w:ascii="Times" w:eastAsia="Times" w:hAnsi="Times" w:cs="Times"/>
+          <w:rFonts w:ascii="Times New Roman" w:eastAsia="Times New Roman" w:hAnsi="Times New Roman" w:cs="Times New Roman"/>
+          <w:color w:val="000000"/>
+          <w:sz w:val="24"/>
+          <w:szCs w:val="24"/>
+        </w:rPr>
+      </w:pPr>
+      <w:r>
+        <w:rPr>
+          <w:rFonts w:ascii="Times New Roman" w:eastAsia="Times New Roman" w:hAnsi="Times New Roman" w:cs="Times New Roman"/>
           <w:color w:val="000000"/>
           <w:sz w:val="24"/>
           <w:szCs w:val="24"/>
@@ -6196,15 +6196,15 @@
         <w:spacing w:before="273" w:line="447" w:lineRule="auto"/>
         <w:ind w:left="847" w:right="675" w:hanging="4"/>
         <w:rPr>
-          <w:rFonts w:ascii="Times" w:eastAsia="Times" w:hAnsi="Times" w:cs="Times"/>
-          <w:color w:val="000000"/>
-          <w:sz w:val="24"/>
-          <w:szCs w:val="24"/>
-        </w:rPr>
-      </w:pPr>
-      <w:r>
-        <w:rPr>
-          <w:rFonts w:ascii="Times" w:eastAsia="Times" w:hAnsi="Times" w:cs="Times"/>
+          <w:rFonts w:ascii="Times New Roman" w:eastAsia="Times New Roman" w:hAnsi="Times New Roman" w:cs="Times New Roman"/>
+          <w:color w:val="000000"/>
+          <w:sz w:val="24"/>
+          <w:szCs w:val="24"/>
+        </w:rPr>
+      </w:pPr>
+      <w:r>
+        <w:rPr>
+          <w:rFonts w:ascii="Times New Roman" w:eastAsia="Times New Roman" w:hAnsi="Times New Roman" w:cs="Times New Roman"/>
           <w:color w:val="000000"/>
           <w:sz w:val="24"/>
           <w:szCs w:val="24"/>
@@ -6225,15 +6225,15 @@
         <w:spacing w:before="49" w:line="223" w:lineRule="auto"/>
         <w:ind w:left="848" w:right="55" w:firstLine="1"/>
         <w:rPr>
-          <w:rFonts w:ascii="Times" w:eastAsia="Times" w:hAnsi="Times" w:cs="Times"/>
-          <w:color w:val="000000"/>
-          <w:sz w:val="24"/>
-          <w:szCs w:val="24"/>
-        </w:rPr>
-      </w:pPr>
-      <w:r>
-        <w:rPr>
-          <w:rFonts w:ascii="Times" w:eastAsia="Times" w:hAnsi="Times" w:cs="Times"/>
+          <w:rFonts w:ascii="Times New Roman" w:eastAsia="Times New Roman" w:hAnsi="Times New Roman" w:cs="Times New Roman"/>
+          <w:color w:val="000000"/>
+          <w:sz w:val="24"/>
+          <w:szCs w:val="24"/>
+        </w:rPr>
+      </w:pPr>
+      <w:r>
+        <w:rPr>
+          <w:rFonts w:ascii="Times New Roman" w:eastAsia="Times New Roman" w:hAnsi="Times New Roman" w:cs="Times New Roman"/>
           <w:color w:val="000000"/>
           <w:sz w:val="24"/>
           <w:szCs w:val="24"/>
@@ -6254,15 +6254,15 @@
         <w:spacing w:before="273" w:line="240" w:lineRule="auto"/>
         <w:ind w:left="844"/>
         <w:rPr>
-          <w:rFonts w:ascii="Times" w:eastAsia="Times" w:hAnsi="Times" w:cs="Times"/>
-          <w:color w:val="000000"/>
-          <w:sz w:val="24"/>
-          <w:szCs w:val="24"/>
-        </w:rPr>
-      </w:pPr>
-      <w:r>
-        <w:rPr>
-          <w:rFonts w:ascii="Times" w:eastAsia="Times" w:hAnsi="Times" w:cs="Times"/>
+          <w:rFonts w:ascii="Times New Roman" w:eastAsia="Times New Roman" w:hAnsi="Times New Roman" w:cs="Times New Roman"/>
+          <w:color w:val="000000"/>
+          <w:sz w:val="24"/>
+          <w:szCs w:val="24"/>
+        </w:rPr>
+      </w:pPr>
+      <w:r>
+        <w:rPr>
+          <w:rFonts w:ascii="Times New Roman" w:eastAsia="Times New Roman" w:hAnsi="Times New Roman" w:cs="Times New Roman"/>
           <w:color w:val="000000"/>
           <w:sz w:val="24"/>
           <w:szCs w:val="24"/>
@@ -6283,15 +6283,15 @@
         <w:spacing w:before="256" w:line="223" w:lineRule="auto"/>
         <w:ind w:left="842" w:right="182" w:firstLine="11"/>
         <w:rPr>
-          <w:rFonts w:ascii="Times" w:eastAsia="Times" w:hAnsi="Times" w:cs="Times"/>
-          <w:color w:val="000000"/>
-          <w:sz w:val="24"/>
-          <w:szCs w:val="24"/>
-        </w:rPr>
-      </w:pPr>
-      <w:r>
-        <w:rPr>
-          <w:rFonts w:ascii="Times" w:eastAsia="Times" w:hAnsi="Times" w:cs="Times"/>
+          <w:rFonts w:ascii="Times New Roman" w:eastAsia="Times New Roman" w:hAnsi="Times New Roman" w:cs="Times New Roman"/>
+          <w:color w:val="000000"/>
+          <w:sz w:val="24"/>
+          <w:szCs w:val="24"/>
+        </w:rPr>
+      </w:pPr>
+      <w:r>
+        <w:rPr>
+          <w:rFonts w:ascii="Times New Roman" w:eastAsia="Times New Roman" w:hAnsi="Times New Roman" w:cs="Times New Roman"/>
           <w:color w:val="000000"/>
           <w:sz w:val="24"/>
           <w:szCs w:val="24"/>
@@ -6312,15 +6312,15 @@
         <w:spacing w:before="273" w:line="223" w:lineRule="auto"/>
         <w:ind w:left="841" w:right="248" w:firstLine="5"/>
         <w:rPr>
-          <w:rFonts w:ascii="Times" w:eastAsia="Times" w:hAnsi="Times" w:cs="Times"/>
-          <w:color w:val="000000"/>
-          <w:sz w:val="24"/>
-          <w:szCs w:val="24"/>
-        </w:rPr>
-      </w:pPr>
-      <w:r>
-        <w:rPr>
-          <w:rFonts w:ascii="Times" w:eastAsia="Times" w:hAnsi="Times" w:cs="Times"/>
+          <w:rFonts w:ascii="Times New Roman" w:eastAsia="Times New Roman" w:hAnsi="Times New Roman" w:cs="Times New Roman"/>
+          <w:color w:val="000000"/>
+          <w:sz w:val="24"/>
+          <w:szCs w:val="24"/>
+        </w:rPr>
+      </w:pPr>
+      <w:r>
+        <w:rPr>
+          <w:rFonts w:ascii="Times New Roman" w:eastAsia="Times New Roman" w:hAnsi="Times New Roman" w:cs="Times New Roman"/>
           <w:color w:val="000000"/>
           <w:sz w:val="24"/>
           <w:szCs w:val="24"/>
@@ -6341,15 +6341,15 @@
         <w:spacing w:before="273" w:line="223" w:lineRule="auto"/>
         <w:ind w:left="848" w:right="254" w:firstLine="17"/>
         <w:rPr>
-          <w:rFonts w:ascii="Times" w:eastAsia="Times" w:hAnsi="Times" w:cs="Times"/>
-          <w:color w:val="000000"/>
-          <w:sz w:val="24"/>
-          <w:szCs w:val="24"/>
-        </w:rPr>
-      </w:pPr>
-      <w:r>
-        <w:rPr>
-          <w:rFonts w:ascii="Times" w:eastAsia="Times" w:hAnsi="Times" w:cs="Times"/>
+          <w:rFonts w:ascii="Times New Roman" w:eastAsia="Times New Roman" w:hAnsi="Times New Roman" w:cs="Times New Roman"/>
+          <w:color w:val="000000"/>
+          <w:sz w:val="24"/>
+          <w:szCs w:val="24"/>
+        </w:rPr>
+      </w:pPr>
+      <w:r>
+        <w:rPr>
+          <w:rFonts w:ascii="Times New Roman" w:eastAsia="Times New Roman" w:hAnsi="Times New Roman" w:cs="Times New Roman"/>
           <w:color w:val="000000"/>
           <w:sz w:val="24"/>
           <w:szCs w:val="24"/>
@@ -6370,15 +6370,15 @@
         <w:spacing w:before="273" w:line="223" w:lineRule="auto"/>
         <w:ind w:left="843" w:right="178" w:firstLine="23"/>
         <w:rPr>
-          <w:rFonts w:ascii="Times" w:eastAsia="Times" w:hAnsi="Times" w:cs="Times"/>
-          <w:color w:val="000000"/>
-          <w:sz w:val="24"/>
-          <w:szCs w:val="24"/>
-        </w:rPr>
-      </w:pPr>
-      <w:r>
-        <w:rPr>
-          <w:rFonts w:ascii="Times" w:eastAsia="Times" w:hAnsi="Times" w:cs="Times"/>
+          <w:rFonts w:ascii="Times New Roman" w:eastAsia="Times New Roman" w:hAnsi="Times New Roman" w:cs="Times New Roman"/>
+          <w:color w:val="000000"/>
+          <w:sz w:val="24"/>
+          <w:szCs w:val="24"/>
+        </w:rPr>
+      </w:pPr>
+      <w:r>
+        <w:rPr>
+          <w:rFonts w:ascii="Times New Roman" w:eastAsia="Times New Roman" w:hAnsi="Times New Roman" w:cs="Times New Roman"/>
           <w:color w:val="000000"/>
           <w:sz w:val="24"/>
           <w:szCs w:val="24"/>
@@ -6399,15 +6399,15 @@
         <w:spacing w:before="273" w:line="223" w:lineRule="auto"/>
         <w:ind w:left="843" w:right="581"/>
         <w:rPr>
-          <w:rFonts w:ascii="Times" w:eastAsia="Times" w:hAnsi="Times" w:cs="Times"/>
-          <w:color w:val="000000"/>
-          <w:sz w:val="24"/>
-          <w:szCs w:val="24"/>
-        </w:rPr>
-      </w:pPr>
-      <w:r>
-        <w:rPr>
-          <w:rFonts w:ascii="Times" w:eastAsia="Times" w:hAnsi="Times" w:cs="Times"/>
+          <w:rFonts w:ascii="Times New Roman" w:eastAsia="Times New Roman" w:hAnsi="Times New Roman" w:cs="Times New Roman"/>
+          <w:color w:val="000000"/>
+          <w:sz w:val="24"/>
+          <w:szCs w:val="24"/>
+        </w:rPr>
+      </w:pPr>
+      <w:r>
+        <w:rPr>
+          <w:rFonts w:ascii="Times New Roman" w:eastAsia="Times New Roman" w:hAnsi="Times New Roman" w:cs="Times New Roman"/>
           <w:color w:val="000000"/>
           <w:sz w:val="24"/>
           <w:szCs w:val="24"/>
@@ -6428,7 +6428,7 @@
         <w:spacing w:line="240" w:lineRule="auto"/>
         <w:ind w:left="847"/>
         <w:rPr>
-          <w:rFonts w:ascii="Times" w:eastAsia="Times" w:hAnsi="Times" w:cs="Times"/>
+          <w:rFonts w:ascii="Times New Roman" w:eastAsia="Times New Roman" w:hAnsi="Times New Roman" w:cs="Times New Roman"/>
           <w:b/>
           <w:bCs/>
           <w:sz w:val="24"/>
@@ -6449,7 +6449,7 @@
         <w:spacing w:line="240" w:lineRule="auto"/>
         <w:ind w:left="847"/>
         <w:rPr>
-          <w:rFonts w:ascii="Times" w:eastAsia="Times" w:hAnsi="Times" w:cs="Times"/>
+          <w:rFonts w:ascii="Times New Roman" w:eastAsia="Times New Roman" w:hAnsi="Times New Roman" w:cs="Times New Roman"/>
           <w:b/>
           <w:bCs/>
           <w:sz w:val="24"/>
@@ -6470,7 +6470,7 @@
         <w:spacing w:line="240" w:lineRule="auto"/>
         <w:ind w:left="847"/>
         <w:rPr>
-          <w:rFonts w:ascii="Times" w:eastAsia="Times" w:hAnsi="Times" w:cs="Times"/>
+          <w:rFonts w:ascii="Times New Roman" w:eastAsia="Times New Roman" w:hAnsi="Times New Roman" w:cs="Times New Roman"/>
           <w:b/>
           <w:bCs/>
           <w:sz w:val="24"/>
@@ -6491,17 +6491,17 @@
         <w:spacing w:line="240" w:lineRule="auto"/>
         <w:ind w:left="847"/>
         <w:rPr>
-          <w:rFonts w:ascii="Times" w:eastAsia="Times" w:hAnsi="Times" w:cs="Times"/>
-          <w:b/>
-          <w:bCs/>
-          <w:color w:val="000000"/>
-          <w:sz w:val="24"/>
-          <w:szCs w:val="24"/>
-        </w:rPr>
-      </w:pPr>
-      <w:r>
-        <w:rPr>
-          <w:rFonts w:ascii="Times" w:eastAsia="Times" w:hAnsi="Times" w:cs="Times"/>
+          <w:rFonts w:ascii="Times New Roman" w:eastAsia="Times New Roman" w:hAnsi="Times New Roman" w:cs="Times New Roman"/>
+          <w:b/>
+          <w:bCs/>
+          <w:color w:val="000000"/>
+          <w:sz w:val="24"/>
+          <w:szCs w:val="24"/>
+        </w:rPr>
+      </w:pPr>
+      <w:r>
+        <w:rPr>
+          <w:rFonts w:ascii="Times New Roman" w:eastAsia="Times New Roman" w:hAnsi="Times New Roman" w:cs="Times New Roman"/>
           <w:b/>
           <w:bCs/>
           <w:color w:val="000000"/>
@@ -6524,15 +6524,15 @@
         <w:spacing w:before="525" w:line="223" w:lineRule="auto"/>
         <w:ind w:left="1210" w:right="5946" w:hanging="366"/>
         <w:rPr>
-          <w:rFonts w:ascii="Times" w:eastAsia="Times" w:hAnsi="Times" w:cs="Times"/>
-          <w:color w:val="000000"/>
-          <w:sz w:val="24"/>
-          <w:szCs w:val="24"/>
-        </w:rPr>
-      </w:pPr>
-      <w:r>
-        <w:rPr>
-          <w:rFonts w:ascii="Times" w:eastAsia="Times" w:hAnsi="Times" w:cs="Times"/>
+          <w:rFonts w:ascii="Times New Roman" w:eastAsia="Times New Roman" w:hAnsi="Times New Roman" w:cs="Times New Roman"/>
+          <w:color w:val="000000"/>
+          <w:sz w:val="24"/>
+          <w:szCs w:val="24"/>
+        </w:rPr>
+      </w:pPr>
+      <w:r>
+        <w:rPr>
+          <w:rFonts w:ascii="Times New Roman" w:eastAsia="Times New Roman" w:hAnsi="Times New Roman" w:cs="Times New Roman"/>
           <w:color w:val="000000"/>
           <w:sz w:val="24"/>
           <w:szCs w:val="24"/>
@@ -6562,17 +6562,17 @@
         <w:spacing w:before="282" w:line="240" w:lineRule="auto"/>
         <w:ind w:left="847"/>
         <w:rPr>
-          <w:rFonts w:ascii="Times" w:eastAsia="Times" w:hAnsi="Times" w:cs="Times"/>
-          <w:b/>
-          <w:bCs/>
-          <w:color w:val="000000"/>
-          <w:sz w:val="24"/>
-          <w:szCs w:val="24"/>
-        </w:rPr>
-      </w:pPr>
-      <w:r>
-        <w:rPr>
-          <w:rFonts w:ascii="Times" w:eastAsia="Times" w:hAnsi="Times" w:cs="Times"/>
+          <w:rFonts w:ascii="Times New Roman" w:eastAsia="Times New Roman" w:hAnsi="Times New Roman" w:cs="Times New Roman"/>
+          <w:b/>
+          <w:bCs/>
+          <w:color w:val="000000"/>
+          <w:sz w:val="24"/>
+          <w:szCs w:val="24"/>
+        </w:rPr>
+      </w:pPr>
+      <w:r>
+        <w:rPr>
+          <w:rFonts w:ascii="Times New Roman" w:eastAsia="Times New Roman" w:hAnsi="Times New Roman" w:cs="Times New Roman"/>
           <w:b/>
           <w:bCs/>
           <w:color w:val="000000"/>
@@ -6595,15 +6595,15 @@
         <w:spacing w:before="525" w:line="223" w:lineRule="auto"/>
         <w:ind w:left="1202" w:right="5946" w:hanging="358"/>
         <w:rPr>
-          <w:rFonts w:ascii="Times" w:eastAsia="Times" w:hAnsi="Times" w:cs="Times"/>
-          <w:color w:val="000000"/>
-          <w:sz w:val="24"/>
-          <w:szCs w:val="24"/>
-        </w:rPr>
-      </w:pPr>
-      <w:r>
-        <w:rPr>
-          <w:rFonts w:ascii="Times" w:eastAsia="Times" w:hAnsi="Times" w:cs="Times"/>
+          <w:rFonts w:ascii="Times New Roman" w:eastAsia="Times New Roman" w:hAnsi="Times New Roman" w:cs="Times New Roman"/>
+          <w:color w:val="000000"/>
+          <w:sz w:val="24"/>
+          <w:szCs w:val="24"/>
+        </w:rPr>
+      </w:pPr>
+      <w:r>
+        <w:rPr>
+          <w:rFonts w:ascii="Times New Roman" w:eastAsia="Times New Roman" w:hAnsi="Times New Roman" w:cs="Times New Roman"/>
           <w:color w:val="000000"/>
           <w:sz w:val="24"/>
           <w:szCs w:val="24"/>
@@ -6632,17 +6632,17 @@
         <w:spacing w:before="282" w:line="240" w:lineRule="auto"/>
         <w:ind w:left="842"/>
         <w:rPr>
-          <w:rFonts w:ascii="Times" w:eastAsia="Times" w:hAnsi="Times" w:cs="Times"/>
-          <w:b/>
-          <w:bCs/>
-          <w:color w:val="000000"/>
-          <w:sz w:val="24"/>
-          <w:szCs w:val="24"/>
-        </w:rPr>
-      </w:pPr>
-      <w:r>
-        <w:rPr>
-          <w:rFonts w:ascii="Times" w:eastAsia="Times" w:hAnsi="Times" w:cs="Times"/>
+          <w:rFonts w:ascii="Times New Roman" w:eastAsia="Times New Roman" w:hAnsi="Times New Roman" w:cs="Times New Roman"/>
+          <w:b/>
+          <w:bCs/>
+          <w:color w:val="000000"/>
+          <w:sz w:val="24"/>
+          <w:szCs w:val="24"/>
+        </w:rPr>
+      </w:pPr>
+      <w:r>
+        <w:rPr>
+          <w:rFonts w:ascii="Times New Roman" w:eastAsia="Times New Roman" w:hAnsi="Times New Roman" w:cs="Times New Roman"/>
           <w:b/>
           <w:bCs/>
           <w:color w:val="000000"/>
@@ -6665,7 +6665,7 @@
         <w:spacing w:before="525" w:line="223" w:lineRule="auto"/>
         <w:ind w:left="1202" w:right="5946" w:hanging="358"/>
         <w:rPr>
-          <w:rFonts w:ascii="Times" w:eastAsia="Times" w:hAnsi="Times" w:cs="Times"/>
+          <w:rFonts w:ascii="Times New Roman" w:eastAsia="Times New Roman" w:hAnsi="Times New Roman" w:cs="Times New Roman"/>
           <w:color w:val="000000"/>
           <w:sz w:val="24"/>
           <w:szCs w:val="24"/>
@@ -6688,7 +6688,7 @@
         <w:spacing w:line="240" w:lineRule="auto"/>
         <w:ind w:right="3055"/>
         <w:rPr>
-          <w:rFonts w:ascii="Tinos" w:eastAsia="Tinos" w:hAnsi="Tinos" w:cs="Tinos"/>
+          <w:rFonts w:ascii="Times New Roman" w:eastAsia="Times New Roman" w:hAnsi="Times New Roman" w:cs="Times New Roman"/>
           <w:b/>
           <w:bCs/>
           <w:sz w:val="27"/>
@@ -6710,7 +6710,7 @@
         <w:ind w:right="3055"/>
         <w:jc w:val="right"/>
         <w:rPr>
-          <w:rFonts w:ascii="Tinos" w:eastAsia="Tinos" w:hAnsi="Tinos" w:cs="Tinos"/>
+          <w:rFonts w:ascii="Times New Roman" w:eastAsia="Times New Roman" w:hAnsi="Times New Roman" w:cs="Times New Roman"/>
           <w:b/>
           <w:bCs/>
           <w:sz w:val="27"/>
@@ -6732,7 +6732,7 @@
         <w:ind w:right="3055"/>
         <w:jc w:val="right"/>
         <w:rPr>
-          <w:rFonts w:ascii="Tinos" w:eastAsia="Tinos" w:hAnsi="Tinos" w:cs="Tinos"/>
+          <w:rFonts w:ascii="Times New Roman" w:eastAsia="Times New Roman" w:hAnsi="Times New Roman" w:cs="Times New Roman"/>
           <w:b/>
           <w:bCs/>
           <w:sz w:val="27"/>
@@ -6754,7 +6754,7 @@
         <w:ind w:right="3055"/>
         <w:jc w:val="right"/>
         <w:rPr>
-          <w:rFonts w:ascii="Tinos" w:eastAsia="Tinos" w:hAnsi="Tinos" w:cs="Tinos"/>
+          <w:rFonts w:ascii="Times New Roman" w:eastAsia="Times New Roman" w:hAnsi="Times New Roman" w:cs="Times New Roman"/>
           <w:b/>
           <w:bCs/>
           <w:color w:val="000000"/>
@@ -6764,7 +6764,7 @@
       </w:pPr>
       <w:r>
         <w:rPr>
-          <w:rFonts w:ascii="Tinos" w:eastAsia="Tinos" w:hAnsi="Tinos" w:cs="Tinos"/>
+          <w:rFonts w:ascii="Times New Roman" w:eastAsia="Times New Roman" w:hAnsi="Times New Roman" w:cs="Times New Roman"/>
           <w:b/>
           <w:bCs/>
           <w:color w:val="000000"/>
@@ -6787,7 +6787,7 @@
         <w:spacing w:before="282" w:line="223" w:lineRule="auto"/>
         <w:ind w:left="842" w:right="675" w:firstLine="1"/>
         <w:rPr>
-          <w:rFonts w:ascii="Times" w:eastAsia="Times" w:hAnsi="Times" w:cs="Times"/>
+          <w:rFonts w:ascii="Times New Roman" w:eastAsia="Times New Roman" w:hAnsi="Times New Roman" w:cs="Times New Roman"/>
           <w:color w:val="000000"/>
           <w:sz w:val="24"/>
           <w:szCs w:val="24"/>
@@ -6803,14 +6803,14 @@
         <w:spacing w:before="551" w:line="223" w:lineRule="auto"/>
         <w:ind w:left="843" w:right="75" w:firstLine="720"/>
         <w:rPr>
-          <w:rFonts w:ascii="Times" w:eastAsia="Times" w:hAnsi="Times" w:cs="Times"/>
-          <w:sz w:val="24"/>
-          <w:szCs w:val="24"/>
-        </w:rPr>
-      </w:pPr>
-      <w:r>
-        <w:rPr>
-          <w:rFonts w:ascii="Times" w:eastAsia="Times" w:hAnsi="Times" w:cs="Times"/>
+          <w:rFonts w:ascii="Times New Roman" w:eastAsia="Times New Roman" w:hAnsi="Times New Roman" w:cs="Times New Roman"/>
+          <w:sz w:val="24"/>
+          <w:szCs w:val="24"/>
+        </w:rPr>
+      </w:pPr>
+      <w:r>
+        <w:rPr>
+          <w:rFonts w:ascii="Times New Roman" w:eastAsia="Times New Roman" w:hAnsi="Times New Roman" w:cs="Times New Roman"/>
           <w:sz w:val="24"/>
           <w:szCs w:val="24"/>
         </w:rPr>
@@ -6823,14 +6823,14 @@
         <w:spacing w:before="551" w:line="223" w:lineRule="auto"/>
         <w:ind w:left="1563" w:right="75"/>
         <w:rPr>
-          <w:rFonts w:ascii="Times" w:eastAsia="Times" w:hAnsi="Times" w:cs="Times"/>
-          <w:sz w:val="24"/>
-          <w:szCs w:val="24"/>
-        </w:rPr>
-      </w:pPr>
-      <w:r>
-        <w:rPr>
-          <w:rFonts w:ascii="Times" w:eastAsia="Times" w:hAnsi="Times" w:cs="Times"/>
+          <w:rFonts w:ascii="Times New Roman" w:eastAsia="Times New Roman" w:hAnsi="Times New Roman" w:cs="Times New Roman"/>
+          <w:sz w:val="24"/>
+          <w:szCs w:val="24"/>
+        </w:rPr>
+      </w:pPr>
+      <w:r>
+        <w:rPr>
+          <w:rFonts w:ascii="Times New Roman" w:eastAsia="Times New Roman" w:hAnsi="Times New Roman" w:cs="Times New Roman"/>
           <w:sz w:val="24"/>
           <w:szCs w:val="24"/>
         </w:rPr>
@@ -6850,14 +6850,14 @@
         <w:spacing w:before="273" w:line="240" w:lineRule="auto"/>
         <w:ind w:left="1570"/>
         <w:rPr>
-          <w:rFonts w:ascii="Times" w:eastAsia="Times" w:hAnsi="Times" w:cs="Times"/>
-          <w:sz w:val="24"/>
-          <w:szCs w:val="24"/>
-        </w:rPr>
-      </w:pPr>
-      <w:r>
-        <w:rPr>
-          <w:rFonts w:ascii="Times" w:eastAsia="Times" w:hAnsi="Times" w:cs="Times"/>
+          <w:rFonts w:ascii="Times New Roman" w:eastAsia="Times New Roman" w:hAnsi="Times New Roman" w:cs="Times New Roman"/>
+          <w:sz w:val="24"/>
+          <w:szCs w:val="24"/>
+        </w:rPr>
+      </w:pPr>
+      <w:r>
+        <w:rPr>
+          <w:rFonts w:ascii="Times New Roman" w:eastAsia="Times New Roman" w:hAnsi="Times New Roman" w:cs="Times New Roman"/>
           <w:sz w:val="24"/>
           <w:szCs w:val="24"/>
         </w:rPr>
@@ -6877,15 +6877,15 @@
         <w:spacing w:before="256" w:line="240" w:lineRule="auto"/>
         <w:ind w:left="841"/>
         <w:rPr>
-          <w:rFonts w:ascii="Times" w:eastAsia="Times" w:hAnsi="Times" w:cs="Times"/>
-          <w:color w:val="000000"/>
-          <w:sz w:val="24"/>
-          <w:szCs w:val="24"/>
-        </w:rPr>
-      </w:pPr>
-      <w:r>
-        <w:rPr>
-          <w:rFonts w:ascii="Times" w:eastAsia="Times" w:hAnsi="Times" w:cs="Times"/>
+          <w:rFonts w:ascii="Times New Roman" w:eastAsia="Times New Roman" w:hAnsi="Times New Roman" w:cs="Times New Roman"/>
+          <w:color w:val="000000"/>
+          <w:sz w:val="24"/>
+          <w:szCs w:val="24"/>
+        </w:rPr>
+      </w:pPr>
+      <w:r>
+        <w:rPr>
+          <w:rFonts w:ascii="Times New Roman" w:eastAsia="Times New Roman" w:hAnsi="Times New Roman" w:cs="Times New Roman"/>
           <w:color w:val="000000"/>
           <w:sz w:val="24"/>
           <w:szCs w:val="24"/>
@@ -6907,17 +6907,17 @@
         <w:ind w:right="2308"/>
         <w:jc w:val="right"/>
         <w:rPr>
-          <w:rFonts w:ascii="Times" w:eastAsia="Times" w:hAnsi="Times" w:cs="Times"/>
-          <w:b/>
-          <w:bCs/>
-          <w:color w:val="000000"/>
-          <w:sz w:val="24"/>
-          <w:szCs w:val="24"/>
-        </w:rPr>
-      </w:pPr>
-      <w:r>
-        <w:rPr>
-          <w:rFonts w:ascii="Times" w:eastAsia="Times" w:hAnsi="Times" w:cs="Times"/>
+          <w:rFonts w:ascii="Times New Roman" w:eastAsia="Times New Roman" w:hAnsi="Times New Roman" w:cs="Times New Roman"/>
+          <w:b/>
+          <w:bCs/>
+          <w:color w:val="000000"/>
+          <w:sz w:val="24"/>
+          <w:szCs w:val="24"/>
+        </w:rPr>
+      </w:pPr>
+      <w:r>
+        <w:rPr>
+          <w:rFonts w:ascii="Times New Roman" w:eastAsia="Times New Roman" w:hAnsi="Times New Roman" w:cs="Times New Roman"/>
           <w:b/>
           <w:bCs/>
           <w:color w:val="000000"/>
@@ -6940,15 +6940,15 @@
         <w:spacing w:line="223" w:lineRule="auto"/>
         <w:ind w:left="846" w:right="374" w:hanging="5"/>
         <w:rPr>
-          <w:rFonts w:ascii="Times" w:eastAsia="Times" w:hAnsi="Times" w:cs="Times"/>
-          <w:color w:val="000000"/>
-          <w:sz w:val="24"/>
-          <w:szCs w:val="24"/>
-        </w:rPr>
-      </w:pPr>
-      <w:r>
-        <w:rPr>
-          <w:rFonts w:ascii="Times" w:eastAsia="Times" w:hAnsi="Times" w:cs="Times"/>
+          <w:rFonts w:ascii="Times New Roman" w:eastAsia="Times New Roman" w:hAnsi="Times New Roman" w:cs="Times New Roman"/>
+          <w:color w:val="000000"/>
+          <w:sz w:val="24"/>
+          <w:szCs w:val="24"/>
+        </w:rPr>
+      </w:pPr>
+      <w:r>
+        <w:rPr>
+          <w:rFonts w:ascii="Times New Roman" w:eastAsia="Times New Roman" w:hAnsi="Times New Roman" w:cs="Times New Roman"/>
           <w:color w:val="000000"/>
           <w:sz w:val="24"/>
           <w:szCs w:val="24"/>
@@ -6969,17 +6969,17 @@
         <w:spacing w:before="282" w:line="231" w:lineRule="auto"/>
         <w:ind w:left="843" w:right="114" w:firstLine="7"/>
         <w:rPr>
-          <w:rFonts w:ascii="Times" w:eastAsia="Times" w:hAnsi="Times" w:cs="Times"/>
-          <w:b/>
-          <w:bCs/>
-          <w:color w:val="000000"/>
-          <w:sz w:val="24"/>
-          <w:szCs w:val="24"/>
-        </w:rPr>
-      </w:pPr>
-      <w:r>
-        <w:rPr>
-          <w:rFonts w:ascii="Times" w:eastAsia="Times" w:hAnsi="Times" w:cs="Times"/>
+          <w:rFonts w:ascii="Times New Roman" w:eastAsia="Times New Roman" w:hAnsi="Times New Roman" w:cs="Times New Roman"/>
+          <w:b/>
+          <w:bCs/>
+          <w:color w:val="000000"/>
+          <w:sz w:val="24"/>
+          <w:szCs w:val="24"/>
+        </w:rPr>
+      </w:pPr>
+      <w:r>
+        <w:rPr>
+          <w:rFonts w:ascii="Times New Roman" w:eastAsia="Times New Roman" w:hAnsi="Times New Roman" w:cs="Times New Roman"/>
           <w:b/>
           <w:bCs/>
           <w:color w:val="000000"/>
@@ -7003,17 +7003,17 @@
         <w:ind w:right="3493"/>
         <w:jc w:val="right"/>
         <w:rPr>
-          <w:rFonts w:ascii="Times" w:eastAsia="Times" w:hAnsi="Times" w:cs="Times"/>
-          <w:b/>
-          <w:bCs/>
-          <w:color w:val="000000"/>
-          <w:sz w:val="24"/>
-          <w:szCs w:val="24"/>
-        </w:rPr>
-      </w:pPr>
-      <w:r>
-        <w:rPr>
-          <w:rFonts w:ascii="Times" w:eastAsia="Times" w:hAnsi="Times" w:cs="Times"/>
+          <w:rFonts w:ascii="Times New Roman" w:eastAsia="Times New Roman" w:hAnsi="Times New Roman" w:cs="Times New Roman"/>
+          <w:b/>
+          <w:bCs/>
+          <w:color w:val="000000"/>
+          <w:sz w:val="24"/>
+          <w:szCs w:val="24"/>
+        </w:rPr>
+      </w:pPr>
+      <w:r>
+        <w:rPr>
+          <w:rFonts w:ascii="Times New Roman" w:eastAsia="Times New Roman" w:hAnsi="Times New Roman" w:cs="Times New Roman"/>
           <w:b/>
           <w:bCs/>
           <w:color w:val="000000"/>
@@ -7036,15 +7036,15 @@
         <w:spacing w:line="223" w:lineRule="auto"/>
         <w:ind w:left="846" w:right="15" w:firstLine="20"/>
         <w:rPr>
-          <w:rFonts w:ascii="Times" w:eastAsia="Times" w:hAnsi="Times" w:cs="Times"/>
-          <w:color w:val="000000"/>
-          <w:sz w:val="24"/>
-          <w:szCs w:val="24"/>
-        </w:rPr>
-      </w:pPr>
-      <w:r>
-        <w:rPr>
-          <w:rFonts w:ascii="Times" w:eastAsia="Times" w:hAnsi="Times" w:cs="Times"/>
+          <w:rFonts w:ascii="Times New Roman" w:eastAsia="Times New Roman" w:hAnsi="Times New Roman" w:cs="Times New Roman"/>
+          <w:color w:val="000000"/>
+          <w:sz w:val="24"/>
+          <w:szCs w:val="24"/>
+        </w:rPr>
+      </w:pPr>
+      <w:r>
+        <w:rPr>
+          <w:rFonts w:ascii="Times New Roman" w:eastAsia="Times New Roman" w:hAnsi="Times New Roman" w:cs="Times New Roman"/>
           <w:color w:val="000000"/>
           <w:sz w:val="24"/>
           <w:szCs w:val="24"/>
@@ -7065,15 +7065,15 @@
         <w:spacing w:before="4" w:line="223" w:lineRule="auto"/>
         <w:ind w:left="843" w:right="655" w:firstLine="3"/>
         <w:rPr>
-          <w:rFonts w:ascii="Times" w:eastAsia="Times" w:hAnsi="Times" w:cs="Times"/>
-          <w:color w:val="000000"/>
-          <w:sz w:val="24"/>
-          <w:szCs w:val="24"/>
-        </w:rPr>
-      </w:pPr>
-      <w:r>
-        <w:rPr>
-          <w:rFonts w:ascii="Times" w:eastAsia="Times" w:hAnsi="Times" w:cs="Times"/>
+          <w:rFonts w:ascii="Times New Roman" w:eastAsia="Times New Roman" w:hAnsi="Times New Roman" w:cs="Times New Roman"/>
+          <w:color w:val="000000"/>
+          <w:sz w:val="24"/>
+          <w:szCs w:val="24"/>
+        </w:rPr>
+      </w:pPr>
+      <w:r>
+        <w:rPr>
+          <w:rFonts w:ascii="Times New Roman" w:eastAsia="Times New Roman" w:hAnsi="Times New Roman" w:cs="Times New Roman"/>
           <w:color w:val="000000"/>
           <w:sz w:val="24"/>
           <w:szCs w:val="24"/>
@@ -7094,15 +7094,15 @@
         <w:spacing w:before="4" w:line="223" w:lineRule="auto"/>
         <w:ind w:left="841" w:right="195" w:firstLine="9"/>
         <w:rPr>
-          <w:rFonts w:ascii="Times" w:eastAsia="Times" w:hAnsi="Times" w:cs="Times"/>
-          <w:color w:val="000000"/>
-          <w:sz w:val="24"/>
-          <w:szCs w:val="24"/>
-        </w:rPr>
-      </w:pPr>
-      <w:r>
-        <w:rPr>
-          <w:rFonts w:ascii="Times" w:eastAsia="Times" w:hAnsi="Times" w:cs="Times"/>
+          <w:rFonts w:ascii="Times New Roman" w:eastAsia="Times New Roman" w:hAnsi="Times New Roman" w:cs="Times New Roman"/>
+          <w:color w:val="000000"/>
+          <w:sz w:val="24"/>
+          <w:szCs w:val="24"/>
+        </w:rPr>
+      </w:pPr>
+      <w:r>
+        <w:rPr>
+          <w:rFonts w:ascii="Times New Roman" w:eastAsia="Times New Roman" w:hAnsi="Times New Roman" w:cs="Times New Roman"/>
           <w:color w:val="000000"/>
           <w:sz w:val="24"/>
           <w:szCs w:val="24"/>
@@ -7124,17 +7124,17 @@
         <w:ind w:right="3327"/>
         <w:jc w:val="right"/>
         <w:rPr>
-          <w:rFonts w:ascii="Times" w:eastAsia="Times" w:hAnsi="Times" w:cs="Times"/>
-          <w:b/>
-          <w:bCs/>
-          <w:color w:val="000000"/>
-          <w:sz w:val="24"/>
-          <w:szCs w:val="24"/>
-        </w:rPr>
-      </w:pPr>
-      <w:r>
-        <w:rPr>
-          <w:rFonts w:ascii="Times" w:eastAsia="Times" w:hAnsi="Times" w:cs="Times"/>
+          <w:rFonts w:ascii="Times New Roman" w:eastAsia="Times New Roman" w:hAnsi="Times New Roman" w:cs="Times New Roman"/>
+          <w:b/>
+          <w:bCs/>
+          <w:color w:val="000000"/>
+          <w:sz w:val="24"/>
+          <w:szCs w:val="24"/>
+        </w:rPr>
+      </w:pPr>
+      <w:r>
+        <w:rPr>
+          <w:rFonts w:ascii="Times New Roman" w:eastAsia="Times New Roman" w:hAnsi="Times New Roman" w:cs="Times New Roman"/>
           <w:b/>
           <w:bCs/>
           <w:color w:val="000000"/>
@@ -7158,17 +7158,17 @@
         <w:spacing w:line="227" w:lineRule="auto"/>
         <w:ind w:left="841" w:right="394" w:hanging="2"/>
         <w:rPr>
-          <w:rFonts w:ascii="Times" w:eastAsia="Times" w:hAnsi="Times" w:cs="Times"/>
-          <w:b/>
-          <w:bCs/>
-          <w:color w:val="000000"/>
-          <w:sz w:val="24"/>
-          <w:szCs w:val="24"/>
-        </w:rPr>
-      </w:pPr>
-      <w:r>
-        <w:rPr>
-          <w:rFonts w:ascii="Times" w:eastAsia="Times" w:hAnsi="Times" w:cs="Times"/>
+          <w:rFonts w:ascii="Times New Roman" w:eastAsia="Times New Roman" w:hAnsi="Times New Roman" w:cs="Times New Roman"/>
+          <w:b/>
+          <w:bCs/>
+          <w:color w:val="000000"/>
+          <w:sz w:val="24"/>
+          <w:szCs w:val="24"/>
+        </w:rPr>
+      </w:pPr>
+      <w:r>
+        <w:rPr>
+          <w:rFonts w:ascii="Times New Roman" w:eastAsia="Times New Roman" w:hAnsi="Times New Roman" w:cs="Times New Roman"/>
           <w:color w:val="000000"/>
           <w:sz w:val="24"/>
           <w:szCs w:val="24"/>
@@ -7177,7 +7177,7 @@
       </w:r>
       <w:r>
         <w:rPr>
-          <w:rFonts w:ascii="Times" w:eastAsia="Times" w:hAnsi="Times" w:cs="Times"/>
+          <w:rFonts w:ascii="Times New Roman" w:eastAsia="Times New Roman" w:hAnsi="Times New Roman" w:cs="Times New Roman"/>
           <w:b/>
           <w:bCs/>
           <w:color w:val="000000"/>
@@ -7200,15 +7200,15 @@
         <w:spacing w:before="1" w:line="240" w:lineRule="auto"/>
         <w:ind w:left="848"/>
         <w:rPr>
-          <w:rFonts w:ascii="Times" w:eastAsia="Times" w:hAnsi="Times" w:cs="Times"/>
-          <w:color w:val="000000"/>
-          <w:sz w:val="24"/>
-          <w:szCs w:val="24"/>
-        </w:rPr>
-      </w:pPr>
-      <w:r>
-        <w:rPr>
-          <w:rFonts w:ascii="Times" w:eastAsia="Times" w:hAnsi="Times" w:cs="Times"/>
+          <w:rFonts w:ascii="Times New Roman" w:eastAsia="Times New Roman" w:hAnsi="Times New Roman" w:cs="Times New Roman"/>
+          <w:color w:val="000000"/>
+          <w:sz w:val="24"/>
+          <w:szCs w:val="24"/>
+        </w:rPr>
+      </w:pPr>
+      <w:r>
+        <w:rPr>
+          <w:rFonts w:ascii="Times New Roman" w:eastAsia="Times New Roman" w:hAnsi="Times New Roman" w:cs="Times New Roman"/>
           <w:color w:val="000000"/>
           <w:sz w:val="24"/>
           <w:szCs w:val="24"/>
@@ -7229,15 +7229,15 @@
         <w:spacing w:line="223" w:lineRule="auto"/>
         <w:ind w:left="1115" w:right="124" w:hanging="275"/>
         <w:rPr>
-          <w:rFonts w:ascii="Times" w:eastAsia="Times" w:hAnsi="Times" w:cs="Times"/>
-          <w:color w:val="000000"/>
-          <w:sz w:val="24"/>
-          <w:szCs w:val="24"/>
-        </w:rPr>
-      </w:pPr>
-      <w:r>
-        <w:rPr>
-          <w:rFonts w:ascii="Times" w:eastAsia="Times" w:hAnsi="Times" w:cs="Times"/>
+          <w:rFonts w:ascii="Times New Roman" w:eastAsia="Times New Roman" w:hAnsi="Times New Roman" w:cs="Times New Roman"/>
+          <w:color w:val="000000"/>
+          <w:sz w:val="24"/>
+          <w:szCs w:val="24"/>
+        </w:rPr>
+      </w:pPr>
+      <w:r>
+        <w:rPr>
+          <w:rFonts w:ascii="Times New Roman" w:eastAsia="Times New Roman" w:hAnsi="Times New Roman" w:cs="Times New Roman"/>
           <w:color w:val="000000"/>
           <w:sz w:val="24"/>
           <w:szCs w:val="24"/>
@@ -7258,15 +7258,15 @@
         <w:spacing w:before="4" w:line="223" w:lineRule="auto"/>
         <w:ind w:left="1203" w:right="547" w:hanging="357"/>
         <w:rPr>
-          <w:rFonts w:ascii="Times" w:eastAsia="Times" w:hAnsi="Times" w:cs="Times"/>
-          <w:color w:val="000000"/>
-          <w:sz w:val="24"/>
-          <w:szCs w:val="24"/>
-        </w:rPr>
-      </w:pPr>
-      <w:r>
-        <w:rPr>
-          <w:rFonts w:ascii="Times" w:eastAsia="Times" w:hAnsi="Times" w:cs="Times"/>
+          <w:rFonts w:ascii="Times New Roman" w:eastAsia="Times New Roman" w:hAnsi="Times New Roman" w:cs="Times New Roman"/>
+          <w:color w:val="000000"/>
+          <w:sz w:val="24"/>
+          <w:szCs w:val="24"/>
+        </w:rPr>
+      </w:pPr>
+      <w:r>
+        <w:rPr>
+          <w:rFonts w:ascii="Times New Roman" w:eastAsia="Times New Roman" w:hAnsi="Times New Roman" w:cs="Times New Roman"/>
           <w:color w:val="000000"/>
           <w:sz w:val="24"/>
           <w:szCs w:val="24"/>
@@ -7287,15 +7287,15 @@
         <w:spacing w:before="4" w:line="223" w:lineRule="auto"/>
         <w:ind w:left="845" w:right="312"/>
         <w:rPr>
-          <w:rFonts w:ascii="Times" w:eastAsia="Times" w:hAnsi="Times" w:cs="Times"/>
-          <w:color w:val="000000"/>
-          <w:sz w:val="24"/>
-          <w:szCs w:val="24"/>
-        </w:rPr>
-      </w:pPr>
-      <w:r>
-        <w:rPr>
-          <w:rFonts w:ascii="Times" w:eastAsia="Times" w:hAnsi="Times" w:cs="Times"/>
+          <w:rFonts w:ascii="Times New Roman" w:eastAsia="Times New Roman" w:hAnsi="Times New Roman" w:cs="Times New Roman"/>
+          <w:color w:val="000000"/>
+          <w:sz w:val="24"/>
+          <w:szCs w:val="24"/>
+        </w:rPr>
+      </w:pPr>
+      <w:r>
+        <w:rPr>
+          <w:rFonts w:ascii="Times New Roman" w:eastAsia="Times New Roman" w:hAnsi="Times New Roman" w:cs="Times New Roman"/>
           <w:color w:val="000000"/>
           <w:sz w:val="24"/>
           <w:szCs w:val="24"/>
@@ -7316,15 +7316,15 @@
         <w:spacing w:before="4" w:line="223" w:lineRule="auto"/>
         <w:ind w:left="1115" w:right="251" w:hanging="271"/>
         <w:rPr>
-          <w:rFonts w:ascii="Times" w:eastAsia="Times" w:hAnsi="Times" w:cs="Times"/>
-          <w:color w:val="000000"/>
-          <w:sz w:val="24"/>
-          <w:szCs w:val="24"/>
-        </w:rPr>
-      </w:pPr>
-      <w:r>
-        <w:rPr>
-          <w:rFonts w:ascii="Times" w:eastAsia="Times" w:hAnsi="Times" w:cs="Times"/>
+          <w:rFonts w:ascii="Times New Roman" w:eastAsia="Times New Roman" w:hAnsi="Times New Roman" w:cs="Times New Roman"/>
+          <w:color w:val="000000"/>
+          <w:sz w:val="24"/>
+          <w:szCs w:val="24"/>
+        </w:rPr>
+      </w:pPr>
+      <w:r>
+        <w:rPr>
+          <w:rFonts w:ascii="Times New Roman" w:eastAsia="Times New Roman" w:hAnsi="Times New Roman" w:cs="Times New Roman"/>
           <w:color w:val="000000"/>
           <w:sz w:val="24"/>
           <w:szCs w:val="24"/>
@@ -7345,15 +7345,15 @@
         <w:spacing w:line="240" w:lineRule="auto"/>
         <w:ind w:left="1113"/>
         <w:rPr>
-          <w:rFonts w:ascii="Times" w:eastAsia="Times" w:hAnsi="Times" w:cs="Times"/>
-          <w:color w:val="000000"/>
-          <w:sz w:val="24"/>
-          <w:szCs w:val="24"/>
-        </w:rPr>
-      </w:pPr>
-      <w:r>
-        <w:rPr>
-          <w:rFonts w:ascii="Times" w:eastAsia="Times" w:hAnsi="Times" w:cs="Times"/>
+          <w:rFonts w:ascii="Times New Roman" w:eastAsia="Times New Roman" w:hAnsi="Times New Roman" w:cs="Times New Roman"/>
+          <w:color w:val="000000"/>
+          <w:sz w:val="24"/>
+          <w:szCs w:val="24"/>
+        </w:rPr>
+      </w:pPr>
+      <w:r>
+        <w:rPr>
+          <w:rFonts w:ascii="Times New Roman" w:eastAsia="Times New Roman" w:hAnsi="Times New Roman" w:cs="Times New Roman"/>
           <w:color w:val="000000"/>
           <w:sz w:val="24"/>
           <w:szCs w:val="24"/>
@@ -7374,15 +7374,15 @@
         <w:spacing w:line="240" w:lineRule="auto"/>
         <w:ind w:left="846"/>
         <w:rPr>
-          <w:rFonts w:ascii="Times" w:eastAsia="Times" w:hAnsi="Times" w:cs="Times"/>
-          <w:color w:val="000000"/>
-          <w:sz w:val="24"/>
-          <w:szCs w:val="24"/>
-        </w:rPr>
-      </w:pPr>
-      <w:r>
-        <w:rPr>
-          <w:rFonts w:ascii="Times" w:eastAsia="Times" w:hAnsi="Times" w:cs="Times"/>
+          <w:rFonts w:ascii="Times New Roman" w:eastAsia="Times New Roman" w:hAnsi="Times New Roman" w:cs="Times New Roman"/>
+          <w:color w:val="000000"/>
+          <w:sz w:val="24"/>
+          <w:szCs w:val="24"/>
+        </w:rPr>
+      </w:pPr>
+      <w:r>
+        <w:rPr>
+          <w:rFonts w:ascii="Times New Roman" w:eastAsia="Times New Roman" w:hAnsi="Times New Roman" w:cs="Times New Roman"/>
           <w:color w:val="000000"/>
           <w:sz w:val="24"/>
           <w:szCs w:val="24"/>
@@ -7403,15 +7403,15 @@
         <w:spacing w:line="223" w:lineRule="auto"/>
         <w:ind w:left="1115" w:right="197" w:hanging="273"/>
         <w:rPr>
-          <w:rFonts w:ascii="Times" w:eastAsia="Times" w:hAnsi="Times" w:cs="Times"/>
-          <w:color w:val="000000"/>
-          <w:sz w:val="24"/>
-          <w:szCs w:val="24"/>
-        </w:rPr>
-      </w:pPr>
-      <w:r>
-        <w:rPr>
-          <w:rFonts w:ascii="Times" w:eastAsia="Times" w:hAnsi="Times" w:cs="Times"/>
+          <w:rFonts w:ascii="Times New Roman" w:eastAsia="Times New Roman" w:hAnsi="Times New Roman" w:cs="Times New Roman"/>
+          <w:color w:val="000000"/>
+          <w:sz w:val="24"/>
+          <w:szCs w:val="24"/>
+        </w:rPr>
+      </w:pPr>
+      <w:r>
+        <w:rPr>
+          <w:rFonts w:ascii="Times New Roman" w:eastAsia="Times New Roman" w:hAnsi="Times New Roman" w:cs="Times New Roman"/>
           <w:color w:val="000000"/>
           <w:sz w:val="24"/>
           <w:szCs w:val="24"/>
@@ -7432,15 +7432,15 @@
         <w:spacing w:before="4" w:line="223" w:lineRule="auto"/>
         <w:ind w:left="1111" w:right="758" w:hanging="267"/>
         <w:rPr>
-          <w:rFonts w:ascii="Times" w:eastAsia="Times" w:hAnsi="Times" w:cs="Times"/>
-          <w:color w:val="000000"/>
-          <w:sz w:val="24"/>
-          <w:szCs w:val="24"/>
-        </w:rPr>
-      </w:pPr>
-      <w:r>
-        <w:rPr>
-          <w:rFonts w:ascii="Times" w:eastAsia="Times" w:hAnsi="Times" w:cs="Times"/>
+          <w:rFonts w:ascii="Times New Roman" w:eastAsia="Times New Roman" w:hAnsi="Times New Roman" w:cs="Times New Roman"/>
+          <w:color w:val="000000"/>
+          <w:sz w:val="24"/>
+          <w:szCs w:val="24"/>
+        </w:rPr>
+      </w:pPr>
+      <w:r>
+        <w:rPr>
+          <w:rFonts w:ascii="Times New Roman" w:eastAsia="Times New Roman" w:hAnsi="Times New Roman" w:cs="Times New Roman"/>
           <w:color w:val="000000"/>
           <w:sz w:val="24"/>
           <w:szCs w:val="24"/>
@@ -7461,15 +7461,15 @@
         <w:spacing w:before="4" w:line="223" w:lineRule="auto"/>
         <w:ind w:left="1113" w:right="58" w:hanging="289"/>
         <w:rPr>
-          <w:rFonts w:ascii="Times" w:eastAsia="Times" w:hAnsi="Times" w:cs="Times"/>
-          <w:color w:val="000000"/>
-          <w:sz w:val="24"/>
-          <w:szCs w:val="24"/>
-        </w:rPr>
-      </w:pPr>
-      <w:r>
-        <w:rPr>
-          <w:rFonts w:ascii="Times" w:eastAsia="Times" w:hAnsi="Times" w:cs="Times"/>
+          <w:rFonts w:ascii="Times New Roman" w:eastAsia="Times New Roman" w:hAnsi="Times New Roman" w:cs="Times New Roman"/>
+          <w:color w:val="000000"/>
+          <w:sz w:val="24"/>
+          <w:szCs w:val="24"/>
+        </w:rPr>
+      </w:pPr>
+      <w:r>
+        <w:rPr>
+          <w:rFonts w:ascii="Times New Roman" w:eastAsia="Times New Roman" w:hAnsi="Times New Roman" w:cs="Times New Roman"/>
           <w:color w:val="000000"/>
           <w:sz w:val="24"/>
           <w:szCs w:val="24"/>
@@ -7490,17 +7490,17 @@
         <w:spacing w:before="282" w:line="240" w:lineRule="auto"/>
         <w:ind w:left="844"/>
         <w:rPr>
-          <w:rFonts w:ascii="Times" w:eastAsia="Times" w:hAnsi="Times" w:cs="Times"/>
-          <w:b/>
-          <w:bCs/>
-          <w:color w:val="000000"/>
-          <w:sz w:val="24"/>
-          <w:szCs w:val="24"/>
-        </w:rPr>
-      </w:pPr>
-      <w:r>
-        <w:rPr>
-          <w:rFonts w:ascii="Times" w:eastAsia="Times" w:hAnsi="Times" w:cs="Times"/>
+          <w:rFonts w:ascii="Times New Roman" w:eastAsia="Times New Roman" w:hAnsi="Times New Roman" w:cs="Times New Roman"/>
+          <w:b/>
+          <w:bCs/>
+          <w:color w:val="000000"/>
+          <w:sz w:val="24"/>
+          <w:szCs w:val="24"/>
+        </w:rPr>
+      </w:pPr>
+      <w:r>
+        <w:rPr>
+          <w:rFonts w:ascii="Times New Roman" w:eastAsia="Times New Roman" w:hAnsi="Times New Roman" w:cs="Times New Roman"/>
           <w:b/>
           <w:bCs/>
           <w:color w:val="000000"/>
@@ -7523,15 +7523,15 @@
         <w:spacing w:line="223" w:lineRule="auto"/>
         <w:ind w:left="1206" w:right="388" w:hanging="357"/>
         <w:rPr>
-          <w:rFonts w:ascii="Times" w:eastAsia="Times" w:hAnsi="Times" w:cs="Times"/>
-          <w:color w:val="000000"/>
-          <w:sz w:val="24"/>
-          <w:szCs w:val="24"/>
-        </w:rPr>
-      </w:pPr>
-      <w:r>
-        <w:rPr>
-          <w:rFonts w:ascii="Times" w:eastAsia="Times" w:hAnsi="Times" w:cs="Times"/>
+          <w:rFonts w:ascii="Times New Roman" w:eastAsia="Times New Roman" w:hAnsi="Times New Roman" w:cs="Times New Roman"/>
+          <w:color w:val="000000"/>
+          <w:sz w:val="24"/>
+          <w:szCs w:val="24"/>
+        </w:rPr>
+      </w:pPr>
+      <w:r>
+        <w:rPr>
+          <w:rFonts w:ascii="Times New Roman" w:eastAsia="Times New Roman" w:hAnsi="Times New Roman" w:cs="Times New Roman"/>
           <w:color w:val="000000"/>
           <w:sz w:val="24"/>
           <w:szCs w:val="24"/>
@@ -7552,17 +7552,17 @@
         <w:spacing w:before="13" w:line="230" w:lineRule="auto"/>
         <w:ind w:left="1110" w:right="898" w:firstLine="3"/>
         <w:rPr>
-          <w:rFonts w:ascii="Times" w:eastAsia="Times" w:hAnsi="Times" w:cs="Times"/>
-          <w:b/>
-          <w:bCs/>
-          <w:color w:val="000000"/>
-          <w:sz w:val="24"/>
-          <w:szCs w:val="24"/>
-        </w:rPr>
-      </w:pPr>
-      <w:r>
-        <w:rPr>
-          <w:rFonts w:ascii="Times" w:eastAsia="Times" w:hAnsi="Times" w:cs="Times"/>
+          <w:rFonts w:ascii="Times New Roman" w:eastAsia="Times New Roman" w:hAnsi="Times New Roman" w:cs="Times New Roman"/>
+          <w:b/>
+          <w:bCs/>
+          <w:color w:val="000000"/>
+          <w:sz w:val="24"/>
+          <w:szCs w:val="24"/>
+        </w:rPr>
+      </w:pPr>
+      <w:r>
+        <w:rPr>
+          <w:rFonts w:ascii="Times New Roman" w:eastAsia="Times New Roman" w:hAnsi="Times New Roman" w:cs="Times New Roman"/>
           <w:b/>
           <w:bCs/>
           <w:color w:val="000000"/>
@@ -7585,15 +7585,15 @@
         <w:spacing w:line="223" w:lineRule="auto"/>
         <w:ind w:left="1113" w:right="66"/>
         <w:rPr>
-          <w:rFonts w:ascii="Times" w:eastAsia="Times" w:hAnsi="Times" w:cs="Times"/>
-          <w:color w:val="000000"/>
-          <w:sz w:val="24"/>
-          <w:szCs w:val="24"/>
-        </w:rPr>
-      </w:pPr>
-      <w:r>
-        <w:rPr>
-          <w:rFonts w:ascii="Times" w:eastAsia="Times" w:hAnsi="Times" w:cs="Times"/>
+          <w:rFonts w:ascii="Times New Roman" w:eastAsia="Times New Roman" w:hAnsi="Times New Roman" w:cs="Times New Roman"/>
+          <w:color w:val="000000"/>
+          <w:sz w:val="24"/>
+          <w:szCs w:val="24"/>
+        </w:rPr>
+      </w:pPr>
+      <w:r>
+        <w:rPr>
+          <w:rFonts w:ascii="Times New Roman" w:eastAsia="Times New Roman" w:hAnsi="Times New Roman" w:cs="Times New Roman"/>
           <w:color w:val="000000"/>
           <w:sz w:val="24"/>
           <w:szCs w:val="24"/>
@@ -7614,15 +7614,15 @@
         <w:spacing w:before="4" w:line="240" w:lineRule="auto"/>
         <w:ind w:left="840"/>
         <w:rPr>
-          <w:rFonts w:ascii="Times" w:eastAsia="Times" w:hAnsi="Times" w:cs="Times"/>
-          <w:color w:val="000000"/>
-          <w:sz w:val="24"/>
-          <w:szCs w:val="24"/>
-        </w:rPr>
-      </w:pPr>
-      <w:r>
-        <w:rPr>
-          <w:rFonts w:ascii="Times" w:eastAsia="Times" w:hAnsi="Times" w:cs="Times"/>
+          <w:rFonts w:ascii="Times New Roman" w:eastAsia="Times New Roman" w:hAnsi="Times New Roman" w:cs="Times New Roman"/>
+          <w:color w:val="000000"/>
+          <w:sz w:val="24"/>
+          <w:szCs w:val="24"/>
+        </w:rPr>
+      </w:pPr>
+      <w:r>
+        <w:rPr>
+          <w:rFonts w:ascii="Times New Roman" w:eastAsia="Times New Roman" w:hAnsi="Times New Roman" w:cs="Times New Roman"/>
           <w:color w:val="000000"/>
           <w:sz w:val="24"/>
           <w:szCs w:val="24"/>
@@ -7643,15 +7643,15 @@
         <w:spacing w:line="223" w:lineRule="auto"/>
         <w:ind w:left="1116" w:right="12" w:hanging="270"/>
         <w:rPr>
-          <w:rFonts w:ascii="Times" w:eastAsia="Times" w:hAnsi="Times" w:cs="Times"/>
-          <w:color w:val="000000"/>
-          <w:sz w:val="24"/>
-          <w:szCs w:val="24"/>
-        </w:rPr>
-      </w:pPr>
-      <w:r>
-        <w:rPr>
-          <w:rFonts w:ascii="Times" w:eastAsia="Times" w:hAnsi="Times" w:cs="Times"/>
+          <w:rFonts w:ascii="Times New Roman" w:eastAsia="Times New Roman" w:hAnsi="Times New Roman" w:cs="Times New Roman"/>
+          <w:color w:val="000000"/>
+          <w:sz w:val="24"/>
+          <w:szCs w:val="24"/>
+        </w:rPr>
+      </w:pPr>
+      <w:r>
+        <w:rPr>
+          <w:rFonts w:ascii="Times New Roman" w:eastAsia="Times New Roman" w:hAnsi="Times New Roman" w:cs="Times New Roman"/>
           <w:color w:val="000000"/>
           <w:sz w:val="24"/>
           <w:szCs w:val="24"/>
@@ -7672,15 +7672,15 @@
         <w:spacing w:before="4" w:line="223" w:lineRule="auto"/>
         <w:ind w:left="1111" w:right="32" w:hanging="264"/>
         <w:rPr>
-          <w:rFonts w:ascii="Times" w:eastAsia="Times" w:hAnsi="Times" w:cs="Times"/>
-          <w:color w:val="000000"/>
-          <w:sz w:val="24"/>
-          <w:szCs w:val="24"/>
-        </w:rPr>
-      </w:pPr>
-      <w:r>
-        <w:rPr>
-          <w:rFonts w:ascii="Times" w:eastAsia="Times" w:hAnsi="Times" w:cs="Times"/>
+          <w:rFonts w:ascii="Times New Roman" w:eastAsia="Times New Roman" w:hAnsi="Times New Roman" w:cs="Times New Roman"/>
+          <w:color w:val="000000"/>
+          <w:sz w:val="24"/>
+          <w:szCs w:val="24"/>
+        </w:rPr>
+      </w:pPr>
+      <w:r>
+        <w:rPr>
+          <w:rFonts w:ascii="Times New Roman" w:eastAsia="Times New Roman" w:hAnsi="Times New Roman" w:cs="Times New Roman"/>
           <w:color w:val="000000"/>
           <w:sz w:val="24"/>
           <w:szCs w:val="24"/>
@@ -7701,7 +7701,7 @@
         <w:spacing w:before="282" w:line="240" w:lineRule="auto"/>
         <w:ind w:left="847"/>
         <w:rPr>
-          <w:rFonts w:ascii="Times" w:eastAsia="Times" w:hAnsi="Times" w:cs="Times"/>
+          <w:rFonts w:ascii="Times New Roman" w:eastAsia="Times New Roman" w:hAnsi="Times New Roman" w:cs="Times New Roman"/>
           <w:b/>
           <w:bCs/>
           <w:sz w:val="24"/>
@@ -7722,17 +7722,17 @@
         <w:spacing w:before="282" w:line="240" w:lineRule="auto"/>
         <w:ind w:left="847"/>
         <w:rPr>
-          <w:rFonts w:ascii="Times" w:eastAsia="Times" w:hAnsi="Times" w:cs="Times"/>
-          <w:b/>
-          <w:bCs/>
-          <w:color w:val="000000"/>
-          <w:sz w:val="24"/>
-          <w:szCs w:val="24"/>
-        </w:rPr>
-      </w:pPr>
-      <w:r>
-        <w:rPr>
-          <w:rFonts w:ascii="Times" w:eastAsia="Times" w:hAnsi="Times" w:cs="Times"/>
+          <w:rFonts w:ascii="Times New Roman" w:eastAsia="Times New Roman" w:hAnsi="Times New Roman" w:cs="Times New Roman"/>
+          <w:b/>
+          <w:bCs/>
+          <w:color w:val="000000"/>
+          <w:sz w:val="24"/>
+          <w:szCs w:val="24"/>
+        </w:rPr>
+      </w:pPr>
+      <w:r>
+        <w:rPr>
+          <w:rFonts w:ascii="Times New Roman" w:eastAsia="Times New Roman" w:hAnsi="Times New Roman" w:cs="Times New Roman"/>
           <w:b/>
           <w:bCs/>
           <w:color w:val="000000"/>
@@ -7755,15 +7755,15 @@
         <w:spacing w:line="223" w:lineRule="auto"/>
         <w:ind w:left="1113" w:right="131" w:hanging="246"/>
         <w:rPr>
-          <w:rFonts w:ascii="Times" w:eastAsia="Times" w:hAnsi="Times" w:cs="Times"/>
-          <w:color w:val="000000"/>
-          <w:sz w:val="24"/>
-          <w:szCs w:val="24"/>
-        </w:rPr>
-      </w:pPr>
-      <w:r>
-        <w:rPr>
-          <w:rFonts w:ascii="Times" w:eastAsia="Times" w:hAnsi="Times" w:cs="Times"/>
+          <w:rFonts w:ascii="Times New Roman" w:eastAsia="Times New Roman" w:hAnsi="Times New Roman" w:cs="Times New Roman"/>
+          <w:color w:val="000000"/>
+          <w:sz w:val="24"/>
+          <w:szCs w:val="24"/>
+        </w:rPr>
+      </w:pPr>
+      <w:r>
+        <w:rPr>
+          <w:rFonts w:ascii="Times New Roman" w:eastAsia="Times New Roman" w:hAnsi="Times New Roman" w:cs="Times New Roman"/>
           <w:color w:val="000000"/>
           <w:sz w:val="24"/>
           <w:szCs w:val="24"/>
@@ -7784,15 +7784,15 @@
         <w:spacing w:before="4" w:line="223" w:lineRule="auto"/>
         <w:ind w:left="1113" w:right="51" w:hanging="265"/>
         <w:rPr>
-          <w:rFonts w:ascii="Times" w:eastAsia="Times" w:hAnsi="Times" w:cs="Times"/>
-          <w:color w:val="000000"/>
-          <w:sz w:val="24"/>
-          <w:szCs w:val="24"/>
-        </w:rPr>
-      </w:pPr>
-      <w:r>
-        <w:rPr>
-          <w:rFonts w:ascii="Times" w:eastAsia="Times" w:hAnsi="Times" w:cs="Times"/>
+          <w:rFonts w:ascii="Times New Roman" w:eastAsia="Times New Roman" w:hAnsi="Times New Roman" w:cs="Times New Roman"/>
+          <w:color w:val="000000"/>
+          <w:sz w:val="24"/>
+          <w:szCs w:val="24"/>
+        </w:rPr>
+      </w:pPr>
+      <w:r>
+        <w:rPr>
+          <w:rFonts w:ascii="Times New Roman" w:eastAsia="Times New Roman" w:hAnsi="Times New Roman" w:cs="Times New Roman"/>
           <w:color w:val="000000"/>
           <w:sz w:val="24"/>
           <w:szCs w:val="24"/>
@@ -7813,17 +7813,17 @@
         <w:spacing w:before="282" w:line="223" w:lineRule="auto"/>
         <w:ind w:left="843" w:right="334" w:firstLine="1032"/>
         <w:rPr>
-          <w:rFonts w:ascii="Times" w:eastAsia="Times" w:hAnsi="Times" w:cs="Times"/>
-          <w:b/>
-          <w:bCs/>
-          <w:color w:val="000000"/>
-          <w:sz w:val="24"/>
-          <w:szCs w:val="24"/>
-        </w:rPr>
-      </w:pPr>
-      <w:r>
-        <w:rPr>
-          <w:rFonts w:ascii="Times" w:eastAsia="Times" w:hAnsi="Times" w:cs="Times"/>
+          <w:rFonts w:ascii="Times New Roman" w:eastAsia="Times New Roman" w:hAnsi="Times New Roman" w:cs="Times New Roman"/>
+          <w:b/>
+          <w:bCs/>
+          <w:color w:val="000000"/>
+          <w:sz w:val="24"/>
+          <w:szCs w:val="24"/>
+        </w:rPr>
+      </w:pPr>
+      <w:r>
+        <w:rPr>
+          <w:rFonts w:ascii="Times New Roman" w:eastAsia="Times New Roman" w:hAnsi="Times New Roman" w:cs="Times New Roman"/>
           <w:b/>
           <w:bCs/>
           <w:color w:val="000000"/>
@@ -7846,15 +7846,15 @@
         <w:spacing w:before="282" w:line="223" w:lineRule="auto"/>
         <w:ind w:left="843" w:right="334"/>
         <w:rPr>
-          <w:rFonts w:ascii="Times" w:eastAsia="Times" w:hAnsi="Times" w:cs="Times"/>
-          <w:color w:val="000000"/>
-          <w:sz w:val="24"/>
-          <w:szCs w:val="24"/>
-        </w:rPr>
-      </w:pPr>
-      <w:r>
-        <w:rPr>
-          <w:rFonts w:ascii="Times" w:eastAsia="Times" w:hAnsi="Times" w:cs="Times"/>
+          <w:rFonts w:ascii="Times New Roman" w:eastAsia="Times New Roman" w:hAnsi="Times New Roman" w:cs="Times New Roman"/>
+          <w:color w:val="000000"/>
+          <w:sz w:val="24"/>
+          <w:szCs w:val="24"/>
+        </w:rPr>
+      </w:pPr>
+      <w:r>
+        <w:rPr>
+          <w:rFonts w:ascii="Times New Roman" w:eastAsia="Times New Roman" w:hAnsi="Times New Roman" w:cs="Times New Roman"/>
           <w:color w:val="000000"/>
           <w:sz w:val="24"/>
           <w:szCs w:val="24"/>
@@ -7876,15 +7876,15 @@
         <w:spacing w:before="4" w:line="223" w:lineRule="auto"/>
         <w:ind w:left="844" w:right="469" w:firstLine="2"/>
         <w:rPr>
-          <w:rFonts w:ascii="Times" w:eastAsia="Times" w:hAnsi="Times" w:cs="Times"/>
-          <w:color w:val="000000"/>
-          <w:sz w:val="24"/>
-          <w:szCs w:val="24"/>
-        </w:rPr>
-      </w:pPr>
-      <w:r>
-        <w:rPr>
-          <w:rFonts w:ascii="Times" w:eastAsia="Times" w:hAnsi="Times" w:cs="Times"/>
+          <w:rFonts w:ascii="Times New Roman" w:eastAsia="Times New Roman" w:hAnsi="Times New Roman" w:cs="Times New Roman"/>
+          <w:color w:val="000000"/>
+          <w:sz w:val="24"/>
+          <w:szCs w:val="24"/>
+        </w:rPr>
+      </w:pPr>
+      <w:r>
+        <w:rPr>
+          <w:rFonts w:ascii="Times New Roman" w:eastAsia="Times New Roman" w:hAnsi="Times New Roman" w:cs="Times New Roman"/>
           <w:color w:val="000000"/>
           <w:sz w:val="24"/>
           <w:szCs w:val="24"/>
@@ -7906,17 +7906,17 @@
         <w:ind w:left="1641" w:right="794"/>
         <w:jc w:val="center"/>
         <w:rPr>
-          <w:rFonts w:ascii="Times" w:eastAsia="Times" w:hAnsi="Times" w:cs="Times"/>
-          <w:b/>
-          <w:bCs/>
-          <w:color w:val="000000"/>
-          <w:sz w:val="24"/>
-          <w:szCs w:val="24"/>
-        </w:rPr>
-      </w:pPr>
-      <w:r>
-        <w:rPr>
-          <w:rFonts w:ascii="Times" w:eastAsia="Times" w:hAnsi="Times" w:cs="Times"/>
+          <w:rFonts w:ascii="Times New Roman" w:eastAsia="Times New Roman" w:hAnsi="Times New Roman" w:cs="Times New Roman"/>
+          <w:b/>
+          <w:bCs/>
+          <w:color w:val="000000"/>
+          <w:sz w:val="24"/>
+          <w:szCs w:val="24"/>
+        </w:rPr>
+      </w:pPr>
+      <w:r>
+        <w:rPr>
+          <w:rFonts w:ascii="Times New Roman" w:eastAsia="Times New Roman" w:hAnsi="Times New Roman" w:cs="Times New Roman"/>
           <w:b/>
           <w:bCs/>
           <w:color w:val="000000"/>
@@ -7939,15 +7939,15 @@
         <w:spacing w:line="223" w:lineRule="auto"/>
         <w:ind w:left="840" w:right="285" w:firstLine="25"/>
         <w:rPr>
-          <w:rFonts w:ascii="Times" w:eastAsia="Times" w:hAnsi="Times" w:cs="Times"/>
-          <w:color w:val="000000"/>
-          <w:sz w:val="24"/>
-          <w:szCs w:val="24"/>
-        </w:rPr>
-      </w:pPr>
-      <w:r>
-        <w:rPr>
-          <w:rFonts w:ascii="Times" w:eastAsia="Times" w:hAnsi="Times" w:cs="Times"/>
+          <w:rFonts w:ascii="Times New Roman" w:eastAsia="Times New Roman" w:hAnsi="Times New Roman" w:cs="Times New Roman"/>
+          <w:color w:val="000000"/>
+          <w:sz w:val="24"/>
+          <w:szCs w:val="24"/>
+        </w:rPr>
+      </w:pPr>
+      <w:r>
+        <w:rPr>
+          <w:rFonts w:ascii="Times New Roman" w:eastAsia="Times New Roman" w:hAnsi="Times New Roman" w:cs="Times New Roman"/>
           <w:color w:val="000000"/>
           <w:sz w:val="24"/>
           <w:szCs w:val="24"/>
@@ -7968,15 +7968,15 @@
         <w:spacing w:before="4" w:line="223" w:lineRule="auto"/>
         <w:ind w:left="843" w:right="60" w:firstLine="7"/>
         <w:rPr>
-          <w:rFonts w:ascii="Times" w:eastAsia="Times" w:hAnsi="Times" w:cs="Times"/>
-          <w:color w:val="000000"/>
-          <w:sz w:val="24"/>
-          <w:szCs w:val="24"/>
-        </w:rPr>
-      </w:pPr>
-      <w:r>
-        <w:rPr>
-          <w:rFonts w:ascii="Times" w:eastAsia="Times" w:hAnsi="Times" w:cs="Times"/>
+          <w:rFonts w:ascii="Times New Roman" w:eastAsia="Times New Roman" w:hAnsi="Times New Roman" w:cs="Times New Roman"/>
+          <w:color w:val="000000"/>
+          <w:sz w:val="24"/>
+          <w:szCs w:val="24"/>
+        </w:rPr>
+      </w:pPr>
+      <w:r>
+        <w:rPr>
+          <w:rFonts w:ascii="Times New Roman" w:eastAsia="Times New Roman" w:hAnsi="Times New Roman" w:cs="Times New Roman"/>
           <w:color w:val="000000"/>
           <w:sz w:val="24"/>
           <w:szCs w:val="24"/>
@@ -7997,15 +7997,15 @@
         <w:spacing w:line="240" w:lineRule="auto"/>
         <w:ind w:left="844"/>
         <w:rPr>
-          <w:rFonts w:ascii="Times" w:eastAsia="Times" w:hAnsi="Times" w:cs="Times"/>
-          <w:color w:val="000000"/>
-          <w:sz w:val="24"/>
-          <w:szCs w:val="24"/>
-        </w:rPr>
-      </w:pPr>
-      <w:r>
-        <w:rPr>
-          <w:rFonts w:ascii="Times" w:eastAsia="Times" w:hAnsi="Times" w:cs="Times"/>
+          <w:rFonts w:ascii="Times New Roman" w:eastAsia="Times New Roman" w:hAnsi="Times New Roman" w:cs="Times New Roman"/>
+          <w:color w:val="000000"/>
+          <w:sz w:val="24"/>
+          <w:szCs w:val="24"/>
+        </w:rPr>
+      </w:pPr>
+      <w:r>
+        <w:rPr>
+          <w:rFonts w:ascii="Times New Roman" w:eastAsia="Times New Roman" w:hAnsi="Times New Roman" w:cs="Times New Roman"/>
           <w:color w:val="000000"/>
           <w:sz w:val="24"/>
           <w:szCs w:val="24"/>
@@ -8027,15 +8027,15 @@
         <w:ind w:left="840" w:right="528"/>
         <w:jc w:val="center"/>
         <w:rPr>
-          <w:rFonts w:ascii="Times" w:eastAsia="Times" w:hAnsi="Times" w:cs="Times"/>
-          <w:color w:val="000000"/>
-          <w:sz w:val="24"/>
-          <w:szCs w:val="24"/>
-        </w:rPr>
-      </w:pPr>
-      <w:r>
-        <w:rPr>
-          <w:rFonts w:ascii="Times" w:eastAsia="Times" w:hAnsi="Times" w:cs="Times"/>
+          <w:rFonts w:ascii="Times New Roman" w:eastAsia="Times New Roman" w:hAnsi="Times New Roman" w:cs="Times New Roman"/>
+          <w:color w:val="000000"/>
+          <w:sz w:val="24"/>
+          <w:szCs w:val="24"/>
+        </w:rPr>
+      </w:pPr>
+      <w:r>
+        <w:rPr>
+          <w:rFonts w:ascii="Times New Roman" w:eastAsia="Times New Roman" w:hAnsi="Times New Roman" w:cs="Times New Roman"/>
           <w:color w:val="000000"/>
           <w:sz w:val="24"/>
           <w:szCs w:val="24"/>
@@ -8056,17 +8056,17 @@
         <w:spacing w:before="282" w:line="240" w:lineRule="auto"/>
         <w:ind w:left="1563"/>
         <w:rPr>
-          <w:rFonts w:ascii="Times" w:eastAsia="Times" w:hAnsi="Times" w:cs="Times"/>
-          <w:b/>
-          <w:bCs/>
-          <w:color w:val="000000"/>
-          <w:sz w:val="24"/>
-          <w:szCs w:val="24"/>
-        </w:rPr>
-      </w:pPr>
-      <w:r>
-        <w:rPr>
-          <w:rFonts w:ascii="Times" w:eastAsia="Times" w:hAnsi="Times" w:cs="Times"/>
+          <w:rFonts w:ascii="Times New Roman" w:eastAsia="Times New Roman" w:hAnsi="Times New Roman" w:cs="Times New Roman"/>
+          <w:b/>
+          <w:bCs/>
+          <w:color w:val="000000"/>
+          <w:sz w:val="24"/>
+          <w:szCs w:val="24"/>
+        </w:rPr>
+      </w:pPr>
+      <w:r>
+        <w:rPr>
+          <w:rFonts w:ascii="Times New Roman" w:eastAsia="Times New Roman" w:hAnsi="Times New Roman" w:cs="Times New Roman"/>
           <w:b/>
           <w:bCs/>
           <w:color w:val="000000"/>
@@ -8089,15 +8089,15 @@
         <w:spacing w:line="223" w:lineRule="auto"/>
         <w:ind w:left="1561" w:firstLine="2"/>
         <w:rPr>
-          <w:rFonts w:ascii="Times" w:eastAsia="Times" w:hAnsi="Times" w:cs="Times"/>
-          <w:color w:val="000000"/>
-          <w:sz w:val="24"/>
-          <w:szCs w:val="24"/>
-        </w:rPr>
-      </w:pPr>
-      <w:r>
-        <w:rPr>
-          <w:rFonts w:ascii="Times" w:eastAsia="Times" w:hAnsi="Times" w:cs="Times"/>
+          <w:rFonts w:ascii="Times New Roman" w:eastAsia="Times New Roman" w:hAnsi="Times New Roman" w:cs="Times New Roman"/>
+          <w:color w:val="000000"/>
+          <w:sz w:val="24"/>
+          <w:szCs w:val="24"/>
+        </w:rPr>
+      </w:pPr>
+      <w:r>
+        <w:rPr>
+          <w:rFonts w:ascii="Times New Roman" w:eastAsia="Times New Roman" w:hAnsi="Times New Roman" w:cs="Times New Roman"/>
           <w:color w:val="000000"/>
           <w:sz w:val="24"/>
           <w:szCs w:val="24"/>
@@ -8118,17 +8118,17 @@
         <w:spacing w:before="282" w:line="231" w:lineRule="auto"/>
         <w:ind w:left="843" w:right="53"/>
         <w:rPr>
-          <w:rFonts w:ascii="Times" w:eastAsia="Times" w:hAnsi="Times" w:cs="Times"/>
-          <w:b/>
-          <w:bCs/>
-          <w:color w:val="000000"/>
-          <w:sz w:val="24"/>
-          <w:szCs w:val="24"/>
-        </w:rPr>
-      </w:pPr>
-      <w:r>
-        <w:rPr>
-          <w:rFonts w:ascii="Times" w:eastAsia="Times" w:hAnsi="Times" w:cs="Times"/>
+          <w:rFonts w:ascii="Times New Roman" w:eastAsia="Times New Roman" w:hAnsi="Times New Roman" w:cs="Times New Roman"/>
+          <w:b/>
+          <w:bCs/>
+          <w:color w:val="000000"/>
+          <w:sz w:val="24"/>
+          <w:szCs w:val="24"/>
+        </w:rPr>
+      </w:pPr>
+      <w:r>
+        <w:rPr>
+          <w:rFonts w:ascii="Times New Roman" w:eastAsia="Times New Roman" w:hAnsi="Times New Roman" w:cs="Times New Roman"/>
           <w:b/>
           <w:bCs/>
           <w:color w:val="000000"/>
@@ -8151,15 +8151,15 @@
         <w:spacing w:before="265" w:line="223" w:lineRule="auto"/>
         <w:ind w:left="844" w:right="188"/>
         <w:rPr>
-          <w:rFonts w:ascii="Times" w:eastAsia="Times" w:hAnsi="Times" w:cs="Times"/>
-          <w:color w:val="000000"/>
-          <w:sz w:val="24"/>
-          <w:szCs w:val="24"/>
-        </w:rPr>
-      </w:pPr>
-      <w:r>
-        <w:rPr>
-          <w:rFonts w:ascii="Times" w:eastAsia="Times" w:hAnsi="Times" w:cs="Times"/>
+          <w:rFonts w:ascii="Times New Roman" w:eastAsia="Times New Roman" w:hAnsi="Times New Roman" w:cs="Times New Roman"/>
+          <w:color w:val="000000"/>
+          <w:sz w:val="24"/>
+          <w:szCs w:val="24"/>
+        </w:rPr>
+      </w:pPr>
+      <w:r>
+        <w:rPr>
+          <w:rFonts w:ascii="Times New Roman" w:eastAsia="Times New Roman" w:hAnsi="Times New Roman" w:cs="Times New Roman"/>
           <w:color w:val="000000"/>
           <w:sz w:val="24"/>
           <w:szCs w:val="24"/>
@@ -8180,17 +8180,17 @@
         <w:spacing w:before="282" w:line="240" w:lineRule="auto"/>
         <w:ind w:left="844"/>
         <w:rPr>
-          <w:rFonts w:ascii="Times" w:eastAsia="Times" w:hAnsi="Times" w:cs="Times"/>
-          <w:b/>
-          <w:bCs/>
-          <w:color w:val="000000"/>
-          <w:sz w:val="24"/>
-          <w:szCs w:val="24"/>
-        </w:rPr>
-      </w:pPr>
-      <w:r>
-        <w:rPr>
-          <w:rFonts w:ascii="Times" w:eastAsia="Times" w:hAnsi="Times" w:cs="Times"/>
+          <w:rFonts w:ascii="Times New Roman" w:eastAsia="Times New Roman" w:hAnsi="Times New Roman" w:cs="Times New Roman"/>
+          <w:b/>
+          <w:bCs/>
+          <w:color w:val="000000"/>
+          <w:sz w:val="24"/>
+          <w:szCs w:val="24"/>
+        </w:rPr>
+      </w:pPr>
+      <w:r>
+        <w:rPr>
+          <w:rFonts w:ascii="Times New Roman" w:eastAsia="Times New Roman" w:hAnsi="Times New Roman" w:cs="Times New Roman"/>
           <w:b/>
           <w:bCs/>
           <w:color w:val="000000"/>
@@ -8213,15 +8213,15 @@
         <w:spacing w:before="525" w:line="240" w:lineRule="auto"/>
         <w:ind w:left="844"/>
         <w:rPr>
-          <w:rFonts w:ascii="Times" w:eastAsia="Times" w:hAnsi="Times" w:cs="Times"/>
-          <w:color w:val="000000"/>
-          <w:sz w:val="24"/>
-          <w:szCs w:val="24"/>
-        </w:rPr>
-      </w:pPr>
-      <w:r>
-        <w:rPr>
-          <w:rFonts w:ascii="Times" w:eastAsia="Times" w:hAnsi="Times" w:cs="Times"/>
+          <w:rFonts w:ascii="Times New Roman" w:eastAsia="Times New Roman" w:hAnsi="Times New Roman" w:cs="Times New Roman"/>
+          <w:color w:val="000000"/>
+          <w:sz w:val="24"/>
+          <w:szCs w:val="24"/>
+        </w:rPr>
+      </w:pPr>
+      <w:r>
+        <w:rPr>
+          <w:rFonts w:ascii="Times New Roman" w:eastAsia="Times New Roman" w:hAnsi="Times New Roman" w:cs="Times New Roman"/>
           <w:color w:val="000000"/>
           <w:sz w:val="24"/>
           <w:szCs w:val="24"/>
@@ -8242,7 +8242,7 @@
         <w:spacing w:line="240" w:lineRule="auto"/>
         <w:ind w:left="1202"/>
         <w:rPr>
-          <w:rFonts w:ascii="Times" w:eastAsia="Times" w:hAnsi="Times" w:cs="Times"/>
+          <w:rFonts w:ascii="Times New Roman" w:eastAsia="Times New Roman" w:hAnsi="Times New Roman" w:cs="Times New Roman"/>
           <w:color w:val="000000"/>
           <w:sz w:val="24"/>
           <w:szCs w:val="24"/>
@@ -8265,7 +8265,7 @@
         <w:spacing w:line="240" w:lineRule="auto"/>
         <w:ind w:left="847"/>
         <w:rPr>
-          <w:rFonts w:ascii="Times" w:eastAsia="Times" w:hAnsi="Times" w:cs="Times"/>
+          <w:rFonts w:ascii="Times New Roman" w:eastAsia="Times New Roman" w:hAnsi="Times New Roman" w:cs="Times New Roman"/>
           <w:b/>
           <w:bCs/>
           <w:sz w:val="24"/>
@@ -8286,7 +8286,7 @@
         <w:spacing w:line="240" w:lineRule="auto"/>
         <w:ind w:left="847"/>
         <w:rPr>
-          <w:rFonts w:ascii="Times" w:eastAsia="Times" w:hAnsi="Times" w:cs="Times"/>
+          <w:rFonts w:ascii="Times New Roman" w:eastAsia="Times New Roman" w:hAnsi="Times New Roman" w:cs="Times New Roman"/>
           <w:b/>
           <w:bCs/>
           <w:sz w:val="24"/>
@@ -8307,7 +8307,7 @@
         <w:spacing w:line="240" w:lineRule="auto"/>
         <w:ind w:left="847"/>
         <w:rPr>
-          <w:rFonts w:ascii="Times" w:eastAsia="Times" w:hAnsi="Times" w:cs="Times"/>
+          <w:rFonts w:ascii="Times New Roman" w:eastAsia="Times New Roman" w:hAnsi="Times New Roman" w:cs="Times New Roman"/>
           <w:b/>
           <w:bCs/>
           <w:sz w:val="24"/>
@@ -8328,7 +8328,7 @@
         <w:spacing w:line="240" w:lineRule="auto"/>
         <w:ind w:left="847"/>
         <w:rPr>
-          <w:rFonts w:ascii="Times" w:eastAsia="Times" w:hAnsi="Times" w:cs="Times"/>
+          <w:rFonts w:ascii="Times New Roman" w:eastAsia="Times New Roman" w:hAnsi="Times New Roman" w:cs="Times New Roman"/>
           <w:b/>
           <w:bCs/>
           <w:sz w:val="24"/>
@@ -8349,7 +8349,7 @@
         <w:spacing w:line="240" w:lineRule="auto"/>
         <w:ind w:left="847"/>
         <w:rPr>
-          <w:rFonts w:ascii="Times" w:eastAsia="Times" w:hAnsi="Times" w:cs="Times"/>
+          <w:rFonts w:ascii="Times New Roman" w:eastAsia="Times New Roman" w:hAnsi="Times New Roman" w:cs="Times New Roman"/>
           <w:b/>
           <w:bCs/>
           <w:sz w:val="24"/>
@@ -8370,7 +8370,7 @@
         <w:spacing w:line="240" w:lineRule="auto"/>
         <w:ind w:left="847"/>
         <w:rPr>
-          <w:rFonts w:ascii="Times" w:eastAsia="Times" w:hAnsi="Times" w:cs="Times"/>
+          <w:rFonts w:ascii="Times New Roman" w:eastAsia="Times New Roman" w:hAnsi="Times New Roman" w:cs="Times New Roman"/>
           <w:b/>
           <w:bCs/>
           <w:sz w:val="24"/>
@@ -8391,17 +8391,17 @@
         <w:spacing w:line="240" w:lineRule="auto"/>
         <w:ind w:left="847"/>
         <w:rPr>
-          <w:rFonts w:ascii="Times" w:eastAsia="Times" w:hAnsi="Times" w:cs="Times"/>
-          <w:b/>
-          <w:bCs/>
-          <w:color w:val="000000"/>
-          <w:sz w:val="24"/>
-          <w:szCs w:val="24"/>
-        </w:rPr>
-      </w:pPr>
-      <w:r>
-        <w:rPr>
-          <w:rFonts w:ascii="Times" w:eastAsia="Times" w:hAnsi="Times" w:cs="Times"/>
+          <w:rFonts w:ascii="Times New Roman" w:eastAsia="Times New Roman" w:hAnsi="Times New Roman" w:cs="Times New Roman"/>
+          <w:b/>
+          <w:bCs/>
+          <w:color w:val="000000"/>
+          <w:sz w:val="24"/>
+          <w:szCs w:val="24"/>
+        </w:rPr>
+      </w:pPr>
+      <w:r>
+        <w:rPr>
+          <w:rFonts w:ascii="Times New Roman" w:eastAsia="Times New Roman" w:hAnsi="Times New Roman" w:cs="Times New Roman"/>
           <w:b/>
           <w:bCs/>
           <w:color w:val="000000"/>
@@ -8424,15 +8424,15 @@
         <w:spacing w:before="525" w:line="240" w:lineRule="auto"/>
         <w:ind w:left="844"/>
         <w:rPr>
-          <w:rFonts w:ascii="Times" w:eastAsia="Times" w:hAnsi="Times" w:cs="Times"/>
-          <w:color w:val="000000"/>
-          <w:sz w:val="24"/>
-          <w:szCs w:val="24"/>
-        </w:rPr>
-      </w:pPr>
-      <w:r>
-        <w:rPr>
-          <w:rFonts w:ascii="Times" w:eastAsia="Times" w:hAnsi="Times" w:cs="Times"/>
+          <w:rFonts w:ascii="Times New Roman" w:eastAsia="Times New Roman" w:hAnsi="Times New Roman" w:cs="Times New Roman"/>
+          <w:color w:val="000000"/>
+          <w:sz w:val="24"/>
+          <w:szCs w:val="24"/>
+        </w:rPr>
+      </w:pPr>
+      <w:r>
+        <w:rPr>
+          <w:rFonts w:ascii="Times New Roman" w:eastAsia="Times New Roman" w:hAnsi="Times New Roman" w:cs="Times New Roman"/>
           <w:color w:val="000000"/>
           <w:sz w:val="24"/>
           <w:szCs w:val="24"/>
@@ -8453,14 +8453,14 @@
         <w:spacing w:line="240" w:lineRule="auto"/>
         <w:ind w:left="1210"/>
         <w:rPr>
-          <w:rFonts w:ascii="Times" w:eastAsia="Times" w:hAnsi="Times" w:cs="Times"/>
-          <w:sz w:val="24"/>
-          <w:szCs w:val="24"/>
-        </w:rPr>
-      </w:pPr>
-      <w:r>
-        <w:rPr>
-          <w:rFonts w:ascii="Times" w:eastAsia="Times" w:hAnsi="Times" w:cs="Times"/>
+          <w:rFonts w:ascii="Times New Roman" w:eastAsia="Times New Roman" w:hAnsi="Times New Roman" w:cs="Times New Roman"/>
+          <w:sz w:val="24"/>
+          <w:szCs w:val="24"/>
+        </w:rPr>
+      </w:pPr>
+      <w:r>
+        <w:rPr>
+          <w:rFonts w:ascii="Times New Roman" w:eastAsia="Times New Roman" w:hAnsi="Times New Roman" w:cs="Times New Roman"/>
           <w:sz w:val="24"/>
           <w:szCs w:val="24"/>
         </w:rPr>
@@ -8480,7 +8480,7 @@
         <w:spacing w:line="240" w:lineRule="auto"/>
         <w:ind w:left="1210"/>
         <w:rPr>
-          <w:rFonts w:ascii="Times" w:eastAsia="Times" w:hAnsi="Times" w:cs="Times"/>
+          <w:rFonts w:ascii="Times New Roman" w:eastAsia="Times New Roman" w:hAnsi="Times New Roman" w:cs="Times New Roman"/>
           <w:b/>
           <w:bCs/>
           <w:sz w:val="24"/>
@@ -8501,17 +8501,17 @@
         <w:spacing w:line="240" w:lineRule="auto"/>
         <w:ind w:firstLine="720"/>
         <w:rPr>
-          <w:rFonts w:ascii="Times" w:eastAsia="Times" w:hAnsi="Times" w:cs="Times"/>
-          <w:b/>
-          <w:bCs/>
-          <w:color w:val="000000"/>
-          <w:sz w:val="24"/>
-          <w:szCs w:val="24"/>
-        </w:rPr>
-      </w:pPr>
-      <w:r>
-        <w:rPr>
-          <w:rFonts w:ascii="Times" w:eastAsia="Times" w:hAnsi="Times" w:cs="Times"/>
+          <w:rFonts w:ascii="Times New Roman" w:eastAsia="Times New Roman" w:hAnsi="Times New Roman" w:cs="Times New Roman"/>
+          <w:b/>
+          <w:bCs/>
+          <w:color w:val="000000"/>
+          <w:sz w:val="24"/>
+          <w:szCs w:val="24"/>
+        </w:rPr>
+      </w:pPr>
+      <w:r>
+        <w:rPr>
+          <w:rFonts w:ascii="Times New Roman" w:eastAsia="Times New Roman" w:hAnsi="Times New Roman" w:cs="Times New Roman"/>
           <w:b/>
           <w:bCs/>
           <w:sz w:val="24"/>
@@ -8521,7 +8521,7 @@
       </w:r>
       <w:r>
         <w:rPr>
-          <w:rFonts w:ascii="Times" w:eastAsia="Times" w:hAnsi="Times" w:cs="Times"/>
+          <w:rFonts w:ascii="Times New Roman" w:eastAsia="Times New Roman" w:hAnsi="Times New Roman" w:cs="Times New Roman"/>
           <w:b/>
           <w:bCs/>
           <w:color w:val="000000"/>
@@ -8544,15 +8544,15 @@
         <w:spacing w:before="525" w:line="240" w:lineRule="auto"/>
         <w:ind w:left="844"/>
         <w:rPr>
-          <w:rFonts w:ascii="Times" w:eastAsia="Times" w:hAnsi="Times" w:cs="Times"/>
-          <w:color w:val="000000"/>
-          <w:sz w:val="24"/>
-          <w:szCs w:val="24"/>
-        </w:rPr>
-      </w:pPr>
-      <w:r>
-        <w:rPr>
-          <w:rFonts w:ascii="Times" w:eastAsia="Times" w:hAnsi="Times" w:cs="Times"/>
+          <w:rFonts w:ascii="Times New Roman" w:eastAsia="Times New Roman" w:hAnsi="Times New Roman" w:cs="Times New Roman"/>
+          <w:color w:val="000000"/>
+          <w:sz w:val="24"/>
+          <w:szCs w:val="24"/>
+        </w:rPr>
+      </w:pPr>
+      <w:r>
+        <w:rPr>
+          <w:rFonts w:ascii="Times New Roman" w:eastAsia="Times New Roman" w:hAnsi="Times New Roman" w:cs="Times New Roman"/>
           <w:color w:val="000000"/>
           <w:sz w:val="24"/>
           <w:szCs w:val="24"/>
@@ -8573,15 +8573,15 @@
         <w:spacing w:line="240" w:lineRule="auto"/>
         <w:ind w:left="1202"/>
         <w:rPr>
-          <w:rFonts w:ascii="Times" w:eastAsia="Times" w:hAnsi="Times" w:cs="Times"/>
-          <w:color w:val="000000"/>
-          <w:sz w:val="24"/>
-          <w:szCs w:val="24"/>
-        </w:rPr>
-      </w:pPr>
-      <w:r>
-        <w:rPr>
-          <w:rFonts w:ascii="Times" w:eastAsia="Times" w:hAnsi="Times" w:cs="Times"/>
+          <w:rFonts w:ascii="Times New Roman" w:eastAsia="Times New Roman" w:hAnsi="Times New Roman" w:cs="Times New Roman"/>
+          <w:color w:val="000000"/>
+          <w:sz w:val="24"/>
+          <w:szCs w:val="24"/>
+        </w:rPr>
+      </w:pPr>
+      <w:r>
+        <w:rPr>
+          <w:rFonts w:ascii="Times New Roman" w:eastAsia="Times New Roman" w:hAnsi="Times New Roman" w:cs="Times New Roman"/>
           <w:sz w:val="24"/>
           <w:szCs w:val="24"/>
         </w:rPr>
@@ -8602,7 +8602,7 @@
         <w:spacing w:line="240" w:lineRule="auto"/>
         <w:ind w:left="1210"/>
         <w:rPr>
-          <w:rFonts w:ascii="Times" w:eastAsia="Times" w:hAnsi="Times" w:cs="Times"/>
+          <w:rFonts w:ascii="Times New Roman" w:eastAsia="Times New Roman" w:hAnsi="Times New Roman" w:cs="Times New Roman"/>
           <w:color w:val="000000"/>
           <w:sz w:val="24"/>
           <w:szCs w:val="24"/>
@@ -8623,7 +8623,7 @@
         <w:ind w:right="3568"/>
         <w:jc w:val="right"/>
         <w:rPr>
-          <w:rFonts w:ascii="Tinos" w:eastAsia="Tinos" w:hAnsi="Tinos" w:cs="Tinos"/>
+          <w:rFonts w:ascii="Times New Roman" w:eastAsia="Times New Roman" w:hAnsi="Times New Roman" w:cs="Times New Roman"/>
           <w:b/>
           <w:bCs/>
           <w:sz w:val="27"/>
@@ -8645,7 +8645,7 @@
         <w:ind w:right="3568"/>
         <w:jc w:val="right"/>
         <w:rPr>
-          <w:rFonts w:ascii="Tinos" w:eastAsia="Tinos" w:hAnsi="Tinos" w:cs="Tinos"/>
+          <w:rFonts w:ascii="Times New Roman" w:eastAsia="Times New Roman" w:hAnsi="Times New Roman" w:cs="Times New Roman"/>
           <w:b/>
           <w:bCs/>
           <w:sz w:val="27"/>
@@ -8666,7 +8666,7 @@
         <w:spacing w:line="240" w:lineRule="auto"/>
         <w:ind w:left="3600" w:right="3568" w:firstLine="720"/>
         <w:rPr>
-          <w:rFonts w:ascii="Tinos" w:eastAsia="Tinos" w:hAnsi="Tinos" w:cs="Tinos"/>
+          <w:rFonts w:ascii="Times New Roman" w:eastAsia="Times New Roman" w:hAnsi="Times New Roman" w:cs="Times New Roman"/>
           <w:b/>
           <w:bCs/>
           <w:color w:val="000000"/>
@@ -8676,7 +8676,7 @@
       </w:pPr>
       <w:r>
         <w:rPr>
-          <w:rFonts w:ascii="Tinos" w:eastAsia="Tinos" w:hAnsi="Tinos" w:cs="Tinos"/>
+          <w:rFonts w:ascii="Times New Roman" w:eastAsia="Times New Roman" w:hAnsi="Times New Roman" w:cs="Times New Roman"/>
           <w:b/>
           <w:bCs/>
           <w:color w:val="000000"/>
@@ -8699,15 +8699,15 @@
         <w:spacing w:before="282" w:line="223" w:lineRule="auto"/>
         <w:ind w:left="843" w:right="36"/>
         <w:rPr>
-          <w:rFonts w:ascii="Times" w:eastAsia="Times" w:hAnsi="Times" w:cs="Times"/>
-          <w:color w:val="000000"/>
-          <w:sz w:val="24"/>
-          <w:szCs w:val="24"/>
-        </w:rPr>
-      </w:pPr>
-      <w:r>
-        <w:rPr>
-          <w:rFonts w:ascii="Times" w:eastAsia="Times" w:hAnsi="Times" w:cs="Times"/>
+          <w:rFonts w:ascii="Times New Roman" w:eastAsia="Times New Roman" w:hAnsi="Times New Roman" w:cs="Times New Roman"/>
+          <w:color w:val="000000"/>
+          <w:sz w:val="24"/>
+          <w:szCs w:val="24"/>
+        </w:rPr>
+      </w:pPr>
+      <w:r>
+        <w:rPr>
+          <w:rFonts w:ascii="Times New Roman" w:eastAsia="Times New Roman" w:hAnsi="Times New Roman" w:cs="Times New Roman"/>
           <w:color w:val="000000"/>
           <w:sz w:val="24"/>
           <w:szCs w:val="24"/>
@@ -8728,15 +8728,15 @@
         <w:spacing w:before="273" w:line="223" w:lineRule="auto"/>
         <w:ind w:left="844" w:right="381" w:hanging="1"/>
         <w:rPr>
-          <w:rFonts w:ascii="Times" w:eastAsia="Times" w:hAnsi="Times" w:cs="Times"/>
-          <w:color w:val="000000"/>
-          <w:sz w:val="24"/>
-          <w:szCs w:val="24"/>
-        </w:rPr>
-      </w:pPr>
-      <w:r>
-        <w:rPr>
-          <w:rFonts w:ascii="Times" w:eastAsia="Times" w:hAnsi="Times" w:cs="Times"/>
+          <w:rFonts w:ascii="Times New Roman" w:eastAsia="Times New Roman" w:hAnsi="Times New Roman" w:cs="Times New Roman"/>
+          <w:color w:val="000000"/>
+          <w:sz w:val="24"/>
+          <w:szCs w:val="24"/>
+        </w:rPr>
+      </w:pPr>
+      <w:r>
+        <w:rPr>
+          <w:rFonts w:ascii="Times New Roman" w:eastAsia="Times New Roman" w:hAnsi="Times New Roman" w:cs="Times New Roman"/>
           <w:color w:val="000000"/>
           <w:sz w:val="24"/>
           <w:szCs w:val="24"/>
@@ -8757,15 +8757,15 @@
         <w:spacing w:before="273" w:line="240" w:lineRule="auto"/>
         <w:ind w:left="844"/>
         <w:rPr>
-          <w:rFonts w:ascii="Times" w:eastAsia="Times" w:hAnsi="Times" w:cs="Times"/>
-          <w:color w:val="000000"/>
-          <w:sz w:val="24"/>
-          <w:szCs w:val="24"/>
-        </w:rPr>
-      </w:pPr>
-      <w:r>
-        <w:rPr>
-          <w:rFonts w:ascii="Times" w:eastAsia="Times" w:hAnsi="Times" w:cs="Times"/>
+          <w:rFonts w:ascii="Times New Roman" w:eastAsia="Times New Roman" w:hAnsi="Times New Roman" w:cs="Times New Roman"/>
+          <w:color w:val="000000"/>
+          <w:sz w:val="24"/>
+          <w:szCs w:val="24"/>
+        </w:rPr>
+      </w:pPr>
+      <w:r>
+        <w:rPr>
+          <w:rFonts w:ascii="Times New Roman" w:eastAsia="Times New Roman" w:hAnsi="Times New Roman" w:cs="Times New Roman"/>
           <w:color w:val="000000"/>
           <w:sz w:val="24"/>
           <w:szCs w:val="24"/>
@@ -8786,15 +8786,15 @@
         <w:spacing w:before="256" w:line="223" w:lineRule="auto"/>
         <w:ind w:left="840" w:right="8" w:firstLine="3"/>
         <w:rPr>
-          <w:rFonts w:ascii="Times" w:eastAsia="Times" w:hAnsi="Times" w:cs="Times"/>
-          <w:color w:val="000000"/>
-          <w:sz w:val="24"/>
-          <w:szCs w:val="24"/>
-        </w:rPr>
-      </w:pPr>
-      <w:r>
-        <w:rPr>
-          <w:rFonts w:ascii="Times" w:eastAsia="Times" w:hAnsi="Times" w:cs="Times"/>
+          <w:rFonts w:ascii="Times New Roman" w:eastAsia="Times New Roman" w:hAnsi="Times New Roman" w:cs="Times New Roman"/>
+          <w:color w:val="000000"/>
+          <w:sz w:val="24"/>
+          <w:szCs w:val="24"/>
+        </w:rPr>
+      </w:pPr>
+      <w:r>
+        <w:rPr>
+          <w:rFonts w:ascii="Times New Roman" w:eastAsia="Times New Roman" w:hAnsi="Times New Roman" w:cs="Times New Roman"/>
           <w:color w:val="000000"/>
           <w:sz w:val="24"/>
           <w:szCs w:val="24"/>
@@ -8815,15 +8815,15 @@
         <w:spacing w:before="273" w:line="240" w:lineRule="auto"/>
         <w:ind w:left="846"/>
         <w:rPr>
-          <w:rFonts w:ascii="Times" w:eastAsia="Times" w:hAnsi="Times" w:cs="Times"/>
-          <w:color w:val="000000"/>
-          <w:sz w:val="24"/>
-          <w:szCs w:val="24"/>
-        </w:rPr>
-      </w:pPr>
-      <w:r>
-        <w:rPr>
-          <w:rFonts w:ascii="Times" w:eastAsia="Times" w:hAnsi="Times" w:cs="Times"/>
+          <w:rFonts w:ascii="Times New Roman" w:eastAsia="Times New Roman" w:hAnsi="Times New Roman" w:cs="Times New Roman"/>
+          <w:color w:val="000000"/>
+          <w:sz w:val="24"/>
+          <w:szCs w:val="24"/>
+        </w:rPr>
+      </w:pPr>
+      <w:r>
+        <w:rPr>
+          <w:rFonts w:ascii="Times New Roman" w:eastAsia="Times New Roman" w:hAnsi="Times New Roman" w:cs="Times New Roman"/>
           <w:color w:val="000000"/>
           <w:sz w:val="24"/>
           <w:szCs w:val="24"/>
@@ -8844,15 +8844,15 @@
         <w:spacing w:before="256" w:line="223" w:lineRule="auto"/>
         <w:ind w:left="842" w:right="1010" w:firstLine="7"/>
         <w:rPr>
-          <w:rFonts w:ascii="Times" w:eastAsia="Times" w:hAnsi="Times" w:cs="Times"/>
-          <w:color w:val="000000"/>
-          <w:sz w:val="24"/>
-          <w:szCs w:val="24"/>
-        </w:rPr>
-      </w:pPr>
-      <w:r>
-        <w:rPr>
-          <w:rFonts w:ascii="Times" w:eastAsia="Times" w:hAnsi="Times" w:cs="Times"/>
+          <w:rFonts w:ascii="Times New Roman" w:eastAsia="Times New Roman" w:hAnsi="Times New Roman" w:cs="Times New Roman"/>
+          <w:color w:val="000000"/>
+          <w:sz w:val="24"/>
+          <w:szCs w:val="24"/>
+        </w:rPr>
+      </w:pPr>
+      <w:r>
+        <w:rPr>
+          <w:rFonts w:ascii="Times New Roman" w:eastAsia="Times New Roman" w:hAnsi="Times New Roman" w:cs="Times New Roman"/>
           <w:color w:val="000000"/>
           <w:sz w:val="24"/>
           <w:szCs w:val="24"/>
@@ -8873,15 +8873,15 @@
         <w:spacing w:before="4" w:line="240" w:lineRule="auto"/>
         <w:ind w:left="849"/>
         <w:rPr>
-          <w:rFonts w:ascii="Times" w:eastAsia="Times" w:hAnsi="Times" w:cs="Times"/>
-          <w:color w:val="000000"/>
-          <w:sz w:val="24"/>
-          <w:szCs w:val="24"/>
-        </w:rPr>
-      </w:pPr>
-      <w:r>
-        <w:rPr>
-          <w:rFonts w:ascii="Times" w:eastAsia="Times" w:hAnsi="Times" w:cs="Times"/>
+          <w:rFonts w:ascii="Times New Roman" w:eastAsia="Times New Roman" w:hAnsi="Times New Roman" w:cs="Times New Roman"/>
+          <w:color w:val="000000"/>
+          <w:sz w:val="24"/>
+          <w:szCs w:val="24"/>
+        </w:rPr>
+      </w:pPr>
+      <w:r>
+        <w:rPr>
+          <w:rFonts w:ascii="Times New Roman" w:eastAsia="Times New Roman" w:hAnsi="Times New Roman" w:cs="Times New Roman"/>
           <w:color w:val="000000"/>
           <w:sz w:val="24"/>
           <w:szCs w:val="24"/>
@@ -8902,15 +8902,15 @@
         <w:spacing w:line="240" w:lineRule="auto"/>
         <w:ind w:left="849"/>
         <w:rPr>
-          <w:rFonts w:ascii="Times" w:eastAsia="Times" w:hAnsi="Times" w:cs="Times"/>
-          <w:color w:val="000000"/>
-          <w:sz w:val="24"/>
-          <w:szCs w:val="24"/>
-        </w:rPr>
-      </w:pPr>
-      <w:r>
-        <w:rPr>
-          <w:rFonts w:ascii="Times" w:eastAsia="Times" w:hAnsi="Times" w:cs="Times"/>
+          <w:rFonts w:ascii="Times New Roman" w:eastAsia="Times New Roman" w:hAnsi="Times New Roman" w:cs="Times New Roman"/>
+          <w:color w:val="000000"/>
+          <w:sz w:val="24"/>
+          <w:szCs w:val="24"/>
+        </w:rPr>
+      </w:pPr>
+      <w:r>
+        <w:rPr>
+          <w:rFonts w:ascii="Times New Roman" w:eastAsia="Times New Roman" w:hAnsi="Times New Roman" w:cs="Times New Roman"/>
           <w:color w:val="000000"/>
           <w:sz w:val="24"/>
           <w:szCs w:val="24"/>
@@ -8931,15 +8931,15 @@
         <w:spacing w:line="223" w:lineRule="auto"/>
         <w:ind w:left="852" w:right="84" w:hanging="2"/>
         <w:rPr>
-          <w:rFonts w:ascii="Times" w:eastAsia="Times" w:hAnsi="Times" w:cs="Times"/>
-          <w:color w:val="000000"/>
-          <w:sz w:val="24"/>
-          <w:szCs w:val="24"/>
-        </w:rPr>
-      </w:pPr>
-      <w:r>
-        <w:rPr>
-          <w:rFonts w:ascii="Times" w:eastAsia="Times" w:hAnsi="Times" w:cs="Times"/>
+          <w:rFonts w:ascii="Times New Roman" w:eastAsia="Times New Roman" w:hAnsi="Times New Roman" w:cs="Times New Roman"/>
+          <w:color w:val="000000"/>
+          <w:sz w:val="24"/>
+          <w:szCs w:val="24"/>
+        </w:rPr>
+      </w:pPr>
+      <w:r>
+        <w:rPr>
+          <w:rFonts w:ascii="Times New Roman" w:eastAsia="Times New Roman" w:hAnsi="Times New Roman" w:cs="Times New Roman"/>
           <w:color w:val="000000"/>
           <w:sz w:val="24"/>
           <w:szCs w:val="24"/>
@@ -8960,15 +8960,15 @@
         <w:spacing w:before="273" w:line="223" w:lineRule="auto"/>
         <w:ind w:left="843" w:right="121"/>
         <w:rPr>
-          <w:rFonts w:ascii="Times" w:eastAsia="Times" w:hAnsi="Times" w:cs="Times"/>
-          <w:color w:val="000000"/>
-          <w:sz w:val="24"/>
-          <w:szCs w:val="24"/>
-        </w:rPr>
-      </w:pPr>
-      <w:r>
-        <w:rPr>
-          <w:rFonts w:ascii="Times" w:eastAsia="Times" w:hAnsi="Times" w:cs="Times"/>
+          <w:rFonts w:ascii="Times New Roman" w:eastAsia="Times New Roman" w:hAnsi="Times New Roman" w:cs="Times New Roman"/>
+          <w:color w:val="000000"/>
+          <w:sz w:val="24"/>
+          <w:szCs w:val="24"/>
+        </w:rPr>
+      </w:pPr>
+      <w:r>
+        <w:rPr>
+          <w:rFonts w:ascii="Times New Roman" w:eastAsia="Times New Roman" w:hAnsi="Times New Roman" w:cs="Times New Roman"/>
           <w:color w:val="000000"/>
           <w:sz w:val="24"/>
           <w:szCs w:val="24"/>
@@ -8989,15 +8989,15 @@
         <w:spacing w:before="273" w:line="223" w:lineRule="auto"/>
         <w:ind w:left="841" w:right="642" w:firstLine="2"/>
         <w:rPr>
-          <w:rFonts w:ascii="Times" w:eastAsia="Times" w:hAnsi="Times" w:cs="Times"/>
-          <w:color w:val="000000"/>
-          <w:sz w:val="24"/>
-          <w:szCs w:val="24"/>
-        </w:rPr>
-      </w:pPr>
-      <w:r>
-        <w:rPr>
-          <w:rFonts w:ascii="Times" w:eastAsia="Times" w:hAnsi="Times" w:cs="Times"/>
+          <w:rFonts w:ascii="Times New Roman" w:eastAsia="Times New Roman" w:hAnsi="Times New Roman" w:cs="Times New Roman"/>
+          <w:color w:val="000000"/>
+          <w:sz w:val="24"/>
+          <w:szCs w:val="24"/>
+        </w:rPr>
+      </w:pPr>
+      <w:r>
+        <w:rPr>
+          <w:rFonts w:ascii="Times New Roman" w:eastAsia="Times New Roman" w:hAnsi="Times New Roman" w:cs="Times New Roman"/>
           <w:color w:val="000000"/>
           <w:sz w:val="24"/>
           <w:szCs w:val="24"/>
